--- a/大二下/数据库实践/实践课/1位小组成员的学号_姓名_数据库原理实验 202402学期.docx
+++ b/大二下/数据库实践/实践课/1位小组成员的学号_姓名_数据库原理实验 202402学期.docx
@@ -1047,140 +1047,14 @@
     </w:p>
     <w:p>
       <w:pPr>
-        <w:ind w:left="420" w:firstLineChars="200" w:firstLine="420"/>
-        <w:jc w:val="left"/>
-      </w:pPr>
-    </w:p>
-    <w:p>
-      <w:pPr>
-        <w:ind w:left="420" w:firstLineChars="200" w:firstLine="420"/>
-        <w:jc w:val="left"/>
-      </w:pPr>
-    </w:p>
-    <w:p>
-      <w:pPr>
-        <w:ind w:left="420" w:firstLineChars="200" w:firstLine="420"/>
-        <w:jc w:val="left"/>
-      </w:pPr>
-    </w:p>
-    <w:p>
-      <w:pPr>
-        <w:ind w:left="420" w:firstLineChars="200" w:firstLine="420"/>
-        <w:jc w:val="left"/>
-      </w:pPr>
-    </w:p>
-    <w:p>
-      <w:pPr>
-        <w:ind w:left="420" w:firstLineChars="200" w:firstLine="420"/>
-        <w:jc w:val="left"/>
-      </w:pPr>
-    </w:p>
-    <w:p>
-      <w:pPr>
-        <w:ind w:left="420" w:firstLineChars="200" w:firstLine="420"/>
-        <w:jc w:val="left"/>
-      </w:pPr>
-    </w:p>
-    <w:p>
-      <w:pPr>
-        <w:ind w:left="420" w:firstLineChars="200" w:firstLine="420"/>
-        <w:jc w:val="left"/>
-      </w:pPr>
-    </w:p>
-    <w:p>
-      <w:pPr>
-        <w:ind w:left="420" w:firstLineChars="200" w:firstLine="420"/>
-        <w:jc w:val="left"/>
-      </w:pPr>
-    </w:p>
-    <w:p>
-      <w:pPr>
-        <w:ind w:left="420" w:firstLineChars="200" w:firstLine="420"/>
-        <w:jc w:val="left"/>
-      </w:pPr>
-    </w:p>
-    <w:p>
-      <w:pPr>
-        <w:ind w:left="420" w:firstLineChars="200" w:firstLine="420"/>
-        <w:jc w:val="left"/>
-      </w:pPr>
-    </w:p>
-    <w:p>
-      <w:pPr>
-        <w:ind w:left="420" w:firstLineChars="200" w:firstLine="420"/>
-        <w:jc w:val="left"/>
-      </w:pPr>
-    </w:p>
-    <w:p>
-      <w:pPr>
-        <w:ind w:left="420" w:firstLineChars="200" w:firstLine="420"/>
-        <w:jc w:val="left"/>
-      </w:pPr>
-    </w:p>
-    <w:p>
-      <w:pPr>
-        <w:ind w:left="420" w:firstLineChars="200" w:firstLine="420"/>
-        <w:jc w:val="left"/>
-      </w:pPr>
-    </w:p>
-    <w:p>
-      <w:pPr>
-        <w:ind w:left="420" w:firstLineChars="200" w:firstLine="420"/>
-        <w:jc w:val="left"/>
-      </w:pPr>
-    </w:p>
-    <w:p>
-      <w:pPr>
-        <w:ind w:left="420" w:firstLineChars="200" w:firstLine="420"/>
-        <w:jc w:val="left"/>
-      </w:pPr>
-    </w:p>
-    <w:p>
-      <w:pPr>
-        <w:ind w:left="420" w:firstLineChars="200" w:firstLine="420"/>
-        <w:jc w:val="left"/>
-      </w:pPr>
-    </w:p>
-    <w:p>
-      <w:pPr>
-        <w:ind w:left="420" w:firstLineChars="200" w:firstLine="420"/>
-        <w:jc w:val="left"/>
-      </w:pPr>
-    </w:p>
-    <w:p>
-      <w:pPr>
-        <w:ind w:left="420" w:firstLineChars="200" w:firstLine="420"/>
-        <w:jc w:val="left"/>
-      </w:pPr>
-    </w:p>
-    <w:p>
-      <w:pPr>
-        <w:ind w:left="420" w:firstLineChars="200" w:firstLine="420"/>
-        <w:jc w:val="left"/>
-      </w:pPr>
-    </w:p>
-    <w:p>
-      <w:pPr>
-        <w:ind w:left="420" w:firstLineChars="200" w:firstLine="420"/>
-        <w:jc w:val="left"/>
-      </w:pPr>
-    </w:p>
-    <w:p>
-      <w:pPr>
-        <w:ind w:left="420" w:firstLineChars="200" w:firstLine="420"/>
-        <w:jc w:val="left"/>
-      </w:pPr>
-    </w:p>
-    <w:p>
-      <w:pPr>
-        <w:ind w:left="420" w:firstLineChars="200" w:firstLine="420"/>
-        <w:jc w:val="left"/>
-      </w:pPr>
-    </w:p>
-    <w:p>
-      <w:pPr>
-        <w:ind w:firstLineChars="200" w:firstLine="643"/>
-        <w:jc w:val="center"/>
+        <w:jc w:val="left"/>
+      </w:pPr>
+      <w:r>
+        <w:br w:type="page"/>
+      </w:r>
+    </w:p>
+    <w:p>
+      <w:pPr>
         <w:rPr>
           <w:rFonts w:ascii="宋体" w:eastAsia="宋体" w:hAnsi="宋体" w:cs="宋体" w:hint="eastAsia"/>
           <w:b/>
@@ -1202,11 +1076,7 @@
           <w:szCs w:val="32"/>
         </w:rPr>
       </w:pPr>
-    </w:p>
-    <w:p>
-      <w:pPr>
-        <w:ind w:firstLineChars="200" w:firstLine="643"/>
-        <w:jc w:val="center"/>
+      <w:r>
         <w:rPr>
           <w:rFonts w:ascii="宋体" w:eastAsia="宋体" w:hAnsi="宋体" w:cs="宋体" w:hint="eastAsia"/>
           <w:b/>
@@ -1214,81 +1084,6 @@
           <w:sz w:val="32"/>
           <w:szCs w:val="32"/>
         </w:rPr>
-      </w:pPr>
-    </w:p>
-    <w:p>
-      <w:pPr>
-        <w:ind w:firstLineChars="200" w:firstLine="643"/>
-        <w:jc w:val="center"/>
-        <w:rPr>
-          <w:rFonts w:ascii="宋体" w:eastAsia="宋体" w:hAnsi="宋体" w:cs="宋体" w:hint="eastAsia"/>
-          <w:b/>
-          <w:bCs/>
-          <w:sz w:val="32"/>
-          <w:szCs w:val="32"/>
-        </w:rPr>
-      </w:pPr>
-    </w:p>
-    <w:p>
-      <w:pPr>
-        <w:ind w:firstLineChars="200" w:firstLine="643"/>
-        <w:jc w:val="center"/>
-        <w:rPr>
-          <w:rFonts w:ascii="宋体" w:eastAsia="宋体" w:hAnsi="宋体" w:cs="宋体" w:hint="eastAsia"/>
-          <w:b/>
-          <w:bCs/>
-          <w:sz w:val="32"/>
-          <w:szCs w:val="32"/>
-        </w:rPr>
-      </w:pPr>
-    </w:p>
-    <w:p>
-      <w:pPr>
-        <w:ind w:firstLineChars="200" w:firstLine="643"/>
-        <w:jc w:val="center"/>
-        <w:rPr>
-          <w:rFonts w:ascii="宋体" w:eastAsia="宋体" w:hAnsi="宋体" w:cs="宋体" w:hint="eastAsia"/>
-          <w:b/>
-          <w:bCs/>
-          <w:sz w:val="32"/>
-          <w:szCs w:val="32"/>
-        </w:rPr>
-      </w:pPr>
-    </w:p>
-    <w:p>
-      <w:pPr>
-        <w:ind w:firstLineChars="200" w:firstLine="643"/>
-        <w:jc w:val="center"/>
-        <w:rPr>
-          <w:rFonts w:ascii="宋体" w:eastAsia="宋体" w:hAnsi="宋体" w:cs="宋体" w:hint="eastAsia"/>
-          <w:b/>
-          <w:bCs/>
-          <w:sz w:val="32"/>
-          <w:szCs w:val="32"/>
-        </w:rPr>
-      </w:pPr>
-    </w:p>
-    <w:p>
-      <w:pPr>
-        <w:ind w:firstLineChars="200" w:firstLine="643"/>
-        <w:jc w:val="center"/>
-        <w:rPr>
-          <w:rFonts w:ascii="宋体" w:eastAsia="宋体" w:hAnsi="宋体" w:cs="宋体" w:hint="eastAsia"/>
-          <w:b/>
-          <w:bCs/>
-          <w:sz w:val="32"/>
-          <w:szCs w:val="32"/>
-        </w:rPr>
-      </w:pPr>
-      <w:r>
-        <w:rPr>
-          <w:rFonts w:ascii="宋体" w:eastAsia="宋体" w:hAnsi="宋体" w:cs="宋体" w:hint="eastAsia"/>
-          <w:b/>
-          <w:bCs/>
-          <w:sz w:val="32"/>
-          <w:szCs w:val="32"/>
-        </w:rPr>
-        <w:lastRenderedPageBreak/>
         <w:t>实验2：创建会员用户表</w:t>
       </w:r>
     </w:p>
@@ -1439,26 +1234,42 @@
       <w:pPr>
         <w:jc w:val="left"/>
         <w:rPr>
-          <w:rFonts w:hint="eastAsia"/>
-          <w:sz w:val="24"/>
-          <w:szCs w:val="24"/>
-        </w:rPr>
-      </w:pPr>
-      <w:r>
-        <w:rPr>
-          <w:rFonts w:hint="eastAsia"/>
-          <w:sz w:val="24"/>
-          <w:szCs w:val="24"/>
-        </w:rPr>
-        <w:t xml:space="preserve">  `username` varchar(20) NOT NULL COMMENT '</w:t>
-      </w:r>
-      <w:r>
-        <w:rPr>
-          <w:rFonts w:hint="eastAsia"/>
-          <w:sz w:val="24"/>
-          <w:szCs w:val="24"/>
-        </w:rPr>
-        <w:t>用户名</w:t>
+          <w:sz w:val="24"/>
+          <w:szCs w:val="24"/>
+        </w:rPr>
+      </w:pPr>
+      <w:r>
+        <w:rPr>
+          <w:sz w:val="24"/>
+          <w:szCs w:val="24"/>
+        </w:rPr>
+        <w:t xml:space="preserve">    id INT AUTO_INCREMENT PRIMARY KEY,</w:t>
+      </w:r>
+    </w:p>
+    <w:p>
+      <w:pPr>
+        <w:jc w:val="left"/>
+        <w:rPr>
+          <w:rFonts w:hint="eastAsia"/>
+          <w:sz w:val="24"/>
+          <w:szCs w:val="24"/>
+        </w:rPr>
+      </w:pPr>
+      <w:r>
+        <w:rPr>
+          <w:rFonts w:hint="eastAsia"/>
+          <w:sz w:val="24"/>
+          <w:szCs w:val="24"/>
+        </w:rPr>
+        <w:t xml:space="preserve">    username VARCHAR(20) NOT NULL UNIQUE COMMENT '</w:t>
+      </w:r>
+      <w:r>
+        <w:rPr>
+          <w:rFonts w:hint="eastAsia"/>
+          <w:sz w:val="24"/>
+          <w:szCs w:val="24"/>
+        </w:rPr>
+        <w:t>用户名，可使用中文</w:t>
       </w:r>
       <w:r>
         <w:rPr>
@@ -1484,7 +1295,7 @@
           <w:sz w:val="24"/>
           <w:szCs w:val="24"/>
         </w:rPr>
-        <w:t xml:space="preserve">  `mobile` char(11) NOT NULL COMMENT '</w:t>
+        <w:t xml:space="preserve">    phone CHAR(11) NOT NULL COMMENT '</w:t>
       </w:r>
       <w:r>
         <w:rPr>
@@ -1518,18 +1329,249 @@
           <w:sz w:val="24"/>
           <w:szCs w:val="24"/>
         </w:rPr>
-        <w:t xml:space="preserve">  `sex` </w:t>
-      </w:r>
-      <w:proofErr w:type="spellStart"/>
-      <w:r>
-        <w:rPr>
-          <w:rFonts w:hint="eastAsia"/>
-          <w:sz w:val="24"/>
-          <w:szCs w:val="24"/>
-        </w:rPr>
-        <w:t>enum</w:t>
-      </w:r>
-      <w:proofErr w:type="spellEnd"/>
+        <w:t xml:space="preserve">    gender ENUM('</w:t>
+      </w:r>
+      <w:r>
+        <w:rPr>
+          <w:rFonts w:hint="eastAsia"/>
+          <w:sz w:val="24"/>
+          <w:szCs w:val="24"/>
+        </w:rPr>
+        <w:t>男</w:t>
+      </w:r>
+      <w:r>
+        <w:rPr>
+          <w:rFonts w:hint="eastAsia"/>
+          <w:sz w:val="24"/>
+          <w:szCs w:val="24"/>
+        </w:rPr>
+        <w:t>', '</w:t>
+      </w:r>
+      <w:r>
+        <w:rPr>
+          <w:rFonts w:hint="eastAsia"/>
+          <w:sz w:val="24"/>
+          <w:szCs w:val="24"/>
+        </w:rPr>
+        <w:t>女</w:t>
+      </w:r>
+      <w:r>
+        <w:rPr>
+          <w:rFonts w:hint="eastAsia"/>
+          <w:sz w:val="24"/>
+          <w:szCs w:val="24"/>
+        </w:rPr>
+        <w:t>', '</w:t>
+      </w:r>
+      <w:r>
+        <w:rPr>
+          <w:rFonts w:hint="eastAsia"/>
+          <w:sz w:val="24"/>
+          <w:szCs w:val="24"/>
+        </w:rPr>
+        <w:t>保密</w:t>
+      </w:r>
+      <w:r>
+        <w:rPr>
+          <w:rFonts w:hint="eastAsia"/>
+          <w:sz w:val="24"/>
+          <w:szCs w:val="24"/>
+        </w:rPr>
+        <w:t>') DEFAULT '</w:t>
+      </w:r>
+      <w:r>
+        <w:rPr>
+          <w:rFonts w:hint="eastAsia"/>
+          <w:sz w:val="24"/>
+          <w:szCs w:val="24"/>
+        </w:rPr>
+        <w:t>保密</w:t>
+      </w:r>
+      <w:r>
+        <w:rPr>
+          <w:rFonts w:hint="eastAsia"/>
+          <w:sz w:val="24"/>
+          <w:szCs w:val="24"/>
+        </w:rPr>
+        <w:t>' COMMENT '</w:t>
+      </w:r>
+      <w:r>
+        <w:rPr>
+          <w:rFonts w:hint="eastAsia"/>
+          <w:sz w:val="24"/>
+          <w:szCs w:val="24"/>
+        </w:rPr>
+        <w:t>性别</w:t>
+      </w:r>
+      <w:r>
+        <w:rPr>
+          <w:rFonts w:hint="eastAsia"/>
+          <w:sz w:val="24"/>
+          <w:szCs w:val="24"/>
+        </w:rPr>
+        <w:t>',</w:t>
+      </w:r>
+    </w:p>
+    <w:p>
+      <w:pPr>
+        <w:jc w:val="left"/>
+        <w:rPr>
+          <w:rFonts w:hint="eastAsia"/>
+          <w:sz w:val="24"/>
+          <w:szCs w:val="24"/>
+        </w:rPr>
+      </w:pPr>
+      <w:r>
+        <w:rPr>
+          <w:rFonts w:hint="eastAsia"/>
+          <w:sz w:val="24"/>
+          <w:szCs w:val="24"/>
+        </w:rPr>
+        <w:t xml:space="preserve">    register_time DATETIME DEFAULT CURRENT_TIMESTAMP COMMENT '</w:t>
+      </w:r>
+      <w:r>
+        <w:rPr>
+          <w:rFonts w:hint="eastAsia"/>
+          <w:sz w:val="24"/>
+          <w:szCs w:val="24"/>
+        </w:rPr>
+        <w:t>注册时间</w:t>
+      </w:r>
+      <w:r>
+        <w:rPr>
+          <w:rFonts w:hint="eastAsia"/>
+          <w:sz w:val="24"/>
+          <w:szCs w:val="24"/>
+        </w:rPr>
+        <w:t>',</w:t>
+      </w:r>
+    </w:p>
+    <w:p>
+      <w:pPr>
+        <w:jc w:val="left"/>
+        <w:rPr>
+          <w:rFonts w:hint="eastAsia"/>
+          <w:sz w:val="24"/>
+          <w:szCs w:val="24"/>
+        </w:rPr>
+      </w:pPr>
+      <w:r>
+        <w:rPr>
+          <w:rFonts w:hint="eastAsia"/>
+          <w:sz w:val="24"/>
+          <w:szCs w:val="24"/>
+        </w:rPr>
+        <w:t xml:space="preserve">    member_level TINYINT UNSIGNED DEFAULT 0 COMMENT '</w:t>
+      </w:r>
+      <w:r>
+        <w:rPr>
+          <w:rFonts w:hint="eastAsia"/>
+          <w:sz w:val="24"/>
+          <w:szCs w:val="24"/>
+        </w:rPr>
+        <w:t>会员等级，最高为</w:t>
+      </w:r>
+      <w:r>
+        <w:rPr>
+          <w:rFonts w:hint="eastAsia"/>
+          <w:sz w:val="24"/>
+          <w:szCs w:val="24"/>
+        </w:rPr>
+        <w:t>100',</w:t>
+      </w:r>
+    </w:p>
+    <w:p>
+      <w:pPr>
+        <w:jc w:val="left"/>
+        <w:rPr>
+          <w:sz w:val="24"/>
+          <w:szCs w:val="24"/>
+        </w:rPr>
+      </w:pPr>
+      <w:r>
+        <w:rPr>
+          <w:sz w:val="24"/>
+          <w:szCs w:val="24"/>
+        </w:rPr>
+        <w:t xml:space="preserve">    CHECK (CHAR_LENGTH(username) BETWEEN 2 AND 20)</w:t>
+      </w:r>
+    </w:p>
+    <w:p>
+      <w:pPr>
+        <w:jc w:val="left"/>
+        <w:rPr>
+          <w:sz w:val="24"/>
+          <w:szCs w:val="24"/>
+        </w:rPr>
+      </w:pPr>
+      <w:r>
+        <w:rPr>
+          <w:sz w:val="24"/>
+          <w:szCs w:val="24"/>
+        </w:rPr>
+        <w:t>);</w:t>
+      </w:r>
+    </w:p>
+    <w:p>
+      <w:pPr>
+        <w:jc w:val="left"/>
+        <w:rPr>
+          <w:sz w:val="24"/>
+          <w:szCs w:val="24"/>
+        </w:rPr>
+      </w:pPr>
+    </w:p>
+    <w:p>
+      <w:pPr>
+        <w:jc w:val="left"/>
+        <w:rPr>
+          <w:rFonts w:hint="eastAsia"/>
+          <w:sz w:val="24"/>
+          <w:szCs w:val="24"/>
+        </w:rPr>
+      </w:pPr>
+      <w:r>
+        <w:rPr>
+          <w:rFonts w:hint="eastAsia"/>
+          <w:sz w:val="24"/>
+          <w:szCs w:val="24"/>
+        </w:rPr>
+        <w:t xml:space="preserve">-- </w:t>
+      </w:r>
+      <w:r>
+        <w:rPr>
+          <w:rFonts w:hint="eastAsia"/>
+          <w:sz w:val="24"/>
+          <w:szCs w:val="24"/>
+        </w:rPr>
+        <w:t>用户</w:t>
+      </w:r>
+    </w:p>
+    <w:p>
+      <w:pPr>
+        <w:jc w:val="left"/>
+        <w:rPr>
+          <w:sz w:val="24"/>
+          <w:szCs w:val="24"/>
+        </w:rPr>
+      </w:pPr>
+      <w:r>
+        <w:rPr>
+          <w:sz w:val="24"/>
+          <w:szCs w:val="24"/>
+        </w:rPr>
+        <w:t>INSERT INTO `user` (username, phone, gender, member_level) VALUES</w:t>
+      </w:r>
+    </w:p>
+    <w:p>
+      <w:pPr>
+        <w:jc w:val="left"/>
+        <w:rPr>
+          <w:rFonts w:hint="eastAsia"/>
+          <w:sz w:val="24"/>
+          <w:szCs w:val="24"/>
+        </w:rPr>
+      </w:pPr>
       <w:r>
         <w:rPr>
           <w:rFonts w:hint="eastAsia"/>
@@ -1544,6 +1586,22 @@
           <w:sz w:val="24"/>
           <w:szCs w:val="24"/>
         </w:rPr>
+        <w:t>张三</w:t>
+      </w:r>
+      <w:r>
+        <w:rPr>
+          <w:rFonts w:hint="eastAsia"/>
+          <w:sz w:val="24"/>
+          <w:szCs w:val="24"/>
+        </w:rPr>
+        <w:t>', '13800001111', '</w:t>
+      </w:r>
+      <w:r>
+        <w:rPr>
+          <w:rFonts w:hint="eastAsia"/>
+          <w:sz w:val="24"/>
+          <w:szCs w:val="24"/>
+        </w:rPr>
         <w:t>男</w:t>
       </w:r>
       <w:r>
@@ -1552,7 +1610,42 @@
           <w:sz w:val="24"/>
           <w:szCs w:val="24"/>
         </w:rPr>
-        <w:t>','</w:t>
+        <w:t>', 5),</w:t>
+      </w:r>
+    </w:p>
+    <w:p>
+      <w:pPr>
+        <w:jc w:val="left"/>
+        <w:rPr>
+          <w:rFonts w:hint="eastAsia"/>
+          <w:sz w:val="24"/>
+          <w:szCs w:val="24"/>
+        </w:rPr>
+      </w:pPr>
+      <w:r>
+        <w:rPr>
+          <w:rFonts w:hint="eastAsia"/>
+          <w:sz w:val="24"/>
+          <w:szCs w:val="24"/>
+        </w:rPr>
+        <w:lastRenderedPageBreak/>
+        <w:t>('</w:t>
+      </w:r>
+      <w:r>
+        <w:rPr>
+          <w:rFonts w:hint="eastAsia"/>
+          <w:sz w:val="24"/>
+          <w:szCs w:val="24"/>
+        </w:rPr>
+        <w:t>李四</w:t>
+      </w:r>
+      <w:r>
+        <w:rPr>
+          <w:rFonts w:hint="eastAsia"/>
+          <w:sz w:val="24"/>
+          <w:szCs w:val="24"/>
+        </w:rPr>
+        <w:t>', '13900002222', '</w:t>
       </w:r>
       <w:r>
         <w:rPr>
@@ -1568,7 +1661,138 @@
           <w:sz w:val="24"/>
           <w:szCs w:val="24"/>
         </w:rPr>
-        <w:t>','</w:t>
+        <w:t>', 3);</w:t>
+      </w:r>
+      <w:r>
+        <w:rPr>
+          <w:rFonts w:hint="eastAsia"/>
+          <w:sz w:val="24"/>
+          <w:szCs w:val="24"/>
+        </w:rPr>
+        <w:t xml:space="preserve"> </w:t>
+      </w:r>
+      <w:r>
+        <w:rPr>
+          <w:rFonts w:hint="eastAsia"/>
+          <w:sz w:val="24"/>
+          <w:szCs w:val="24"/>
+        </w:rPr>
+        <w:t>('</w:t>
+      </w:r>
+      <w:r>
+        <w:rPr>
+          <w:rFonts w:hint="eastAsia"/>
+          <w:sz w:val="24"/>
+          <w:szCs w:val="24"/>
+        </w:rPr>
+        <w:t>王五</w:t>
+      </w:r>
+      <w:r>
+        <w:rPr>
+          <w:rFonts w:hint="eastAsia"/>
+          <w:sz w:val="24"/>
+          <w:szCs w:val="24"/>
+        </w:rPr>
+        <w:t>', '13700003333', '</w:t>
+      </w:r>
+      <w:r>
+        <w:rPr>
+          <w:rFonts w:hint="eastAsia"/>
+          <w:sz w:val="24"/>
+          <w:szCs w:val="24"/>
+        </w:rPr>
+        <w:t>男</w:t>
+      </w:r>
+      <w:r>
+        <w:rPr>
+          <w:rFonts w:hint="eastAsia"/>
+          <w:sz w:val="24"/>
+          <w:szCs w:val="24"/>
+        </w:rPr>
+        <w:t>', 4),</w:t>
+      </w:r>
+    </w:p>
+    <w:p>
+      <w:pPr>
+        <w:jc w:val="left"/>
+        <w:rPr>
+          <w:rFonts w:hint="eastAsia"/>
+          <w:sz w:val="24"/>
+          <w:szCs w:val="24"/>
+        </w:rPr>
+      </w:pPr>
+      <w:r>
+        <w:rPr>
+          <w:rFonts w:hint="eastAsia"/>
+          <w:sz w:val="24"/>
+          <w:szCs w:val="24"/>
+        </w:rPr>
+        <w:t>('</w:t>
+      </w:r>
+      <w:r>
+        <w:rPr>
+          <w:rFonts w:hint="eastAsia"/>
+          <w:sz w:val="24"/>
+          <w:szCs w:val="24"/>
+        </w:rPr>
+        <w:t>赵六</w:t>
+      </w:r>
+      <w:r>
+        <w:rPr>
+          <w:rFonts w:hint="eastAsia"/>
+          <w:sz w:val="24"/>
+          <w:szCs w:val="24"/>
+        </w:rPr>
+        <w:t>', '13600004444', '</w:t>
+      </w:r>
+      <w:r>
+        <w:rPr>
+          <w:rFonts w:hint="eastAsia"/>
+          <w:sz w:val="24"/>
+          <w:szCs w:val="24"/>
+        </w:rPr>
+        <w:t>女</w:t>
+      </w:r>
+      <w:r>
+        <w:rPr>
+          <w:rFonts w:hint="eastAsia"/>
+          <w:sz w:val="24"/>
+          <w:szCs w:val="24"/>
+        </w:rPr>
+        <w:t>', 2),</w:t>
+      </w:r>
+    </w:p>
+    <w:p>
+      <w:pPr>
+        <w:jc w:val="left"/>
+        <w:rPr>
+          <w:sz w:val="24"/>
+          <w:szCs w:val="24"/>
+        </w:rPr>
+      </w:pPr>
+      <w:r>
+        <w:rPr>
+          <w:rFonts w:hint="eastAsia"/>
+          <w:sz w:val="24"/>
+          <w:szCs w:val="24"/>
+        </w:rPr>
+        <w:t>('</w:t>
+      </w:r>
+      <w:r>
+        <w:rPr>
+          <w:rFonts w:hint="eastAsia"/>
+          <w:sz w:val="24"/>
+          <w:szCs w:val="24"/>
+        </w:rPr>
+        <w:t>孙七</w:t>
+      </w:r>
+      <w:r>
+        <w:rPr>
+          <w:rFonts w:hint="eastAsia"/>
+          <w:sz w:val="24"/>
+          <w:szCs w:val="24"/>
+        </w:rPr>
+        <w:t>', '13500005555', '</w:t>
       </w:r>
       <w:r>
         <w:rPr>
@@ -1584,451 +1808,7 @@
           <w:sz w:val="24"/>
           <w:szCs w:val="24"/>
         </w:rPr>
-        <w:t>') NOT NULL COMMENT '</w:t>
-      </w:r>
-      <w:r>
-        <w:rPr>
-          <w:rFonts w:hint="eastAsia"/>
-          <w:sz w:val="24"/>
-          <w:szCs w:val="24"/>
-        </w:rPr>
-        <w:t>性别</w:t>
-      </w:r>
-      <w:r>
-        <w:rPr>
-          <w:rFonts w:hint="eastAsia"/>
-          <w:sz w:val="24"/>
-          <w:szCs w:val="24"/>
-        </w:rPr>
-        <w:t>',</w:t>
-      </w:r>
-    </w:p>
-    <w:p>
-      <w:pPr>
-        <w:jc w:val="left"/>
-        <w:rPr>
-          <w:rFonts w:hint="eastAsia"/>
-          <w:sz w:val="24"/>
-          <w:szCs w:val="24"/>
-        </w:rPr>
-      </w:pPr>
-      <w:r>
-        <w:rPr>
-          <w:rFonts w:hint="eastAsia"/>
-          <w:sz w:val="24"/>
-          <w:szCs w:val="24"/>
-        </w:rPr>
-        <w:t xml:space="preserve">  `date` datetime NOT NULL COMMENT '</w:t>
-      </w:r>
-      <w:r>
-        <w:rPr>
-          <w:rFonts w:hint="eastAsia"/>
-          <w:sz w:val="24"/>
-          <w:szCs w:val="24"/>
-        </w:rPr>
-        <w:t>注册时间</w:t>
-      </w:r>
-      <w:r>
-        <w:rPr>
-          <w:rFonts w:hint="eastAsia"/>
-          <w:sz w:val="24"/>
-          <w:szCs w:val="24"/>
-        </w:rPr>
-        <w:t>',</w:t>
-      </w:r>
-    </w:p>
-    <w:p>
-      <w:pPr>
-        <w:jc w:val="left"/>
-        <w:rPr>
-          <w:rFonts w:hint="eastAsia"/>
-          <w:sz w:val="24"/>
-          <w:szCs w:val="24"/>
-        </w:rPr>
-      </w:pPr>
-      <w:r>
-        <w:rPr>
-          <w:rFonts w:hint="eastAsia"/>
-          <w:sz w:val="24"/>
-          <w:szCs w:val="24"/>
-        </w:rPr>
-        <w:t xml:space="preserve">  `level` int NOT NULL COMMENT '</w:t>
-      </w:r>
-      <w:r>
-        <w:rPr>
-          <w:rFonts w:hint="eastAsia"/>
-          <w:sz w:val="24"/>
-          <w:szCs w:val="24"/>
-        </w:rPr>
-        <w:t>会员等级</w:t>
-      </w:r>
-      <w:r>
-        <w:rPr>
-          <w:rFonts w:hint="eastAsia"/>
-          <w:sz w:val="24"/>
-          <w:szCs w:val="24"/>
-        </w:rPr>
-        <w:t>',</w:t>
-      </w:r>
-    </w:p>
-    <w:p>
-      <w:pPr>
-        <w:jc w:val="left"/>
-        <w:rPr>
-          <w:sz w:val="24"/>
-          <w:szCs w:val="24"/>
-        </w:rPr>
-      </w:pPr>
-      <w:r>
-        <w:rPr>
-          <w:sz w:val="24"/>
-          <w:szCs w:val="24"/>
-        </w:rPr>
-        <w:t xml:space="preserve">  PRIMARY KEY (`username`)</w:t>
-      </w:r>
-    </w:p>
-    <w:p>
-      <w:pPr>
-        <w:jc w:val="left"/>
-        <w:rPr>
-          <w:sz w:val="24"/>
-          <w:szCs w:val="24"/>
-        </w:rPr>
-      </w:pPr>
-      <w:r>
-        <w:rPr>
-          <w:rFonts w:hint="eastAsia"/>
-          <w:sz w:val="24"/>
-          <w:szCs w:val="24"/>
-        </w:rPr>
-        <w:t>) ENGINE=</w:t>
-      </w:r>
-      <w:proofErr w:type="spellStart"/>
-      <w:r>
-        <w:rPr>
-          <w:rFonts w:hint="eastAsia"/>
-          <w:sz w:val="24"/>
-          <w:szCs w:val="24"/>
-        </w:rPr>
-        <w:t>InnoDB</w:t>
-      </w:r>
-      <w:proofErr w:type="spellEnd"/>
-      <w:r>
-        <w:rPr>
-          <w:rFonts w:hint="eastAsia"/>
-          <w:sz w:val="24"/>
-          <w:szCs w:val="24"/>
-        </w:rPr>
-        <w:t xml:space="preserve"> DEFAULT CHARSET=utf8mb4 COLLATE=utf8mb4_0900_ai_ci COMMENT='</w:t>
-      </w:r>
-      <w:r>
-        <w:rPr>
-          <w:rFonts w:hint="eastAsia"/>
-          <w:sz w:val="24"/>
-          <w:szCs w:val="24"/>
-        </w:rPr>
-        <w:t>用户</w:t>
-      </w:r>
-      <w:r>
-        <w:rPr>
-          <w:rFonts w:hint="eastAsia"/>
-          <w:sz w:val="24"/>
-          <w:szCs w:val="24"/>
-        </w:rPr>
-        <w:t>'</w:t>
-      </w:r>
-    </w:p>
-    <w:p>
-      <w:pPr>
-        <w:jc w:val="left"/>
-        <w:rPr>
-          <w:sz w:val="24"/>
-          <w:szCs w:val="24"/>
-        </w:rPr>
-      </w:pPr>
-    </w:p>
-    <w:p>
-      <w:pPr>
-        <w:jc w:val="left"/>
-        <w:rPr>
-          <w:sz w:val="24"/>
-          <w:szCs w:val="24"/>
-        </w:rPr>
-      </w:pPr>
-    </w:p>
-    <w:p>
-      <w:pPr>
-        <w:jc w:val="left"/>
-        <w:rPr>
-          <w:sz w:val="24"/>
-          <w:szCs w:val="24"/>
-        </w:rPr>
-      </w:pPr>
-      <w:r>
-        <w:rPr>
-          <w:sz w:val="24"/>
-          <w:szCs w:val="24"/>
-        </w:rPr>
-        <w:t xml:space="preserve">-- </w:t>
-      </w:r>
-      <w:r>
-        <w:rPr>
-          <w:sz w:val="24"/>
-          <w:szCs w:val="24"/>
-        </w:rPr>
-        <w:t>插入第一条记录</w:t>
-      </w:r>
-    </w:p>
-    <w:p>
-      <w:pPr>
-        <w:jc w:val="left"/>
-        <w:rPr>
-          <w:sz w:val="24"/>
-          <w:szCs w:val="24"/>
-        </w:rPr>
-      </w:pPr>
-      <w:r>
-        <w:rPr>
-          <w:sz w:val="24"/>
-          <w:szCs w:val="24"/>
-        </w:rPr>
-        <w:t xml:space="preserve">INSERT INTO `user` (`username`, `mobile`, `sex`, `date`, `level`) </w:t>
-      </w:r>
-    </w:p>
-    <w:p>
-      <w:pPr>
-        <w:jc w:val="left"/>
-        <w:rPr>
-          <w:sz w:val="24"/>
-          <w:szCs w:val="24"/>
-        </w:rPr>
-      </w:pPr>
-      <w:r>
-        <w:rPr>
-          <w:sz w:val="24"/>
-          <w:szCs w:val="24"/>
-        </w:rPr>
-        <w:t>VALUES ('</w:t>
-      </w:r>
-      <w:proofErr w:type="spellStart"/>
-      <w:r>
-        <w:rPr>
-          <w:sz w:val="24"/>
-          <w:szCs w:val="24"/>
-        </w:rPr>
-        <w:t>zhangsan</w:t>
-      </w:r>
-      <w:proofErr w:type="spellEnd"/>
-      <w:r>
-        <w:rPr>
-          <w:sz w:val="24"/>
-          <w:szCs w:val="24"/>
-        </w:rPr>
-        <w:t>', '13800001234', '</w:t>
-      </w:r>
-      <w:r>
-        <w:rPr>
-          <w:sz w:val="24"/>
-          <w:szCs w:val="24"/>
-        </w:rPr>
-        <w:t>男</w:t>
-      </w:r>
-      <w:r>
-        <w:rPr>
-          <w:sz w:val="24"/>
-          <w:szCs w:val="24"/>
-        </w:rPr>
-        <w:t>', '2025-01-01 10:00:00', 1);</w:t>
-      </w:r>
-    </w:p>
-    <w:p>
-      <w:pPr>
-        <w:jc w:val="left"/>
-        <w:rPr>
-          <w:sz w:val="24"/>
-          <w:szCs w:val="24"/>
-        </w:rPr>
-      </w:pPr>
-    </w:p>
-    <w:p>
-      <w:pPr>
-        <w:jc w:val="left"/>
-        <w:rPr>
-          <w:sz w:val="24"/>
-          <w:szCs w:val="24"/>
-        </w:rPr>
-      </w:pPr>
-      <w:r>
-        <w:rPr>
-          <w:sz w:val="24"/>
-          <w:szCs w:val="24"/>
-        </w:rPr>
-        <w:t xml:space="preserve">-- </w:t>
-      </w:r>
-      <w:r>
-        <w:rPr>
-          <w:sz w:val="24"/>
-          <w:szCs w:val="24"/>
-        </w:rPr>
-        <w:t>插入第二条记录</w:t>
-      </w:r>
-    </w:p>
-    <w:p>
-      <w:pPr>
-        <w:jc w:val="left"/>
-        <w:rPr>
-          <w:sz w:val="24"/>
-          <w:szCs w:val="24"/>
-        </w:rPr>
-      </w:pPr>
-      <w:r>
-        <w:rPr>
-          <w:sz w:val="24"/>
-          <w:szCs w:val="24"/>
-        </w:rPr>
-        <w:t xml:space="preserve">INSERT INTO `user` (`username`, `mobile`, `sex`, `date`, `level`) </w:t>
-      </w:r>
-    </w:p>
-    <w:p>
-      <w:pPr>
-        <w:jc w:val="left"/>
-        <w:rPr>
-          <w:sz w:val="24"/>
-          <w:szCs w:val="24"/>
-        </w:rPr>
-      </w:pPr>
-      <w:r>
-        <w:rPr>
-          <w:sz w:val="24"/>
-          <w:szCs w:val="24"/>
-        </w:rPr>
-        <w:lastRenderedPageBreak/>
-        <w:t>VALUES ('</w:t>
-      </w:r>
-      <w:proofErr w:type="spellStart"/>
-      <w:r>
-        <w:rPr>
-          <w:sz w:val="24"/>
-          <w:szCs w:val="24"/>
-        </w:rPr>
-        <w:t>lisi</w:t>
-      </w:r>
-      <w:proofErr w:type="spellEnd"/>
-      <w:r>
-        <w:rPr>
-          <w:sz w:val="24"/>
-          <w:szCs w:val="24"/>
-        </w:rPr>
-        <w:t>', '13900005678', '</w:t>
-      </w:r>
-      <w:r>
-        <w:rPr>
-          <w:sz w:val="24"/>
-          <w:szCs w:val="24"/>
-        </w:rPr>
-        <w:t>女</w:t>
-      </w:r>
-      <w:r>
-        <w:rPr>
-          <w:sz w:val="24"/>
-          <w:szCs w:val="24"/>
-        </w:rPr>
-        <w:t>', '2025-02-01 11:00:00', 2);</w:t>
-      </w:r>
-    </w:p>
-    <w:p>
-      <w:pPr>
-        <w:jc w:val="left"/>
-        <w:rPr>
-          <w:sz w:val="24"/>
-          <w:szCs w:val="24"/>
-        </w:rPr>
-      </w:pPr>
-    </w:p>
-    <w:p>
-      <w:pPr>
-        <w:jc w:val="left"/>
-        <w:rPr>
-          <w:sz w:val="24"/>
-          <w:szCs w:val="24"/>
-        </w:rPr>
-      </w:pPr>
-      <w:r>
-        <w:rPr>
-          <w:sz w:val="24"/>
-          <w:szCs w:val="24"/>
-        </w:rPr>
-        <w:t xml:space="preserve">-- </w:t>
-      </w:r>
-      <w:r>
-        <w:rPr>
-          <w:sz w:val="24"/>
-          <w:szCs w:val="24"/>
-        </w:rPr>
-        <w:t>插入第三条记录</w:t>
-      </w:r>
-    </w:p>
-    <w:p>
-      <w:pPr>
-        <w:jc w:val="left"/>
-        <w:rPr>
-          <w:sz w:val="24"/>
-          <w:szCs w:val="24"/>
-        </w:rPr>
-      </w:pPr>
-      <w:r>
-        <w:rPr>
-          <w:sz w:val="24"/>
-          <w:szCs w:val="24"/>
-        </w:rPr>
-        <w:t xml:space="preserve">INSERT INTO `user` (`username`, `mobile`, `sex`, `date`, `level`) </w:t>
-      </w:r>
-    </w:p>
-    <w:p>
-      <w:pPr>
-        <w:jc w:val="left"/>
-        <w:rPr>
-          <w:rFonts w:hint="eastAsia"/>
-          <w:sz w:val="24"/>
-          <w:szCs w:val="24"/>
-        </w:rPr>
-      </w:pPr>
-      <w:r>
-        <w:rPr>
-          <w:sz w:val="24"/>
-          <w:szCs w:val="24"/>
-        </w:rPr>
-        <w:t>VALUES ('</w:t>
-      </w:r>
-      <w:proofErr w:type="spellStart"/>
-      <w:r>
-        <w:rPr>
-          <w:sz w:val="24"/>
-          <w:szCs w:val="24"/>
-        </w:rPr>
-        <w:t>wangwu</w:t>
-      </w:r>
-      <w:proofErr w:type="spellEnd"/>
-      <w:r>
-        <w:rPr>
-          <w:sz w:val="24"/>
-          <w:szCs w:val="24"/>
-        </w:rPr>
-        <w:t>', '13700009876', '</w:t>
-      </w:r>
-      <w:r>
-        <w:rPr>
-          <w:sz w:val="24"/>
-          <w:szCs w:val="24"/>
-        </w:rPr>
-        <w:t>保密</w:t>
-      </w:r>
-      <w:r>
-        <w:rPr>
-          <w:sz w:val="24"/>
-          <w:szCs w:val="24"/>
-        </w:rPr>
-        <w:t>', '2025-03-01 12:00:00', 3);</w:t>
+        <w:t>', 1);</w:t>
       </w:r>
     </w:p>
     <w:p>
@@ -2076,156 +1856,63 @@
           <w:szCs w:val="24"/>
         </w:rPr>
       </w:pPr>
-    </w:p>
-    <w:p>
-      <w:pPr>
-        <w:ind w:firstLine="420"/>
-        <w:jc w:val="left"/>
-        <w:rPr>
-          <w:sz w:val="24"/>
-          <w:szCs w:val="24"/>
-        </w:rPr>
-      </w:pPr>
-    </w:p>
-    <w:p>
-      <w:pPr>
-        <w:ind w:firstLine="420"/>
-        <w:jc w:val="left"/>
-        <w:rPr>
-          <w:sz w:val="24"/>
-          <w:szCs w:val="24"/>
-        </w:rPr>
-      </w:pPr>
-    </w:p>
-    <w:p>
-      <w:pPr>
-        <w:ind w:firstLine="420"/>
-        <w:jc w:val="left"/>
-        <w:rPr>
-          <w:sz w:val="24"/>
-          <w:szCs w:val="24"/>
-        </w:rPr>
-      </w:pPr>
-    </w:p>
-    <w:p>
-      <w:pPr>
-        <w:ind w:firstLine="420"/>
-        <w:jc w:val="left"/>
-        <w:rPr>
-          <w:sz w:val="24"/>
-          <w:szCs w:val="24"/>
-        </w:rPr>
-      </w:pPr>
-    </w:p>
-    <w:p>
-      <w:pPr>
-        <w:ind w:firstLine="420"/>
-        <w:jc w:val="left"/>
-        <w:rPr>
-          <w:sz w:val="24"/>
-          <w:szCs w:val="24"/>
-        </w:rPr>
-      </w:pPr>
-    </w:p>
-    <w:p>
-      <w:pPr>
-        <w:ind w:firstLine="420"/>
-        <w:jc w:val="left"/>
-        <w:rPr>
-          <w:sz w:val="24"/>
-          <w:szCs w:val="24"/>
-        </w:rPr>
-      </w:pPr>
-    </w:p>
-    <w:p>
-      <w:pPr>
-        <w:ind w:firstLine="420"/>
-        <w:jc w:val="left"/>
-        <w:rPr>
-          <w:sz w:val="24"/>
-          <w:szCs w:val="24"/>
-        </w:rPr>
-      </w:pPr>
-    </w:p>
-    <w:p>
-      <w:pPr>
-        <w:ind w:firstLine="420"/>
-        <w:jc w:val="left"/>
-        <w:rPr>
-          <w:sz w:val="24"/>
-          <w:szCs w:val="24"/>
-        </w:rPr>
-      </w:pPr>
-    </w:p>
-    <w:p>
-      <w:pPr>
-        <w:ind w:firstLine="420"/>
-        <w:jc w:val="left"/>
-        <w:rPr>
-          <w:sz w:val="24"/>
-          <w:szCs w:val="24"/>
-        </w:rPr>
-      </w:pPr>
-    </w:p>
-    <w:p>
-      <w:pPr>
-        <w:ind w:firstLine="420"/>
-        <w:jc w:val="left"/>
-        <w:rPr>
-          <w:sz w:val="24"/>
-          <w:szCs w:val="24"/>
-        </w:rPr>
-      </w:pPr>
-    </w:p>
-    <w:p>
-      <w:pPr>
-        <w:ind w:firstLine="420"/>
-        <w:jc w:val="left"/>
-        <w:rPr>
-          <w:sz w:val="24"/>
-          <w:szCs w:val="24"/>
-        </w:rPr>
-      </w:pPr>
-    </w:p>
-    <w:p>
-      <w:pPr>
-        <w:ind w:firstLine="420"/>
-        <w:jc w:val="left"/>
-        <w:rPr>
-          <w:sz w:val="24"/>
-          <w:szCs w:val="24"/>
-        </w:rPr>
-      </w:pPr>
-    </w:p>
-    <w:p>
-      <w:pPr>
-        <w:ind w:firstLine="420"/>
-        <w:jc w:val="left"/>
-        <w:rPr>
-          <w:sz w:val="24"/>
-          <w:szCs w:val="24"/>
-        </w:rPr>
-      </w:pPr>
-    </w:p>
-    <w:p>
-      <w:pPr>
-        <w:ind w:firstLine="420"/>
-        <w:jc w:val="left"/>
-        <w:rPr>
-          <w:sz w:val="24"/>
-          <w:szCs w:val="24"/>
-        </w:rPr>
-      </w:pPr>
-    </w:p>
-    <w:p>
-      <w:pPr>
-        <w:ind w:firstLine="420"/>
-        <w:jc w:val="left"/>
-        <w:rPr>
-          <w:sz w:val="24"/>
-          <w:szCs w:val="24"/>
-        </w:rPr>
-      </w:pPr>
+      <w:r>
+        <w:rPr>
+          <w:noProof/>
+        </w:rPr>
+        <w:drawing>
+          <wp:inline distT="0" distB="0" distL="0" distR="0" wp14:anchorId="42310616" wp14:editId="0E32B67C">
+            <wp:extent cx="5274310" cy="1962785"/>
+            <wp:effectExtent l="0" t="0" r="2540" b="0"/>
+            <wp:docPr id="1596465351" name="图片 1"/>
+            <wp:cNvGraphicFramePr>
+              <a:graphicFrameLocks xmlns:a="http://schemas.openxmlformats.org/drawingml/2006/main" noChangeAspect="1"/>
+            </wp:cNvGraphicFramePr>
+            <a:graphic xmlns:a="http://schemas.openxmlformats.org/drawingml/2006/main">
+              <a:graphicData uri="http://schemas.openxmlformats.org/drawingml/2006/picture">
+                <pic:pic xmlns:pic="http://schemas.openxmlformats.org/drawingml/2006/picture">
+                  <pic:nvPicPr>
+                    <pic:cNvPr id="1596465351" name=""/>
+                    <pic:cNvPicPr/>
+                  </pic:nvPicPr>
+                  <pic:blipFill>
+                    <a:blip r:embed="rId11"/>
+                    <a:stretch>
+                      <a:fillRect/>
+                    </a:stretch>
+                  </pic:blipFill>
+                  <pic:spPr>
+                    <a:xfrm>
+                      <a:off x="0" y="0"/>
+                      <a:ext cx="5274310" cy="1962785"/>
+                    </a:xfrm>
+                    <a:prstGeom prst="rect">
+                      <a:avLst/>
+                    </a:prstGeom>
+                  </pic:spPr>
+                </pic:pic>
+              </a:graphicData>
+            </a:graphic>
+          </wp:inline>
+        </w:drawing>
+      </w:r>
+    </w:p>
+    <w:p>
+      <w:pPr>
+        <w:jc w:val="left"/>
+        <w:rPr>
+          <w:rFonts w:hint="eastAsia"/>
+          <w:sz w:val="24"/>
+          <w:szCs w:val="24"/>
+        </w:rPr>
+      </w:pPr>
+      <w:r>
+        <w:rPr>
+          <w:sz w:val="24"/>
+          <w:szCs w:val="24"/>
+        </w:rPr>
+        <w:br w:type="page"/>
+      </w:r>
     </w:p>
     <w:p>
       <w:pPr>
@@ -2247,6 +1934,7 @@
           <w:sz w:val="32"/>
           <w:szCs w:val="32"/>
         </w:rPr>
+        <w:lastRenderedPageBreak/>
         <w:t>实验3：完成商品购物流程数据库设计</w:t>
       </w:r>
     </w:p>
@@ -2304,7 +1992,6 @@
         <w:rPr>
           <w:noProof/>
         </w:rPr>
-        <w:lastRenderedPageBreak/>
         <w:drawing>
           <wp:inline distT="0" distB="0" distL="114300" distR="114300" wp14:anchorId="33F63B5D" wp14:editId="08502BAA">
             <wp:extent cx="5266690" cy="3959225"/>
@@ -2323,7 +2010,7 @@
                     </pic:cNvPicPr>
                   </pic:nvPicPr>
                   <pic:blipFill>
-                    <a:blip r:embed="rId11"/>
+                    <a:blip r:embed="rId12"/>
                     <a:stretch>
                       <a:fillRect/>
                     </a:stretch>
@@ -2356,31 +2043,5068 @@
     </w:p>
     <w:p>
       <w:pPr>
-        <w:jc w:val="left"/>
-        <w:rPr>
-          <w:sz w:val="24"/>
-          <w:szCs w:val="24"/>
-        </w:rPr>
-      </w:pPr>
-      <w:r>
-        <w:rPr>
-          <w:rFonts w:hint="eastAsia"/>
-          <w:sz w:val="24"/>
-          <w:szCs w:val="24"/>
-        </w:rPr>
-        <w:t>2</w:t>
-      </w:r>
-      <w:r>
-        <w:rPr>
-          <w:rFonts w:hint="eastAsia"/>
-          <w:sz w:val="24"/>
-          <w:szCs w:val="24"/>
-        </w:rPr>
-        <w:t>、粘贴源代码</w:t>
-      </w:r>
-    </w:p>
-    <w:p>
-      <w:pPr>
+        <w:pStyle w:val="a7"/>
+        <w:numPr>
+          <w:ilvl w:val="0"/>
+          <w:numId w:val="1"/>
+        </w:numPr>
+        <w:ind w:firstLineChars="0"/>
+        <w:jc w:val="left"/>
+        <w:rPr>
+          <w:rFonts w:hint="eastAsia"/>
+          <w:sz w:val="24"/>
+          <w:szCs w:val="24"/>
+        </w:rPr>
+      </w:pPr>
+      <w:r>
+        <w:rPr>
+          <w:rFonts w:hint="eastAsia"/>
+          <w:sz w:val="24"/>
+          <w:szCs w:val="24"/>
+        </w:rPr>
+        <w:t>粘贴源代码</w:t>
+      </w:r>
+    </w:p>
+    <w:p>
+      <w:pPr>
+        <w:pStyle w:val="a7"/>
+        <w:ind w:left="840" w:firstLine="480"/>
+        <w:jc w:val="left"/>
+        <w:rPr>
+          <w:sz w:val="24"/>
+          <w:szCs w:val="24"/>
+        </w:rPr>
+      </w:pPr>
+      <w:r>
+        <w:rPr>
+          <w:sz w:val="24"/>
+          <w:szCs w:val="24"/>
+        </w:rPr>
+        <w:t>CREATE TABLE sh_goods (</w:t>
+      </w:r>
+    </w:p>
+    <w:p>
+      <w:pPr>
+        <w:pStyle w:val="a7"/>
+        <w:ind w:left="840" w:firstLine="480"/>
+        <w:jc w:val="left"/>
+        <w:rPr>
+          <w:sz w:val="24"/>
+          <w:szCs w:val="24"/>
+        </w:rPr>
+      </w:pPr>
+      <w:r>
+        <w:rPr>
+          <w:sz w:val="24"/>
+          <w:szCs w:val="24"/>
+        </w:rPr>
+        <w:t xml:space="preserve">    id INT AUTO_INCREMENT PRIMARY KEY,</w:t>
+      </w:r>
+    </w:p>
+    <w:p>
+      <w:pPr>
+        <w:pStyle w:val="a7"/>
+        <w:ind w:left="840" w:firstLine="480"/>
+        <w:jc w:val="left"/>
+        <w:rPr>
+          <w:rFonts w:hint="eastAsia"/>
+          <w:sz w:val="24"/>
+          <w:szCs w:val="24"/>
+        </w:rPr>
+      </w:pPr>
+      <w:r>
+        <w:rPr>
+          <w:rFonts w:hint="eastAsia"/>
+          <w:sz w:val="24"/>
+          <w:szCs w:val="24"/>
+        </w:rPr>
+        <w:t xml:space="preserve">    name VARCHAR(100) NOT NULL COMMENT '</w:t>
+      </w:r>
+      <w:r>
+        <w:rPr>
+          <w:rFonts w:hint="eastAsia"/>
+          <w:sz w:val="24"/>
+          <w:szCs w:val="24"/>
+        </w:rPr>
+        <w:t>商品名称</w:t>
+      </w:r>
+      <w:r>
+        <w:rPr>
+          <w:rFonts w:hint="eastAsia"/>
+          <w:sz w:val="24"/>
+          <w:szCs w:val="24"/>
+        </w:rPr>
+        <w:t>',</w:t>
+      </w:r>
+    </w:p>
+    <w:p>
+      <w:pPr>
+        <w:pStyle w:val="a7"/>
+        <w:ind w:left="840" w:firstLine="480"/>
+        <w:jc w:val="left"/>
+        <w:rPr>
+          <w:rFonts w:hint="eastAsia"/>
+          <w:sz w:val="24"/>
+          <w:szCs w:val="24"/>
+        </w:rPr>
+      </w:pPr>
+      <w:r>
+        <w:rPr>
+          <w:rFonts w:hint="eastAsia"/>
+          <w:sz w:val="24"/>
+          <w:szCs w:val="24"/>
+        </w:rPr>
+        <w:t xml:space="preserve">    price DECIMAL(10,2) NOT NULL COMMENT '</w:t>
+      </w:r>
+      <w:r>
+        <w:rPr>
+          <w:rFonts w:hint="eastAsia"/>
+          <w:sz w:val="24"/>
+          <w:szCs w:val="24"/>
+        </w:rPr>
+        <w:t>价格</w:t>
+      </w:r>
+      <w:r>
+        <w:rPr>
+          <w:rFonts w:hint="eastAsia"/>
+          <w:sz w:val="24"/>
+          <w:szCs w:val="24"/>
+        </w:rPr>
+        <w:t>',</w:t>
+      </w:r>
+    </w:p>
+    <w:p>
+      <w:pPr>
+        <w:pStyle w:val="a7"/>
+        <w:ind w:left="840" w:firstLine="480"/>
+        <w:jc w:val="left"/>
+        <w:rPr>
+          <w:rFonts w:hint="eastAsia"/>
+          <w:sz w:val="24"/>
+          <w:szCs w:val="24"/>
+        </w:rPr>
+      </w:pPr>
+      <w:r>
+        <w:rPr>
+          <w:rFonts w:hint="eastAsia"/>
+          <w:sz w:val="24"/>
+          <w:szCs w:val="24"/>
+        </w:rPr>
+        <w:t xml:space="preserve">    stock INT NOT NULL DEFAULT 0 COMMENT '</w:t>
+      </w:r>
+      <w:r>
+        <w:rPr>
+          <w:rFonts w:hint="eastAsia"/>
+          <w:sz w:val="24"/>
+          <w:szCs w:val="24"/>
+        </w:rPr>
+        <w:t>库存</w:t>
+      </w:r>
+      <w:r>
+        <w:rPr>
+          <w:rFonts w:hint="eastAsia"/>
+          <w:sz w:val="24"/>
+          <w:szCs w:val="24"/>
+        </w:rPr>
+        <w:t>'</w:t>
+      </w:r>
+    </w:p>
+    <w:p>
+      <w:pPr>
+        <w:pStyle w:val="a7"/>
+        <w:ind w:left="840" w:firstLine="480"/>
+        <w:jc w:val="left"/>
+        <w:rPr>
+          <w:sz w:val="24"/>
+          <w:szCs w:val="24"/>
+        </w:rPr>
+      </w:pPr>
+      <w:r>
+        <w:rPr>
+          <w:sz w:val="24"/>
+          <w:szCs w:val="24"/>
+        </w:rPr>
+        <w:t>);</w:t>
+      </w:r>
+    </w:p>
+    <w:p>
+      <w:pPr>
+        <w:pStyle w:val="a7"/>
+        <w:ind w:left="840" w:firstLine="480"/>
+        <w:jc w:val="left"/>
+        <w:rPr>
+          <w:sz w:val="24"/>
+          <w:szCs w:val="24"/>
+        </w:rPr>
+      </w:pPr>
+    </w:p>
+    <w:p>
+      <w:pPr>
+        <w:pStyle w:val="a7"/>
+        <w:ind w:left="840" w:firstLine="480"/>
+        <w:jc w:val="left"/>
+        <w:rPr>
+          <w:sz w:val="24"/>
+          <w:szCs w:val="24"/>
+        </w:rPr>
+      </w:pPr>
+    </w:p>
+    <w:p>
+      <w:pPr>
+        <w:pStyle w:val="a7"/>
+        <w:ind w:left="840" w:firstLine="480"/>
+        <w:jc w:val="left"/>
+        <w:rPr>
+          <w:sz w:val="24"/>
+          <w:szCs w:val="24"/>
+        </w:rPr>
+      </w:pPr>
+      <w:r>
+        <w:rPr>
+          <w:sz w:val="24"/>
+          <w:szCs w:val="24"/>
+        </w:rPr>
+        <w:t>CREATE TABLE cart (</w:t>
+      </w:r>
+    </w:p>
+    <w:p>
+      <w:pPr>
+        <w:pStyle w:val="a7"/>
+        <w:ind w:left="840" w:firstLine="480"/>
+        <w:jc w:val="left"/>
+        <w:rPr>
+          <w:sz w:val="24"/>
+          <w:szCs w:val="24"/>
+        </w:rPr>
+      </w:pPr>
+      <w:r>
+        <w:rPr>
+          <w:sz w:val="24"/>
+          <w:szCs w:val="24"/>
+        </w:rPr>
+        <w:t xml:space="preserve">    id INT AUTO_INCREMENT PRIMARY KEY,</w:t>
+      </w:r>
+    </w:p>
+    <w:p>
+      <w:pPr>
+        <w:pStyle w:val="a7"/>
+        <w:ind w:left="840" w:firstLine="480"/>
+        <w:jc w:val="left"/>
+        <w:rPr>
+          <w:sz w:val="24"/>
+          <w:szCs w:val="24"/>
+        </w:rPr>
+      </w:pPr>
+      <w:r>
+        <w:rPr>
+          <w:sz w:val="24"/>
+          <w:szCs w:val="24"/>
+        </w:rPr>
+        <w:t xml:space="preserve">    user_id INT NOT NULL,</w:t>
+      </w:r>
+    </w:p>
+    <w:p>
+      <w:pPr>
+        <w:pStyle w:val="a7"/>
+        <w:ind w:left="840" w:firstLine="480"/>
+        <w:jc w:val="left"/>
+        <w:rPr>
+          <w:sz w:val="24"/>
+          <w:szCs w:val="24"/>
+        </w:rPr>
+      </w:pPr>
+      <w:r>
+        <w:rPr>
+          <w:sz w:val="24"/>
+          <w:szCs w:val="24"/>
+        </w:rPr>
+        <w:t xml:space="preserve">    goods_id INT NOT NULL,</w:t>
+      </w:r>
+    </w:p>
+    <w:p>
+      <w:pPr>
+        <w:pStyle w:val="a7"/>
+        <w:ind w:left="840" w:firstLine="480"/>
+        <w:jc w:val="left"/>
+        <w:rPr>
+          <w:sz w:val="24"/>
+          <w:szCs w:val="24"/>
+        </w:rPr>
+      </w:pPr>
+      <w:r>
+        <w:rPr>
+          <w:sz w:val="24"/>
+          <w:szCs w:val="24"/>
+        </w:rPr>
+        <w:t xml:space="preserve">    quantity INT NOT NULL DEFAULT 1,</w:t>
+      </w:r>
+    </w:p>
+    <w:p>
+      <w:pPr>
+        <w:pStyle w:val="a7"/>
+        <w:ind w:left="840" w:firstLine="480"/>
+        <w:jc w:val="left"/>
+        <w:rPr>
+          <w:sz w:val="24"/>
+          <w:szCs w:val="24"/>
+        </w:rPr>
+      </w:pPr>
+      <w:r>
+        <w:rPr>
+          <w:sz w:val="24"/>
+          <w:szCs w:val="24"/>
+        </w:rPr>
+        <w:t xml:space="preserve">    added_time DATETIME DEFAULT CURRENT_TIMESTAMP,</w:t>
+      </w:r>
+    </w:p>
+    <w:p>
+      <w:pPr>
+        <w:pStyle w:val="a7"/>
+        <w:ind w:left="840" w:firstLine="480"/>
+        <w:jc w:val="left"/>
+        <w:rPr>
+          <w:sz w:val="24"/>
+          <w:szCs w:val="24"/>
+        </w:rPr>
+      </w:pPr>
+      <w:r>
+        <w:rPr>
+          <w:sz w:val="24"/>
+          <w:szCs w:val="24"/>
+        </w:rPr>
+        <w:t xml:space="preserve">    FOREIGN KEY (user_id) REFERENCES `user`(id),</w:t>
+      </w:r>
+    </w:p>
+    <w:p>
+      <w:pPr>
+        <w:pStyle w:val="a7"/>
+        <w:ind w:left="840" w:firstLine="480"/>
+        <w:jc w:val="left"/>
+        <w:rPr>
+          <w:sz w:val="24"/>
+          <w:szCs w:val="24"/>
+        </w:rPr>
+      </w:pPr>
+      <w:r>
+        <w:rPr>
+          <w:sz w:val="24"/>
+          <w:szCs w:val="24"/>
+        </w:rPr>
+        <w:lastRenderedPageBreak/>
+        <w:t xml:space="preserve">    FOREIGN KEY (goods_id) REFERENCES sh_goods(id),</w:t>
+      </w:r>
+    </w:p>
+    <w:p>
+      <w:pPr>
+        <w:pStyle w:val="a7"/>
+        <w:ind w:left="840" w:firstLine="480"/>
+        <w:jc w:val="left"/>
+        <w:rPr>
+          <w:sz w:val="24"/>
+          <w:szCs w:val="24"/>
+        </w:rPr>
+      </w:pPr>
+      <w:r>
+        <w:rPr>
+          <w:sz w:val="24"/>
+          <w:szCs w:val="24"/>
+        </w:rPr>
+        <w:t xml:space="preserve">    UNIQUE (user_id, goods_id)</w:t>
+      </w:r>
+    </w:p>
+    <w:p>
+      <w:pPr>
+        <w:pStyle w:val="a7"/>
+        <w:ind w:left="840" w:firstLine="480"/>
+        <w:jc w:val="left"/>
+        <w:rPr>
+          <w:sz w:val="24"/>
+          <w:szCs w:val="24"/>
+        </w:rPr>
+      </w:pPr>
+      <w:r>
+        <w:rPr>
+          <w:sz w:val="24"/>
+          <w:szCs w:val="24"/>
+        </w:rPr>
+        <w:t>);</w:t>
+      </w:r>
+    </w:p>
+    <w:p>
+      <w:pPr>
+        <w:pStyle w:val="a7"/>
+        <w:ind w:left="840" w:firstLine="480"/>
+        <w:jc w:val="left"/>
+        <w:rPr>
+          <w:sz w:val="24"/>
+          <w:szCs w:val="24"/>
+        </w:rPr>
+      </w:pPr>
+    </w:p>
+    <w:p>
+      <w:pPr>
+        <w:pStyle w:val="a7"/>
+        <w:ind w:left="840" w:firstLine="480"/>
+        <w:jc w:val="left"/>
+        <w:rPr>
+          <w:sz w:val="24"/>
+          <w:szCs w:val="24"/>
+        </w:rPr>
+      </w:pPr>
+    </w:p>
+    <w:p>
+      <w:pPr>
+        <w:pStyle w:val="a7"/>
+        <w:ind w:left="840" w:firstLine="480"/>
+        <w:jc w:val="left"/>
+        <w:rPr>
+          <w:sz w:val="24"/>
+          <w:szCs w:val="24"/>
+        </w:rPr>
+      </w:pPr>
+      <w:r>
+        <w:rPr>
+          <w:sz w:val="24"/>
+          <w:szCs w:val="24"/>
+        </w:rPr>
+        <w:t>CREATE TABLE address (</w:t>
+      </w:r>
+    </w:p>
+    <w:p>
+      <w:pPr>
+        <w:pStyle w:val="a7"/>
+        <w:ind w:left="840" w:firstLine="480"/>
+        <w:jc w:val="left"/>
+        <w:rPr>
+          <w:sz w:val="24"/>
+          <w:szCs w:val="24"/>
+        </w:rPr>
+      </w:pPr>
+      <w:r>
+        <w:rPr>
+          <w:sz w:val="24"/>
+          <w:szCs w:val="24"/>
+        </w:rPr>
+        <w:t xml:space="preserve">    id INT AUTO_INCREMENT PRIMARY KEY,</w:t>
+      </w:r>
+    </w:p>
+    <w:p>
+      <w:pPr>
+        <w:pStyle w:val="a7"/>
+        <w:ind w:left="840" w:firstLine="480"/>
+        <w:jc w:val="left"/>
+        <w:rPr>
+          <w:sz w:val="24"/>
+          <w:szCs w:val="24"/>
+        </w:rPr>
+      </w:pPr>
+      <w:r>
+        <w:rPr>
+          <w:sz w:val="24"/>
+          <w:szCs w:val="24"/>
+        </w:rPr>
+        <w:t xml:space="preserve">    user_id INT NOT NULL,</w:t>
+      </w:r>
+    </w:p>
+    <w:p>
+      <w:pPr>
+        <w:pStyle w:val="a7"/>
+        <w:ind w:left="840" w:firstLine="480"/>
+        <w:jc w:val="left"/>
+        <w:rPr>
+          <w:sz w:val="24"/>
+          <w:szCs w:val="24"/>
+        </w:rPr>
+      </w:pPr>
+      <w:r>
+        <w:rPr>
+          <w:sz w:val="24"/>
+          <w:szCs w:val="24"/>
+        </w:rPr>
+        <w:t xml:space="preserve">    receiver_name VARCHAR(50) NOT NULL,</w:t>
+      </w:r>
+    </w:p>
+    <w:p>
+      <w:pPr>
+        <w:pStyle w:val="a7"/>
+        <w:ind w:left="840" w:firstLine="480"/>
+        <w:jc w:val="left"/>
+        <w:rPr>
+          <w:sz w:val="24"/>
+          <w:szCs w:val="24"/>
+        </w:rPr>
+      </w:pPr>
+      <w:r>
+        <w:rPr>
+          <w:sz w:val="24"/>
+          <w:szCs w:val="24"/>
+        </w:rPr>
+        <w:t xml:space="preserve">    phone CHAR(11) NOT NULL,</w:t>
+      </w:r>
+    </w:p>
+    <w:p>
+      <w:pPr>
+        <w:pStyle w:val="a7"/>
+        <w:ind w:left="840" w:firstLine="480"/>
+        <w:jc w:val="left"/>
+        <w:rPr>
+          <w:sz w:val="24"/>
+          <w:szCs w:val="24"/>
+        </w:rPr>
+      </w:pPr>
+      <w:r>
+        <w:rPr>
+          <w:sz w:val="24"/>
+          <w:szCs w:val="24"/>
+        </w:rPr>
+        <w:t xml:space="preserve">    province VARCHAR(50),</w:t>
+      </w:r>
+    </w:p>
+    <w:p>
+      <w:pPr>
+        <w:pStyle w:val="a7"/>
+        <w:ind w:left="840" w:firstLine="480"/>
+        <w:jc w:val="left"/>
+        <w:rPr>
+          <w:sz w:val="24"/>
+          <w:szCs w:val="24"/>
+        </w:rPr>
+      </w:pPr>
+      <w:r>
+        <w:rPr>
+          <w:sz w:val="24"/>
+          <w:szCs w:val="24"/>
+        </w:rPr>
+        <w:t xml:space="preserve">    city VARCHAR(50),</w:t>
+      </w:r>
+    </w:p>
+    <w:p>
+      <w:pPr>
+        <w:pStyle w:val="a7"/>
+        <w:ind w:left="840" w:firstLine="480"/>
+        <w:jc w:val="left"/>
+        <w:rPr>
+          <w:sz w:val="24"/>
+          <w:szCs w:val="24"/>
+        </w:rPr>
+      </w:pPr>
+      <w:r>
+        <w:rPr>
+          <w:sz w:val="24"/>
+          <w:szCs w:val="24"/>
+        </w:rPr>
+        <w:t xml:space="preserve">    district VARCHAR(50),</w:t>
+      </w:r>
+    </w:p>
+    <w:p>
+      <w:pPr>
+        <w:pStyle w:val="a7"/>
+        <w:ind w:left="840" w:firstLine="480"/>
+        <w:jc w:val="left"/>
+        <w:rPr>
+          <w:sz w:val="24"/>
+          <w:szCs w:val="24"/>
+        </w:rPr>
+      </w:pPr>
+      <w:r>
+        <w:rPr>
+          <w:sz w:val="24"/>
+          <w:szCs w:val="24"/>
+        </w:rPr>
+        <w:t xml:space="preserve">    detail_address TEXT,</w:t>
+      </w:r>
+    </w:p>
+    <w:p>
+      <w:pPr>
+        <w:pStyle w:val="a7"/>
+        <w:ind w:left="840" w:firstLine="480"/>
+        <w:jc w:val="left"/>
+        <w:rPr>
+          <w:sz w:val="24"/>
+          <w:szCs w:val="24"/>
+        </w:rPr>
+      </w:pPr>
+      <w:r>
+        <w:rPr>
+          <w:sz w:val="24"/>
+          <w:szCs w:val="24"/>
+        </w:rPr>
+        <w:t xml:space="preserve">    is_default BOOLEAN DEFAULT FALSE,</w:t>
+      </w:r>
+    </w:p>
+    <w:p>
+      <w:pPr>
+        <w:pStyle w:val="a7"/>
+        <w:ind w:left="840" w:firstLine="480"/>
+        <w:jc w:val="left"/>
+        <w:rPr>
+          <w:sz w:val="24"/>
+          <w:szCs w:val="24"/>
+        </w:rPr>
+      </w:pPr>
+      <w:r>
+        <w:rPr>
+          <w:sz w:val="24"/>
+          <w:szCs w:val="24"/>
+        </w:rPr>
+        <w:t xml:space="preserve">    FOREIGN KEY (user_id) REFERENCES `user`(id)</w:t>
+      </w:r>
+    </w:p>
+    <w:p>
+      <w:pPr>
+        <w:pStyle w:val="a7"/>
+        <w:ind w:left="840" w:firstLine="480"/>
+        <w:jc w:val="left"/>
+        <w:rPr>
+          <w:sz w:val="24"/>
+          <w:szCs w:val="24"/>
+        </w:rPr>
+      </w:pPr>
+      <w:r>
+        <w:rPr>
+          <w:sz w:val="24"/>
+          <w:szCs w:val="24"/>
+        </w:rPr>
+        <w:t>);</w:t>
+      </w:r>
+    </w:p>
+    <w:p>
+      <w:pPr>
+        <w:pStyle w:val="a7"/>
+        <w:ind w:left="840" w:firstLine="480"/>
+        <w:jc w:val="left"/>
+        <w:rPr>
+          <w:sz w:val="24"/>
+          <w:szCs w:val="24"/>
+        </w:rPr>
+      </w:pPr>
+    </w:p>
+    <w:p>
+      <w:pPr>
+        <w:pStyle w:val="a7"/>
+        <w:ind w:left="840" w:firstLine="480"/>
+        <w:jc w:val="left"/>
+        <w:rPr>
+          <w:sz w:val="24"/>
+          <w:szCs w:val="24"/>
+        </w:rPr>
+      </w:pPr>
+    </w:p>
+    <w:p>
+      <w:pPr>
+        <w:pStyle w:val="a7"/>
+        <w:ind w:left="840" w:firstLine="480"/>
+        <w:jc w:val="left"/>
+        <w:rPr>
+          <w:sz w:val="24"/>
+          <w:szCs w:val="24"/>
+        </w:rPr>
+      </w:pPr>
+      <w:r>
+        <w:rPr>
+          <w:sz w:val="24"/>
+          <w:szCs w:val="24"/>
+        </w:rPr>
+        <w:t>CREATE TABLE `order` (</w:t>
+      </w:r>
+    </w:p>
+    <w:p>
+      <w:pPr>
+        <w:pStyle w:val="a7"/>
+        <w:ind w:left="840" w:firstLine="480"/>
+        <w:jc w:val="left"/>
+        <w:rPr>
+          <w:sz w:val="24"/>
+          <w:szCs w:val="24"/>
+        </w:rPr>
+      </w:pPr>
+      <w:r>
+        <w:rPr>
+          <w:sz w:val="24"/>
+          <w:szCs w:val="24"/>
+        </w:rPr>
+        <w:t xml:space="preserve">    id INT AUTO_INCREMENT PRIMARY KEY,</w:t>
+      </w:r>
+    </w:p>
+    <w:p>
+      <w:pPr>
+        <w:pStyle w:val="a7"/>
+        <w:ind w:left="840" w:firstLine="480"/>
+        <w:jc w:val="left"/>
+        <w:rPr>
+          <w:sz w:val="24"/>
+          <w:szCs w:val="24"/>
+        </w:rPr>
+      </w:pPr>
+      <w:r>
+        <w:rPr>
+          <w:sz w:val="24"/>
+          <w:szCs w:val="24"/>
+        </w:rPr>
+        <w:t xml:space="preserve">    user_id INT NOT NULL,</w:t>
+      </w:r>
+    </w:p>
+    <w:p>
+      <w:pPr>
+        <w:pStyle w:val="a7"/>
+        <w:ind w:left="840" w:firstLine="480"/>
+        <w:jc w:val="left"/>
+        <w:rPr>
+          <w:sz w:val="24"/>
+          <w:szCs w:val="24"/>
+        </w:rPr>
+      </w:pPr>
+      <w:r>
+        <w:rPr>
+          <w:sz w:val="24"/>
+          <w:szCs w:val="24"/>
+        </w:rPr>
+        <w:t xml:space="preserve">    address_id INT NOT NULL,</w:t>
+      </w:r>
+    </w:p>
+    <w:p>
+      <w:pPr>
+        <w:pStyle w:val="a7"/>
+        <w:ind w:left="840" w:firstLine="480"/>
+        <w:jc w:val="left"/>
+        <w:rPr>
+          <w:sz w:val="24"/>
+          <w:szCs w:val="24"/>
+        </w:rPr>
+      </w:pPr>
+      <w:r>
+        <w:rPr>
+          <w:sz w:val="24"/>
+          <w:szCs w:val="24"/>
+        </w:rPr>
+        <w:t xml:space="preserve">    total_price DECIMAL(10,2) NOT NULL,</w:t>
+      </w:r>
+    </w:p>
+    <w:p>
+      <w:pPr>
+        <w:pStyle w:val="a7"/>
+        <w:ind w:left="840" w:firstLine="480"/>
+        <w:jc w:val="left"/>
+        <w:rPr>
+          <w:rFonts w:hint="eastAsia"/>
+          <w:sz w:val="24"/>
+          <w:szCs w:val="24"/>
+        </w:rPr>
+      </w:pPr>
+      <w:r>
+        <w:rPr>
+          <w:rFonts w:hint="eastAsia"/>
+          <w:sz w:val="24"/>
+          <w:szCs w:val="24"/>
+        </w:rPr>
+        <w:t xml:space="preserve">    status ENUM('</w:t>
+      </w:r>
+      <w:r>
+        <w:rPr>
+          <w:rFonts w:hint="eastAsia"/>
+          <w:sz w:val="24"/>
+          <w:szCs w:val="24"/>
+        </w:rPr>
+        <w:t>待付款</w:t>
+      </w:r>
+      <w:r>
+        <w:rPr>
+          <w:rFonts w:hint="eastAsia"/>
+          <w:sz w:val="24"/>
+          <w:szCs w:val="24"/>
+        </w:rPr>
+        <w:t>', '</w:t>
+      </w:r>
+      <w:r>
+        <w:rPr>
+          <w:rFonts w:hint="eastAsia"/>
+          <w:sz w:val="24"/>
+          <w:szCs w:val="24"/>
+        </w:rPr>
+        <w:t>已付款</w:t>
+      </w:r>
+      <w:r>
+        <w:rPr>
+          <w:rFonts w:hint="eastAsia"/>
+          <w:sz w:val="24"/>
+          <w:szCs w:val="24"/>
+        </w:rPr>
+        <w:t>', '</w:t>
+      </w:r>
+      <w:r>
+        <w:rPr>
+          <w:rFonts w:hint="eastAsia"/>
+          <w:sz w:val="24"/>
+          <w:szCs w:val="24"/>
+        </w:rPr>
+        <w:t>已发货</w:t>
+      </w:r>
+      <w:r>
+        <w:rPr>
+          <w:rFonts w:hint="eastAsia"/>
+          <w:sz w:val="24"/>
+          <w:szCs w:val="24"/>
+        </w:rPr>
+        <w:t>', '</w:t>
+      </w:r>
+      <w:r>
+        <w:rPr>
+          <w:rFonts w:hint="eastAsia"/>
+          <w:sz w:val="24"/>
+          <w:szCs w:val="24"/>
+        </w:rPr>
+        <w:t>已完成</w:t>
+      </w:r>
+      <w:r>
+        <w:rPr>
+          <w:rFonts w:hint="eastAsia"/>
+          <w:sz w:val="24"/>
+          <w:szCs w:val="24"/>
+        </w:rPr>
+        <w:t>', '</w:t>
+      </w:r>
+      <w:r>
+        <w:rPr>
+          <w:rFonts w:hint="eastAsia"/>
+          <w:sz w:val="24"/>
+          <w:szCs w:val="24"/>
+        </w:rPr>
+        <w:t>已取消</w:t>
+      </w:r>
+      <w:r>
+        <w:rPr>
+          <w:rFonts w:hint="eastAsia"/>
+          <w:sz w:val="24"/>
+          <w:szCs w:val="24"/>
+        </w:rPr>
+        <w:t>') DEFAULT '</w:t>
+      </w:r>
+      <w:r>
+        <w:rPr>
+          <w:rFonts w:hint="eastAsia"/>
+          <w:sz w:val="24"/>
+          <w:szCs w:val="24"/>
+        </w:rPr>
+        <w:t>待付款</w:t>
+      </w:r>
+      <w:r>
+        <w:rPr>
+          <w:rFonts w:hint="eastAsia"/>
+          <w:sz w:val="24"/>
+          <w:szCs w:val="24"/>
+        </w:rPr>
+        <w:t>',</w:t>
+      </w:r>
+    </w:p>
+    <w:p>
+      <w:pPr>
+        <w:pStyle w:val="a7"/>
+        <w:ind w:left="840" w:firstLine="480"/>
+        <w:jc w:val="left"/>
+        <w:rPr>
+          <w:sz w:val="24"/>
+          <w:szCs w:val="24"/>
+        </w:rPr>
+      </w:pPr>
+      <w:r>
+        <w:rPr>
+          <w:sz w:val="24"/>
+          <w:szCs w:val="24"/>
+        </w:rPr>
+        <w:t xml:space="preserve">    create_time DATETIME DEFAULT CURRENT_TIMESTAMP,</w:t>
+      </w:r>
+    </w:p>
+    <w:p>
+      <w:pPr>
+        <w:pStyle w:val="a7"/>
+        <w:ind w:left="840" w:firstLine="480"/>
+        <w:jc w:val="left"/>
+        <w:rPr>
+          <w:sz w:val="24"/>
+          <w:szCs w:val="24"/>
+        </w:rPr>
+      </w:pPr>
+      <w:r>
+        <w:rPr>
+          <w:sz w:val="24"/>
+          <w:szCs w:val="24"/>
+        </w:rPr>
+        <w:t xml:space="preserve">    pay_time DATETIME NULL DEFAULT NULL,</w:t>
+      </w:r>
+    </w:p>
+    <w:p>
+      <w:pPr>
+        <w:pStyle w:val="a7"/>
+        <w:ind w:left="840" w:firstLine="480"/>
+        <w:jc w:val="left"/>
+        <w:rPr>
+          <w:sz w:val="24"/>
+          <w:szCs w:val="24"/>
+        </w:rPr>
+      </w:pPr>
+      <w:r>
+        <w:rPr>
+          <w:sz w:val="24"/>
+          <w:szCs w:val="24"/>
+        </w:rPr>
+        <w:t xml:space="preserve">    FOREIGN KEY (user_id) REFERENCES `user`(id),</w:t>
+      </w:r>
+    </w:p>
+    <w:p>
+      <w:pPr>
+        <w:pStyle w:val="a7"/>
+        <w:ind w:left="840" w:firstLine="480"/>
+        <w:jc w:val="left"/>
+        <w:rPr>
+          <w:sz w:val="24"/>
+          <w:szCs w:val="24"/>
+        </w:rPr>
+      </w:pPr>
+      <w:r>
+        <w:rPr>
+          <w:sz w:val="24"/>
+          <w:szCs w:val="24"/>
+        </w:rPr>
+        <w:t xml:space="preserve">    FOREIGN KEY (address_id) REFERENCES address(id)</w:t>
+      </w:r>
+    </w:p>
+    <w:p>
+      <w:pPr>
+        <w:pStyle w:val="a7"/>
+        <w:ind w:left="840" w:firstLine="480"/>
+        <w:jc w:val="left"/>
+        <w:rPr>
+          <w:sz w:val="24"/>
+          <w:szCs w:val="24"/>
+        </w:rPr>
+      </w:pPr>
+      <w:r>
+        <w:rPr>
+          <w:sz w:val="24"/>
+          <w:szCs w:val="24"/>
+        </w:rPr>
+        <w:t>);</w:t>
+      </w:r>
+    </w:p>
+    <w:p>
+      <w:pPr>
+        <w:pStyle w:val="a7"/>
+        <w:ind w:left="840" w:firstLine="480"/>
+        <w:jc w:val="left"/>
+        <w:rPr>
+          <w:sz w:val="24"/>
+          <w:szCs w:val="24"/>
+        </w:rPr>
+      </w:pPr>
+    </w:p>
+    <w:p>
+      <w:pPr>
+        <w:pStyle w:val="a7"/>
+        <w:ind w:left="840" w:firstLine="480"/>
+        <w:jc w:val="left"/>
+        <w:rPr>
+          <w:sz w:val="24"/>
+          <w:szCs w:val="24"/>
+        </w:rPr>
+      </w:pPr>
+    </w:p>
+    <w:p>
+      <w:pPr>
+        <w:pStyle w:val="a7"/>
+        <w:ind w:left="840" w:firstLine="480"/>
+        <w:jc w:val="left"/>
+        <w:rPr>
+          <w:sz w:val="24"/>
+          <w:szCs w:val="24"/>
+        </w:rPr>
+      </w:pPr>
+      <w:r>
+        <w:rPr>
+          <w:sz w:val="24"/>
+          <w:szCs w:val="24"/>
+        </w:rPr>
+        <w:t>CREATE TABLE order_item (</w:t>
+      </w:r>
+    </w:p>
+    <w:p>
+      <w:pPr>
+        <w:pStyle w:val="a7"/>
+        <w:ind w:left="840" w:firstLine="480"/>
+        <w:jc w:val="left"/>
+        <w:rPr>
+          <w:sz w:val="24"/>
+          <w:szCs w:val="24"/>
+        </w:rPr>
+      </w:pPr>
+      <w:r>
+        <w:rPr>
+          <w:sz w:val="24"/>
+          <w:szCs w:val="24"/>
+        </w:rPr>
+        <w:t xml:space="preserve">    id INT AUTO_INCREMENT PRIMARY KEY,</w:t>
+      </w:r>
+    </w:p>
+    <w:p>
+      <w:pPr>
+        <w:pStyle w:val="a7"/>
+        <w:ind w:left="840" w:firstLine="480"/>
+        <w:jc w:val="left"/>
+        <w:rPr>
+          <w:sz w:val="24"/>
+          <w:szCs w:val="24"/>
+        </w:rPr>
+      </w:pPr>
+      <w:r>
+        <w:rPr>
+          <w:sz w:val="24"/>
+          <w:szCs w:val="24"/>
+        </w:rPr>
+        <w:t xml:space="preserve">    order_id INT NOT NULL,</w:t>
+      </w:r>
+    </w:p>
+    <w:p>
+      <w:pPr>
+        <w:pStyle w:val="a7"/>
+        <w:ind w:left="840" w:firstLine="480"/>
+        <w:jc w:val="left"/>
+        <w:rPr>
+          <w:sz w:val="24"/>
+          <w:szCs w:val="24"/>
+        </w:rPr>
+      </w:pPr>
+      <w:r>
+        <w:rPr>
+          <w:sz w:val="24"/>
+          <w:szCs w:val="24"/>
+        </w:rPr>
+        <w:t xml:space="preserve">    goods_id INT NOT NULL,</w:t>
+      </w:r>
+    </w:p>
+    <w:p>
+      <w:pPr>
+        <w:pStyle w:val="a7"/>
+        <w:ind w:left="840" w:firstLine="480"/>
+        <w:jc w:val="left"/>
+        <w:rPr>
+          <w:sz w:val="24"/>
+          <w:szCs w:val="24"/>
+        </w:rPr>
+      </w:pPr>
+      <w:r>
+        <w:rPr>
+          <w:sz w:val="24"/>
+          <w:szCs w:val="24"/>
+        </w:rPr>
+        <w:t xml:space="preserve">    quantity INT NOT NULL,</w:t>
+      </w:r>
+    </w:p>
+    <w:p>
+      <w:pPr>
+        <w:pStyle w:val="a7"/>
+        <w:ind w:left="840" w:firstLine="480"/>
+        <w:jc w:val="left"/>
+        <w:rPr>
+          <w:sz w:val="24"/>
+          <w:szCs w:val="24"/>
+        </w:rPr>
+      </w:pPr>
+      <w:r>
+        <w:rPr>
+          <w:sz w:val="24"/>
+          <w:szCs w:val="24"/>
+        </w:rPr>
+        <w:t xml:space="preserve">    price DECIMAL(10,2) NOT NULL,</w:t>
+      </w:r>
+    </w:p>
+    <w:p>
+      <w:pPr>
+        <w:pStyle w:val="a7"/>
+        <w:ind w:left="840" w:firstLine="480"/>
+        <w:jc w:val="left"/>
+        <w:rPr>
+          <w:sz w:val="24"/>
+          <w:szCs w:val="24"/>
+        </w:rPr>
+      </w:pPr>
+      <w:r>
+        <w:rPr>
+          <w:sz w:val="24"/>
+          <w:szCs w:val="24"/>
+        </w:rPr>
+        <w:t xml:space="preserve">    FOREIGN KEY (order_id) REFERENCES `order`(id),</w:t>
+      </w:r>
+    </w:p>
+    <w:p>
+      <w:pPr>
+        <w:pStyle w:val="a7"/>
+        <w:ind w:left="840" w:firstLine="480"/>
+        <w:jc w:val="left"/>
+        <w:rPr>
+          <w:sz w:val="24"/>
+          <w:szCs w:val="24"/>
+        </w:rPr>
+      </w:pPr>
+      <w:r>
+        <w:rPr>
+          <w:sz w:val="24"/>
+          <w:szCs w:val="24"/>
+        </w:rPr>
+        <w:t xml:space="preserve">    FOREIGN KEY (goods_id) REFERENCES sh_goods(id)</w:t>
+      </w:r>
+    </w:p>
+    <w:p>
+      <w:pPr>
+        <w:pStyle w:val="a7"/>
+        <w:ind w:left="840" w:firstLine="480"/>
+        <w:jc w:val="left"/>
+        <w:rPr>
+          <w:sz w:val="24"/>
+          <w:szCs w:val="24"/>
+        </w:rPr>
+      </w:pPr>
+      <w:r>
+        <w:rPr>
+          <w:sz w:val="24"/>
+          <w:szCs w:val="24"/>
+        </w:rPr>
+        <w:t>);</w:t>
+      </w:r>
+    </w:p>
+    <w:p>
+      <w:pPr>
+        <w:pStyle w:val="a7"/>
+        <w:ind w:left="840" w:firstLine="480"/>
+        <w:jc w:val="left"/>
+        <w:rPr>
+          <w:sz w:val="24"/>
+          <w:szCs w:val="24"/>
+        </w:rPr>
+      </w:pPr>
+    </w:p>
+    <w:p>
+      <w:pPr>
+        <w:pStyle w:val="a7"/>
+        <w:ind w:left="840" w:firstLine="480"/>
+        <w:jc w:val="left"/>
+        <w:rPr>
+          <w:sz w:val="24"/>
+          <w:szCs w:val="24"/>
+        </w:rPr>
+      </w:pPr>
+    </w:p>
+    <w:p>
+      <w:pPr>
+        <w:pStyle w:val="a7"/>
+        <w:ind w:left="840" w:firstLine="480"/>
+        <w:jc w:val="left"/>
+        <w:rPr>
+          <w:sz w:val="24"/>
+          <w:szCs w:val="24"/>
+        </w:rPr>
+      </w:pPr>
+    </w:p>
+    <w:p>
+      <w:pPr>
+        <w:pStyle w:val="a7"/>
+        <w:ind w:left="840" w:firstLine="480"/>
+        <w:jc w:val="left"/>
+        <w:rPr>
+          <w:sz w:val="24"/>
+          <w:szCs w:val="24"/>
+        </w:rPr>
+      </w:pPr>
+      <w:r>
+        <w:rPr>
+          <w:sz w:val="24"/>
+          <w:szCs w:val="24"/>
+        </w:rPr>
+        <w:t>CREATE TABLE goods_rating (</w:t>
+      </w:r>
+    </w:p>
+    <w:p>
+      <w:pPr>
+        <w:pStyle w:val="a7"/>
+        <w:ind w:left="840" w:firstLine="480"/>
+        <w:jc w:val="left"/>
+        <w:rPr>
+          <w:sz w:val="24"/>
+          <w:szCs w:val="24"/>
+        </w:rPr>
+      </w:pPr>
+      <w:r>
+        <w:rPr>
+          <w:sz w:val="24"/>
+          <w:szCs w:val="24"/>
+        </w:rPr>
+        <w:t xml:space="preserve">    id INT AUTO_INCREMENT PRIMARY KEY,</w:t>
+      </w:r>
+    </w:p>
+    <w:p>
+      <w:pPr>
+        <w:pStyle w:val="a7"/>
+        <w:ind w:left="840" w:firstLine="480"/>
+        <w:jc w:val="left"/>
+        <w:rPr>
+          <w:sz w:val="24"/>
+          <w:szCs w:val="24"/>
+        </w:rPr>
+      </w:pPr>
+      <w:r>
+        <w:rPr>
+          <w:sz w:val="24"/>
+          <w:szCs w:val="24"/>
+        </w:rPr>
+        <w:t xml:space="preserve">    user_id INT NOT NULL,</w:t>
+      </w:r>
+    </w:p>
+    <w:p>
+      <w:pPr>
+        <w:pStyle w:val="a7"/>
+        <w:ind w:left="840" w:firstLine="480"/>
+        <w:jc w:val="left"/>
+        <w:rPr>
+          <w:sz w:val="24"/>
+          <w:szCs w:val="24"/>
+        </w:rPr>
+      </w:pPr>
+      <w:r>
+        <w:rPr>
+          <w:sz w:val="24"/>
+          <w:szCs w:val="24"/>
+        </w:rPr>
+        <w:t xml:space="preserve">    goods_id INT NOT NULL,</w:t>
+      </w:r>
+    </w:p>
+    <w:p>
+      <w:pPr>
+        <w:pStyle w:val="a7"/>
+        <w:ind w:left="840" w:firstLine="480"/>
+        <w:jc w:val="left"/>
+        <w:rPr>
+          <w:sz w:val="24"/>
+          <w:szCs w:val="24"/>
+        </w:rPr>
+      </w:pPr>
+      <w:r>
+        <w:rPr>
+          <w:sz w:val="24"/>
+          <w:szCs w:val="24"/>
+        </w:rPr>
+        <w:t xml:space="preserve">    rating TINYINT UNSIGNED NOT NULL CHECK (rating BETWEEN 1 AND 5),</w:t>
+      </w:r>
+    </w:p>
+    <w:p>
+      <w:pPr>
+        <w:pStyle w:val="a7"/>
+        <w:ind w:left="840" w:firstLine="480"/>
+        <w:jc w:val="left"/>
+        <w:rPr>
+          <w:sz w:val="24"/>
+          <w:szCs w:val="24"/>
+        </w:rPr>
+      </w:pPr>
+      <w:r>
+        <w:rPr>
+          <w:sz w:val="24"/>
+          <w:szCs w:val="24"/>
+        </w:rPr>
+        <w:t xml:space="preserve">    comment TEXT,</w:t>
+      </w:r>
+    </w:p>
+    <w:p>
+      <w:pPr>
+        <w:pStyle w:val="a7"/>
+        <w:ind w:left="840" w:firstLine="480"/>
+        <w:jc w:val="left"/>
+        <w:rPr>
+          <w:sz w:val="24"/>
+          <w:szCs w:val="24"/>
+        </w:rPr>
+      </w:pPr>
+      <w:r>
+        <w:rPr>
+          <w:sz w:val="24"/>
+          <w:szCs w:val="24"/>
+        </w:rPr>
+        <w:t xml:space="preserve">    create_time DATETIME DEFAULT CURRENT_TIMESTAMP,</w:t>
+      </w:r>
+    </w:p>
+    <w:p>
+      <w:pPr>
+        <w:pStyle w:val="a7"/>
+        <w:ind w:left="840" w:firstLine="480"/>
+        <w:jc w:val="left"/>
+        <w:rPr>
+          <w:sz w:val="24"/>
+          <w:szCs w:val="24"/>
+        </w:rPr>
+      </w:pPr>
+      <w:r>
+        <w:rPr>
+          <w:sz w:val="24"/>
+          <w:szCs w:val="24"/>
+        </w:rPr>
+        <w:t xml:space="preserve">    FOREIGN KEY (user_id) REFERENCES `user`(id),</w:t>
+      </w:r>
+    </w:p>
+    <w:p>
+      <w:pPr>
+        <w:pStyle w:val="a7"/>
+        <w:ind w:left="840" w:firstLine="480"/>
+        <w:jc w:val="left"/>
+        <w:rPr>
+          <w:sz w:val="24"/>
+          <w:szCs w:val="24"/>
+        </w:rPr>
+      </w:pPr>
+      <w:r>
+        <w:rPr>
+          <w:sz w:val="24"/>
+          <w:szCs w:val="24"/>
+        </w:rPr>
+        <w:t xml:space="preserve">    FOREIGN KEY (goods_id) REFERENCES sh_goods(id),</w:t>
+      </w:r>
+    </w:p>
+    <w:p>
+      <w:pPr>
+        <w:pStyle w:val="a7"/>
+        <w:ind w:left="840" w:firstLine="480"/>
+        <w:jc w:val="left"/>
+        <w:rPr>
+          <w:sz w:val="24"/>
+          <w:szCs w:val="24"/>
+        </w:rPr>
+      </w:pPr>
+      <w:r>
+        <w:rPr>
+          <w:sz w:val="24"/>
+          <w:szCs w:val="24"/>
+        </w:rPr>
+        <w:t xml:space="preserve">    UNIQUE (user_id, goods_id)</w:t>
+      </w:r>
+    </w:p>
+    <w:p>
+      <w:pPr>
+        <w:pStyle w:val="a7"/>
+        <w:ind w:left="840" w:firstLine="480"/>
+        <w:jc w:val="left"/>
+        <w:rPr>
+          <w:sz w:val="24"/>
+          <w:szCs w:val="24"/>
+        </w:rPr>
+      </w:pPr>
+      <w:r>
+        <w:rPr>
+          <w:sz w:val="24"/>
+          <w:szCs w:val="24"/>
+        </w:rPr>
+        <w:t>);</w:t>
+      </w:r>
+    </w:p>
+    <w:p>
+      <w:pPr>
+        <w:pStyle w:val="a7"/>
+        <w:ind w:left="840" w:firstLine="480"/>
+        <w:jc w:val="left"/>
+        <w:rPr>
+          <w:sz w:val="24"/>
+          <w:szCs w:val="24"/>
+        </w:rPr>
+      </w:pPr>
+    </w:p>
+    <w:p>
+      <w:pPr>
+        <w:pStyle w:val="a7"/>
+        <w:ind w:left="840" w:firstLine="480"/>
+        <w:jc w:val="left"/>
+        <w:rPr>
+          <w:sz w:val="24"/>
+          <w:szCs w:val="24"/>
+        </w:rPr>
+      </w:pPr>
+    </w:p>
+    <w:p>
+      <w:pPr>
+        <w:pStyle w:val="a7"/>
+        <w:ind w:left="840" w:firstLine="480"/>
+        <w:jc w:val="left"/>
+        <w:rPr>
+          <w:sz w:val="24"/>
+          <w:szCs w:val="24"/>
+        </w:rPr>
+      </w:pPr>
+    </w:p>
+    <w:p>
+      <w:pPr>
+        <w:pStyle w:val="a7"/>
+        <w:ind w:left="840" w:firstLine="480"/>
+        <w:jc w:val="left"/>
+        <w:rPr>
+          <w:sz w:val="24"/>
+          <w:szCs w:val="24"/>
+        </w:rPr>
+      </w:pPr>
+      <w:r>
+        <w:rPr>
+          <w:sz w:val="24"/>
+          <w:szCs w:val="24"/>
+        </w:rPr>
+        <w:t>CREATE TABLE sh_goods_comment (</w:t>
+      </w:r>
+    </w:p>
+    <w:p>
+      <w:pPr>
+        <w:pStyle w:val="a7"/>
+        <w:ind w:left="840" w:firstLine="480"/>
+        <w:jc w:val="left"/>
+        <w:rPr>
+          <w:sz w:val="24"/>
+          <w:szCs w:val="24"/>
+        </w:rPr>
+      </w:pPr>
+      <w:r>
+        <w:rPr>
+          <w:sz w:val="24"/>
+          <w:szCs w:val="24"/>
+        </w:rPr>
+        <w:t xml:space="preserve">    id INT AUTO_INCREMENT PRIMARY KEY,</w:t>
+      </w:r>
+    </w:p>
+    <w:p>
+      <w:pPr>
+        <w:pStyle w:val="a7"/>
+        <w:ind w:left="840" w:firstLine="480"/>
+        <w:jc w:val="left"/>
+        <w:rPr>
+          <w:sz w:val="24"/>
+          <w:szCs w:val="24"/>
+        </w:rPr>
+      </w:pPr>
+      <w:r>
+        <w:rPr>
+          <w:sz w:val="24"/>
+          <w:szCs w:val="24"/>
+        </w:rPr>
+        <w:t xml:space="preserve">    user_id INT NOT NULL,</w:t>
+      </w:r>
+    </w:p>
+    <w:p>
+      <w:pPr>
+        <w:pStyle w:val="a7"/>
+        <w:ind w:left="840" w:firstLine="480"/>
+        <w:jc w:val="left"/>
+        <w:rPr>
+          <w:sz w:val="24"/>
+          <w:szCs w:val="24"/>
+        </w:rPr>
+      </w:pPr>
+      <w:r>
+        <w:rPr>
+          <w:sz w:val="24"/>
+          <w:szCs w:val="24"/>
+        </w:rPr>
+        <w:t xml:space="preserve">    goods_id INT NOT NULL,</w:t>
+      </w:r>
+    </w:p>
+    <w:p>
+      <w:pPr>
+        <w:pStyle w:val="a7"/>
+        <w:ind w:left="840" w:firstLine="480"/>
+        <w:jc w:val="left"/>
+        <w:rPr>
+          <w:sz w:val="24"/>
+          <w:szCs w:val="24"/>
+        </w:rPr>
+      </w:pPr>
+      <w:r>
+        <w:rPr>
+          <w:sz w:val="24"/>
+          <w:szCs w:val="24"/>
+        </w:rPr>
+        <w:t xml:space="preserve">    content TEXT NOT NULL,</w:t>
+      </w:r>
+    </w:p>
+    <w:p>
+      <w:pPr>
+        <w:pStyle w:val="a7"/>
+        <w:ind w:left="840" w:firstLine="480"/>
+        <w:jc w:val="left"/>
+        <w:rPr>
+          <w:sz w:val="24"/>
+          <w:szCs w:val="24"/>
+        </w:rPr>
+      </w:pPr>
+      <w:r>
+        <w:rPr>
+          <w:sz w:val="24"/>
+          <w:szCs w:val="24"/>
+        </w:rPr>
+        <w:t xml:space="preserve">    is_valid BOOLEAN DEFAULT TRUE,</w:t>
+      </w:r>
+    </w:p>
+    <w:p>
+      <w:pPr>
+        <w:pStyle w:val="a7"/>
+        <w:ind w:left="840" w:firstLine="480"/>
+        <w:jc w:val="left"/>
+        <w:rPr>
+          <w:sz w:val="24"/>
+          <w:szCs w:val="24"/>
+        </w:rPr>
+      </w:pPr>
+      <w:r>
+        <w:rPr>
+          <w:sz w:val="24"/>
+          <w:szCs w:val="24"/>
+        </w:rPr>
+        <w:t xml:space="preserve">    create_time DATETIME DEFAULT CURRENT_TIMESTAMP,</w:t>
+      </w:r>
+    </w:p>
+    <w:p>
+      <w:pPr>
+        <w:pStyle w:val="a7"/>
+        <w:ind w:left="840" w:firstLine="480"/>
+        <w:jc w:val="left"/>
+        <w:rPr>
+          <w:sz w:val="24"/>
+          <w:szCs w:val="24"/>
+        </w:rPr>
+      </w:pPr>
+      <w:r>
+        <w:rPr>
+          <w:sz w:val="24"/>
+          <w:szCs w:val="24"/>
+        </w:rPr>
+        <w:t xml:space="preserve">    FOREIGN KEY (user_id) REFERENCES `user`(id),</w:t>
+      </w:r>
+    </w:p>
+    <w:p>
+      <w:pPr>
+        <w:pStyle w:val="a7"/>
+        <w:ind w:left="840" w:firstLine="480"/>
+        <w:jc w:val="left"/>
+        <w:rPr>
+          <w:sz w:val="24"/>
+          <w:szCs w:val="24"/>
+        </w:rPr>
+      </w:pPr>
+      <w:r>
+        <w:rPr>
+          <w:sz w:val="24"/>
+          <w:szCs w:val="24"/>
+        </w:rPr>
+        <w:t xml:space="preserve">    FOREIGN KEY (goods_id) REFERENCES sh_goods(id)</w:t>
+      </w:r>
+    </w:p>
+    <w:p>
+      <w:pPr>
+        <w:pStyle w:val="a7"/>
+        <w:ind w:left="840" w:firstLineChars="0" w:firstLine="0"/>
+        <w:jc w:val="left"/>
+        <w:rPr>
+          <w:sz w:val="24"/>
+          <w:szCs w:val="24"/>
+        </w:rPr>
+      </w:pPr>
+      <w:r>
+        <w:rPr>
+          <w:sz w:val="24"/>
+          <w:szCs w:val="24"/>
+        </w:rPr>
+        <w:t>);</w:t>
+      </w:r>
+    </w:p>
+    <w:p>
+      <w:pPr>
+        <w:pStyle w:val="a7"/>
+        <w:ind w:left="840" w:firstLineChars="0" w:firstLine="0"/>
+        <w:jc w:val="left"/>
+        <w:rPr>
+          <w:sz w:val="24"/>
+          <w:szCs w:val="24"/>
+        </w:rPr>
+      </w:pPr>
+    </w:p>
+    <w:p>
+      <w:pPr>
+        <w:pStyle w:val="a7"/>
+        <w:ind w:left="840" w:firstLineChars="0" w:firstLine="0"/>
+        <w:jc w:val="left"/>
+        <w:rPr>
+          <w:sz w:val="24"/>
+          <w:szCs w:val="24"/>
+        </w:rPr>
+      </w:pPr>
+    </w:p>
+    <w:p>
+      <w:pPr>
+        <w:pStyle w:val="a7"/>
+        <w:ind w:left="840" w:firstLine="480"/>
+        <w:jc w:val="left"/>
+        <w:rPr>
+          <w:rFonts w:hint="eastAsia"/>
+          <w:sz w:val="24"/>
+          <w:szCs w:val="24"/>
+        </w:rPr>
+      </w:pPr>
+      <w:r>
+        <w:rPr>
+          <w:rFonts w:hint="eastAsia"/>
+          <w:sz w:val="24"/>
+          <w:szCs w:val="24"/>
+        </w:rPr>
+        <w:t xml:space="preserve">-- </w:t>
+      </w:r>
+      <w:r>
+        <w:rPr>
+          <w:rFonts w:hint="eastAsia"/>
+          <w:sz w:val="24"/>
+          <w:szCs w:val="24"/>
+        </w:rPr>
+        <w:t>商品</w:t>
+      </w:r>
+    </w:p>
+    <w:p>
+      <w:pPr>
+        <w:pStyle w:val="a7"/>
+        <w:ind w:left="840" w:firstLine="480"/>
+        <w:jc w:val="left"/>
+        <w:rPr>
+          <w:sz w:val="24"/>
+          <w:szCs w:val="24"/>
+        </w:rPr>
+      </w:pPr>
+      <w:r>
+        <w:rPr>
+          <w:sz w:val="24"/>
+          <w:szCs w:val="24"/>
+        </w:rPr>
+        <w:t>INSERT INTO sh_goods (name, price, stock) VALUES</w:t>
+      </w:r>
+    </w:p>
+    <w:p>
+      <w:pPr>
+        <w:pStyle w:val="a7"/>
+        <w:ind w:left="840" w:firstLine="480"/>
+        <w:jc w:val="left"/>
+        <w:rPr>
+          <w:sz w:val="24"/>
+          <w:szCs w:val="24"/>
+        </w:rPr>
+      </w:pPr>
+      <w:r>
+        <w:rPr>
+          <w:sz w:val="24"/>
+          <w:szCs w:val="24"/>
+        </w:rPr>
+        <w:t>('iPhone 15', 6999.00, 100),</w:t>
+      </w:r>
+    </w:p>
+    <w:p>
+      <w:pPr>
+        <w:pStyle w:val="a7"/>
+        <w:ind w:left="840" w:firstLine="480"/>
+        <w:jc w:val="left"/>
+        <w:rPr>
+          <w:sz w:val="24"/>
+          <w:szCs w:val="24"/>
+        </w:rPr>
+      </w:pPr>
+      <w:r>
+        <w:rPr>
+          <w:sz w:val="24"/>
+          <w:szCs w:val="24"/>
+        </w:rPr>
+        <w:t>('MacBook Pro', 14999.00, 50);</w:t>
+      </w:r>
+    </w:p>
+    <w:p>
+      <w:pPr>
+        <w:pStyle w:val="a7"/>
+        <w:ind w:left="840" w:firstLine="480"/>
+        <w:jc w:val="left"/>
+        <w:rPr>
+          <w:sz w:val="24"/>
+          <w:szCs w:val="24"/>
+        </w:rPr>
+      </w:pPr>
+      <w:r>
+        <w:rPr>
+          <w:sz w:val="24"/>
+          <w:szCs w:val="24"/>
+        </w:rPr>
+        <w:t>('iPad Pro', 8999.00, 80),</w:t>
+      </w:r>
+    </w:p>
+    <w:p>
+      <w:pPr>
+        <w:pStyle w:val="a7"/>
+        <w:ind w:left="840" w:firstLine="480"/>
+        <w:jc w:val="left"/>
+        <w:rPr>
+          <w:sz w:val="24"/>
+          <w:szCs w:val="24"/>
+        </w:rPr>
+      </w:pPr>
+      <w:r>
+        <w:rPr>
+          <w:sz w:val="24"/>
+          <w:szCs w:val="24"/>
+        </w:rPr>
+        <w:t>('AirPods Max', 4399.00, 30),</w:t>
+      </w:r>
+    </w:p>
+    <w:p>
+      <w:pPr>
+        <w:pStyle w:val="a7"/>
+        <w:ind w:left="840" w:firstLine="480"/>
+        <w:jc w:val="left"/>
+        <w:rPr>
+          <w:sz w:val="24"/>
+          <w:szCs w:val="24"/>
+        </w:rPr>
+      </w:pPr>
+      <w:r>
+        <w:rPr>
+          <w:sz w:val="24"/>
+          <w:szCs w:val="24"/>
+        </w:rPr>
+        <w:t>('Apple Watch Series 6', 3599.00, 45);</w:t>
+      </w:r>
+    </w:p>
+    <w:p>
+      <w:pPr>
+        <w:pStyle w:val="a7"/>
+        <w:ind w:left="840" w:firstLine="480"/>
+        <w:jc w:val="left"/>
+        <w:rPr>
+          <w:sz w:val="24"/>
+          <w:szCs w:val="24"/>
+        </w:rPr>
+      </w:pPr>
+    </w:p>
+    <w:p>
+      <w:pPr>
+        <w:pStyle w:val="a7"/>
+        <w:ind w:left="840" w:firstLine="480"/>
+        <w:jc w:val="left"/>
+        <w:rPr>
+          <w:rFonts w:hint="eastAsia"/>
+          <w:sz w:val="24"/>
+          <w:szCs w:val="24"/>
+        </w:rPr>
+      </w:pPr>
+      <w:r>
+        <w:rPr>
+          <w:rFonts w:hint="eastAsia"/>
+          <w:sz w:val="24"/>
+          <w:szCs w:val="24"/>
+        </w:rPr>
+        <w:t xml:space="preserve">-- </w:t>
+      </w:r>
+      <w:r>
+        <w:rPr>
+          <w:rFonts w:hint="eastAsia"/>
+          <w:sz w:val="24"/>
+          <w:szCs w:val="24"/>
+        </w:rPr>
+        <w:t>购物车</w:t>
+      </w:r>
+    </w:p>
+    <w:p>
+      <w:pPr>
+        <w:pStyle w:val="a7"/>
+        <w:ind w:left="840" w:firstLine="480"/>
+        <w:jc w:val="left"/>
+        <w:rPr>
+          <w:sz w:val="24"/>
+          <w:szCs w:val="24"/>
+        </w:rPr>
+      </w:pPr>
+      <w:r>
+        <w:rPr>
+          <w:sz w:val="24"/>
+          <w:szCs w:val="24"/>
+        </w:rPr>
+        <w:t>INSERT INTO cart (user_id, goods_id, quantity) VALUES</w:t>
+      </w:r>
+    </w:p>
+    <w:p>
+      <w:pPr>
+        <w:pStyle w:val="a7"/>
+        <w:ind w:left="840" w:firstLine="480"/>
+        <w:jc w:val="left"/>
+        <w:rPr>
+          <w:sz w:val="24"/>
+          <w:szCs w:val="24"/>
+        </w:rPr>
+      </w:pPr>
+      <w:r>
+        <w:rPr>
+          <w:sz w:val="24"/>
+          <w:szCs w:val="24"/>
+        </w:rPr>
+        <w:t>(1, 1, 2),</w:t>
+      </w:r>
+    </w:p>
+    <w:p>
+      <w:pPr>
+        <w:pStyle w:val="a7"/>
+        <w:ind w:left="840" w:firstLine="480"/>
+        <w:jc w:val="left"/>
+        <w:rPr>
+          <w:sz w:val="24"/>
+          <w:szCs w:val="24"/>
+        </w:rPr>
+      </w:pPr>
+      <w:r>
+        <w:rPr>
+          <w:sz w:val="24"/>
+          <w:szCs w:val="24"/>
+        </w:rPr>
+        <w:t>(2, 2, 1);</w:t>
+      </w:r>
+    </w:p>
+    <w:p>
+      <w:pPr>
+        <w:pStyle w:val="a7"/>
+        <w:ind w:left="840" w:firstLine="480"/>
+        <w:jc w:val="left"/>
+        <w:rPr>
+          <w:rFonts w:hint="eastAsia"/>
+          <w:sz w:val="24"/>
+          <w:szCs w:val="24"/>
+        </w:rPr>
+      </w:pPr>
+      <w:r>
+        <w:rPr>
+          <w:rFonts w:hint="eastAsia"/>
+          <w:sz w:val="24"/>
+          <w:szCs w:val="24"/>
+        </w:rPr>
+        <w:t xml:space="preserve">(1, 3, 1), -- </w:t>
+      </w:r>
+      <w:r>
+        <w:rPr>
+          <w:rFonts w:hint="eastAsia"/>
+          <w:sz w:val="24"/>
+          <w:szCs w:val="24"/>
+        </w:rPr>
+        <w:t>张三添加了</w:t>
+      </w:r>
+      <w:r>
+        <w:rPr>
+          <w:rFonts w:hint="eastAsia"/>
+          <w:sz w:val="24"/>
+          <w:szCs w:val="24"/>
+        </w:rPr>
+        <w:t>iPad Pro</w:t>
+      </w:r>
+      <w:r>
+        <w:rPr>
+          <w:rFonts w:hint="eastAsia"/>
+          <w:sz w:val="24"/>
+          <w:szCs w:val="24"/>
+        </w:rPr>
+        <w:t>到购物车</w:t>
+      </w:r>
+    </w:p>
+    <w:p>
+      <w:pPr>
+        <w:pStyle w:val="a7"/>
+        <w:ind w:left="840" w:firstLine="480"/>
+        <w:jc w:val="left"/>
+        <w:rPr>
+          <w:rFonts w:hint="eastAsia"/>
+          <w:sz w:val="24"/>
+          <w:szCs w:val="24"/>
+        </w:rPr>
+      </w:pPr>
+      <w:r>
+        <w:rPr>
+          <w:rFonts w:hint="eastAsia"/>
+          <w:sz w:val="24"/>
+          <w:szCs w:val="24"/>
+        </w:rPr>
+        <w:t xml:space="preserve">(2, 4, 2), -- </w:t>
+      </w:r>
+      <w:r>
+        <w:rPr>
+          <w:rFonts w:hint="eastAsia"/>
+          <w:sz w:val="24"/>
+          <w:szCs w:val="24"/>
+        </w:rPr>
+        <w:t>李四添加了</w:t>
+      </w:r>
+      <w:r>
+        <w:rPr>
+          <w:rFonts w:hint="eastAsia"/>
+          <w:sz w:val="24"/>
+          <w:szCs w:val="24"/>
+        </w:rPr>
+        <w:t>AirPods Max</w:t>
+      </w:r>
+      <w:r>
+        <w:rPr>
+          <w:rFonts w:hint="eastAsia"/>
+          <w:sz w:val="24"/>
+          <w:szCs w:val="24"/>
+        </w:rPr>
+        <w:t>到购物车</w:t>
+      </w:r>
+    </w:p>
+    <w:p>
+      <w:pPr>
+        <w:pStyle w:val="a7"/>
+        <w:ind w:left="840" w:firstLine="480"/>
+        <w:jc w:val="left"/>
+        <w:rPr>
+          <w:rFonts w:hint="eastAsia"/>
+          <w:sz w:val="24"/>
+          <w:szCs w:val="24"/>
+        </w:rPr>
+      </w:pPr>
+      <w:r>
+        <w:rPr>
+          <w:rFonts w:hint="eastAsia"/>
+          <w:sz w:val="24"/>
+          <w:szCs w:val="24"/>
+        </w:rPr>
+        <w:t xml:space="preserve">(3, 2, 1), -- </w:t>
+      </w:r>
+      <w:r>
+        <w:rPr>
+          <w:rFonts w:hint="eastAsia"/>
+          <w:sz w:val="24"/>
+          <w:szCs w:val="24"/>
+        </w:rPr>
+        <w:t>王五添加了</w:t>
+      </w:r>
+      <w:r>
+        <w:rPr>
+          <w:rFonts w:hint="eastAsia"/>
+          <w:sz w:val="24"/>
+          <w:szCs w:val="24"/>
+        </w:rPr>
+        <w:t>MacBook Pro</w:t>
+      </w:r>
+      <w:r>
+        <w:rPr>
+          <w:rFonts w:hint="eastAsia"/>
+          <w:sz w:val="24"/>
+          <w:szCs w:val="24"/>
+        </w:rPr>
+        <w:t>到购物车</w:t>
+      </w:r>
+    </w:p>
+    <w:p>
+      <w:pPr>
+        <w:pStyle w:val="a7"/>
+        <w:ind w:left="840" w:firstLine="480"/>
+        <w:jc w:val="left"/>
+        <w:rPr>
+          <w:rFonts w:hint="eastAsia"/>
+          <w:sz w:val="24"/>
+          <w:szCs w:val="24"/>
+        </w:rPr>
+      </w:pPr>
+      <w:r>
+        <w:rPr>
+          <w:rFonts w:hint="eastAsia"/>
+          <w:sz w:val="24"/>
+          <w:szCs w:val="24"/>
+        </w:rPr>
+        <w:t xml:space="preserve">(4, 1, 3); -- </w:t>
+      </w:r>
+      <w:r>
+        <w:rPr>
+          <w:rFonts w:hint="eastAsia"/>
+          <w:sz w:val="24"/>
+          <w:szCs w:val="24"/>
+        </w:rPr>
+        <w:t>赵六添加了</w:t>
+      </w:r>
+      <w:r>
+        <w:rPr>
+          <w:rFonts w:hint="eastAsia"/>
+          <w:sz w:val="24"/>
+          <w:szCs w:val="24"/>
+        </w:rPr>
+        <w:t>iPhone 15</w:t>
+      </w:r>
+      <w:r>
+        <w:rPr>
+          <w:rFonts w:hint="eastAsia"/>
+          <w:sz w:val="24"/>
+          <w:szCs w:val="24"/>
+        </w:rPr>
+        <w:t>到购物车</w:t>
+      </w:r>
+    </w:p>
+    <w:p>
+      <w:pPr>
+        <w:pStyle w:val="a7"/>
+        <w:ind w:left="840" w:firstLine="480"/>
+        <w:jc w:val="left"/>
+        <w:rPr>
+          <w:sz w:val="24"/>
+          <w:szCs w:val="24"/>
+        </w:rPr>
+      </w:pPr>
+    </w:p>
+    <w:p>
+      <w:pPr>
+        <w:pStyle w:val="a7"/>
+        <w:ind w:left="840" w:firstLine="480"/>
+        <w:jc w:val="left"/>
+        <w:rPr>
+          <w:rFonts w:hint="eastAsia"/>
+          <w:sz w:val="24"/>
+          <w:szCs w:val="24"/>
+        </w:rPr>
+      </w:pPr>
+      <w:r>
+        <w:rPr>
+          <w:rFonts w:hint="eastAsia"/>
+          <w:sz w:val="24"/>
+          <w:szCs w:val="24"/>
+        </w:rPr>
+        <w:t xml:space="preserve">-- </w:t>
+      </w:r>
+      <w:r>
+        <w:rPr>
+          <w:rFonts w:hint="eastAsia"/>
+          <w:sz w:val="24"/>
+          <w:szCs w:val="24"/>
+        </w:rPr>
+        <w:t>地址</w:t>
+      </w:r>
+    </w:p>
+    <w:p>
+      <w:pPr>
+        <w:pStyle w:val="a7"/>
+        <w:ind w:left="840" w:firstLine="480"/>
+        <w:jc w:val="left"/>
+        <w:rPr>
+          <w:sz w:val="24"/>
+          <w:szCs w:val="24"/>
+        </w:rPr>
+      </w:pPr>
+      <w:r>
+        <w:rPr>
+          <w:sz w:val="24"/>
+          <w:szCs w:val="24"/>
+        </w:rPr>
+        <w:t>INSERT INTO address (user_id, receiver_name, phone, province, city, district, detail_address, is_default) VALUES</w:t>
+      </w:r>
+    </w:p>
+    <w:p>
+      <w:pPr>
+        <w:pStyle w:val="a7"/>
+        <w:ind w:left="840" w:firstLine="480"/>
+        <w:jc w:val="left"/>
+        <w:rPr>
+          <w:rFonts w:hint="eastAsia"/>
+          <w:sz w:val="24"/>
+          <w:szCs w:val="24"/>
+        </w:rPr>
+      </w:pPr>
+      <w:r>
+        <w:rPr>
+          <w:rFonts w:hint="eastAsia"/>
+          <w:sz w:val="24"/>
+          <w:szCs w:val="24"/>
+        </w:rPr>
+        <w:t>(1, '</w:t>
+      </w:r>
+      <w:r>
+        <w:rPr>
+          <w:rFonts w:hint="eastAsia"/>
+          <w:sz w:val="24"/>
+          <w:szCs w:val="24"/>
+        </w:rPr>
+        <w:t>张三</w:t>
+      </w:r>
+      <w:r>
+        <w:rPr>
+          <w:rFonts w:hint="eastAsia"/>
+          <w:sz w:val="24"/>
+          <w:szCs w:val="24"/>
+        </w:rPr>
+        <w:t>', '13800001111', '</w:t>
+      </w:r>
+      <w:r>
+        <w:rPr>
+          <w:rFonts w:hint="eastAsia"/>
+          <w:sz w:val="24"/>
+          <w:szCs w:val="24"/>
+        </w:rPr>
+        <w:t>北京市</w:t>
+      </w:r>
+      <w:r>
+        <w:rPr>
+          <w:rFonts w:hint="eastAsia"/>
+          <w:sz w:val="24"/>
+          <w:szCs w:val="24"/>
+        </w:rPr>
+        <w:t>', '</w:t>
+      </w:r>
+      <w:r>
+        <w:rPr>
+          <w:rFonts w:hint="eastAsia"/>
+          <w:sz w:val="24"/>
+          <w:szCs w:val="24"/>
+        </w:rPr>
+        <w:t>北京市</w:t>
+      </w:r>
+      <w:r>
+        <w:rPr>
+          <w:rFonts w:hint="eastAsia"/>
+          <w:sz w:val="24"/>
+          <w:szCs w:val="24"/>
+        </w:rPr>
+        <w:t>', '</w:t>
+      </w:r>
+      <w:r>
+        <w:rPr>
+          <w:rFonts w:hint="eastAsia"/>
+          <w:sz w:val="24"/>
+          <w:szCs w:val="24"/>
+        </w:rPr>
+        <w:t>朝阳区</w:t>
+      </w:r>
+      <w:r>
+        <w:rPr>
+          <w:rFonts w:hint="eastAsia"/>
+          <w:sz w:val="24"/>
+          <w:szCs w:val="24"/>
+        </w:rPr>
+        <w:t>', '</w:t>
+      </w:r>
+      <w:r>
+        <w:rPr>
+          <w:rFonts w:hint="eastAsia"/>
+          <w:sz w:val="24"/>
+          <w:szCs w:val="24"/>
+        </w:rPr>
+        <w:t>建国路</w:t>
+      </w:r>
+      <w:r>
+        <w:rPr>
+          <w:rFonts w:hint="eastAsia"/>
+          <w:sz w:val="24"/>
+          <w:szCs w:val="24"/>
+        </w:rPr>
+        <w:t>1</w:t>
+      </w:r>
+      <w:r>
+        <w:rPr>
+          <w:rFonts w:hint="eastAsia"/>
+          <w:sz w:val="24"/>
+          <w:szCs w:val="24"/>
+        </w:rPr>
+        <w:t>号</w:t>
+      </w:r>
+      <w:r>
+        <w:rPr>
+          <w:rFonts w:hint="eastAsia"/>
+          <w:sz w:val="24"/>
+          <w:szCs w:val="24"/>
+        </w:rPr>
+        <w:t>', TRUE);</w:t>
+      </w:r>
+    </w:p>
+    <w:p>
+      <w:pPr>
+        <w:pStyle w:val="a7"/>
+        <w:ind w:left="840" w:firstLine="480"/>
+        <w:jc w:val="left"/>
+        <w:rPr>
+          <w:rFonts w:hint="eastAsia"/>
+          <w:sz w:val="24"/>
+          <w:szCs w:val="24"/>
+        </w:rPr>
+      </w:pPr>
+      <w:r>
+        <w:rPr>
+          <w:rFonts w:hint="eastAsia"/>
+          <w:sz w:val="24"/>
+          <w:szCs w:val="24"/>
+        </w:rPr>
+        <w:t>(2, '</w:t>
+      </w:r>
+      <w:r>
+        <w:rPr>
+          <w:rFonts w:hint="eastAsia"/>
+          <w:sz w:val="24"/>
+          <w:szCs w:val="24"/>
+        </w:rPr>
+        <w:t>李四</w:t>
+      </w:r>
+      <w:r>
+        <w:rPr>
+          <w:rFonts w:hint="eastAsia"/>
+          <w:sz w:val="24"/>
+          <w:szCs w:val="24"/>
+        </w:rPr>
+        <w:t>', '13900002222', '</w:t>
+      </w:r>
+      <w:r>
+        <w:rPr>
+          <w:rFonts w:hint="eastAsia"/>
+          <w:sz w:val="24"/>
+          <w:szCs w:val="24"/>
+        </w:rPr>
+        <w:t>上海市</w:t>
+      </w:r>
+      <w:r>
+        <w:rPr>
+          <w:rFonts w:hint="eastAsia"/>
+          <w:sz w:val="24"/>
+          <w:szCs w:val="24"/>
+        </w:rPr>
+        <w:t>', '</w:t>
+      </w:r>
+      <w:r>
+        <w:rPr>
+          <w:rFonts w:hint="eastAsia"/>
+          <w:sz w:val="24"/>
+          <w:szCs w:val="24"/>
+        </w:rPr>
+        <w:t>上海市</w:t>
+      </w:r>
+      <w:r>
+        <w:rPr>
+          <w:rFonts w:hint="eastAsia"/>
+          <w:sz w:val="24"/>
+          <w:szCs w:val="24"/>
+        </w:rPr>
+        <w:t>', '</w:t>
+      </w:r>
+      <w:r>
+        <w:rPr>
+          <w:rFonts w:hint="eastAsia"/>
+          <w:sz w:val="24"/>
+          <w:szCs w:val="24"/>
+        </w:rPr>
+        <w:t>浦东新区</w:t>
+      </w:r>
+      <w:r>
+        <w:rPr>
+          <w:rFonts w:hint="eastAsia"/>
+          <w:sz w:val="24"/>
+          <w:szCs w:val="24"/>
+        </w:rPr>
+        <w:t>', '</w:t>
+      </w:r>
+      <w:r>
+        <w:rPr>
+          <w:rFonts w:hint="eastAsia"/>
+          <w:sz w:val="24"/>
+          <w:szCs w:val="24"/>
+        </w:rPr>
+        <w:t>陆家嘴环路</w:t>
+      </w:r>
+      <w:r>
+        <w:rPr>
+          <w:rFonts w:hint="eastAsia"/>
+          <w:sz w:val="24"/>
+          <w:szCs w:val="24"/>
+        </w:rPr>
+        <w:t>1000</w:t>
+      </w:r>
+      <w:r>
+        <w:rPr>
+          <w:rFonts w:hint="eastAsia"/>
+          <w:sz w:val="24"/>
+          <w:szCs w:val="24"/>
+        </w:rPr>
+        <w:t>号</w:t>
+      </w:r>
+      <w:r>
+        <w:rPr>
+          <w:rFonts w:hint="eastAsia"/>
+          <w:sz w:val="24"/>
+          <w:szCs w:val="24"/>
+        </w:rPr>
+        <w:t>', TRUE),</w:t>
+      </w:r>
+    </w:p>
+    <w:p>
+      <w:pPr>
+        <w:pStyle w:val="a7"/>
+        <w:ind w:left="840" w:firstLine="480"/>
+        <w:jc w:val="left"/>
+        <w:rPr>
+          <w:rFonts w:hint="eastAsia"/>
+          <w:sz w:val="24"/>
+          <w:szCs w:val="24"/>
+        </w:rPr>
+      </w:pPr>
+      <w:r>
+        <w:rPr>
+          <w:rFonts w:hint="eastAsia"/>
+          <w:sz w:val="24"/>
+          <w:szCs w:val="24"/>
+        </w:rPr>
+        <w:t>(3, '</w:t>
+      </w:r>
+      <w:r>
+        <w:rPr>
+          <w:rFonts w:hint="eastAsia"/>
+          <w:sz w:val="24"/>
+          <w:szCs w:val="24"/>
+        </w:rPr>
+        <w:t>王五</w:t>
+      </w:r>
+      <w:r>
+        <w:rPr>
+          <w:rFonts w:hint="eastAsia"/>
+          <w:sz w:val="24"/>
+          <w:szCs w:val="24"/>
+        </w:rPr>
+        <w:t>', '13700003333', '</w:t>
+      </w:r>
+      <w:r>
+        <w:rPr>
+          <w:rFonts w:hint="eastAsia"/>
+          <w:sz w:val="24"/>
+          <w:szCs w:val="24"/>
+        </w:rPr>
+        <w:t>广东省</w:t>
+      </w:r>
+      <w:r>
+        <w:rPr>
+          <w:rFonts w:hint="eastAsia"/>
+          <w:sz w:val="24"/>
+          <w:szCs w:val="24"/>
+        </w:rPr>
+        <w:t>', '</w:t>
+      </w:r>
+      <w:r>
+        <w:rPr>
+          <w:rFonts w:hint="eastAsia"/>
+          <w:sz w:val="24"/>
+          <w:szCs w:val="24"/>
+        </w:rPr>
+        <w:t>深圳市</w:t>
+      </w:r>
+      <w:r>
+        <w:rPr>
+          <w:rFonts w:hint="eastAsia"/>
+          <w:sz w:val="24"/>
+          <w:szCs w:val="24"/>
+        </w:rPr>
+        <w:t>', '</w:t>
+      </w:r>
+      <w:r>
+        <w:rPr>
+          <w:rFonts w:hint="eastAsia"/>
+          <w:sz w:val="24"/>
+          <w:szCs w:val="24"/>
+        </w:rPr>
+        <w:t>南山区</w:t>
+      </w:r>
+      <w:r>
+        <w:rPr>
+          <w:rFonts w:hint="eastAsia"/>
+          <w:sz w:val="24"/>
+          <w:szCs w:val="24"/>
+        </w:rPr>
+        <w:t>', '</w:t>
+      </w:r>
+      <w:r>
+        <w:rPr>
+          <w:rFonts w:hint="eastAsia"/>
+          <w:sz w:val="24"/>
+          <w:szCs w:val="24"/>
+        </w:rPr>
+        <w:t>科技园中区科苑路</w:t>
+      </w:r>
+      <w:r>
+        <w:rPr>
+          <w:rFonts w:hint="eastAsia"/>
+          <w:sz w:val="24"/>
+          <w:szCs w:val="24"/>
+        </w:rPr>
+        <w:t>15</w:t>
+      </w:r>
+      <w:r>
+        <w:rPr>
+          <w:rFonts w:hint="eastAsia"/>
+          <w:sz w:val="24"/>
+          <w:szCs w:val="24"/>
+        </w:rPr>
+        <w:t>号</w:t>
+      </w:r>
+      <w:r>
+        <w:rPr>
+          <w:rFonts w:hint="eastAsia"/>
+          <w:sz w:val="24"/>
+          <w:szCs w:val="24"/>
+        </w:rPr>
+        <w:t>', FALSE),</w:t>
+      </w:r>
+    </w:p>
+    <w:p>
+      <w:pPr>
+        <w:pStyle w:val="a7"/>
+        <w:ind w:left="840" w:firstLine="480"/>
+        <w:jc w:val="left"/>
+        <w:rPr>
+          <w:rFonts w:hint="eastAsia"/>
+          <w:sz w:val="24"/>
+          <w:szCs w:val="24"/>
+        </w:rPr>
+      </w:pPr>
+      <w:r>
+        <w:rPr>
+          <w:rFonts w:hint="eastAsia"/>
+          <w:sz w:val="24"/>
+          <w:szCs w:val="24"/>
+        </w:rPr>
+        <w:t>(4, '</w:t>
+      </w:r>
+      <w:r>
+        <w:rPr>
+          <w:rFonts w:hint="eastAsia"/>
+          <w:sz w:val="24"/>
+          <w:szCs w:val="24"/>
+        </w:rPr>
+        <w:t>赵六</w:t>
+      </w:r>
+      <w:r>
+        <w:rPr>
+          <w:rFonts w:hint="eastAsia"/>
+          <w:sz w:val="24"/>
+          <w:szCs w:val="24"/>
+        </w:rPr>
+        <w:t>', '13600004444', '</w:t>
+      </w:r>
+      <w:r>
+        <w:rPr>
+          <w:rFonts w:hint="eastAsia"/>
+          <w:sz w:val="24"/>
+          <w:szCs w:val="24"/>
+        </w:rPr>
+        <w:t>浙江省</w:t>
+      </w:r>
+      <w:r>
+        <w:rPr>
+          <w:rFonts w:hint="eastAsia"/>
+          <w:sz w:val="24"/>
+          <w:szCs w:val="24"/>
+        </w:rPr>
+        <w:t>', '</w:t>
+      </w:r>
+      <w:r>
+        <w:rPr>
+          <w:rFonts w:hint="eastAsia"/>
+          <w:sz w:val="24"/>
+          <w:szCs w:val="24"/>
+        </w:rPr>
+        <w:t>杭州市</w:t>
+      </w:r>
+      <w:r>
+        <w:rPr>
+          <w:rFonts w:hint="eastAsia"/>
+          <w:sz w:val="24"/>
+          <w:szCs w:val="24"/>
+        </w:rPr>
+        <w:t>', '</w:t>
+      </w:r>
+      <w:r>
+        <w:rPr>
+          <w:rFonts w:hint="eastAsia"/>
+          <w:sz w:val="24"/>
+          <w:szCs w:val="24"/>
+        </w:rPr>
+        <w:t>西湖区</w:t>
+      </w:r>
+      <w:r>
+        <w:rPr>
+          <w:rFonts w:hint="eastAsia"/>
+          <w:sz w:val="24"/>
+          <w:szCs w:val="24"/>
+        </w:rPr>
+        <w:t>', '</w:t>
+      </w:r>
+      <w:r>
+        <w:rPr>
+          <w:rFonts w:hint="eastAsia"/>
+          <w:sz w:val="24"/>
+          <w:szCs w:val="24"/>
+        </w:rPr>
+        <w:t>文二西路</w:t>
+      </w:r>
+      <w:r>
+        <w:rPr>
+          <w:rFonts w:hint="eastAsia"/>
+          <w:sz w:val="24"/>
+          <w:szCs w:val="24"/>
+        </w:rPr>
+        <w:t>683</w:t>
+      </w:r>
+      <w:r>
+        <w:rPr>
+          <w:rFonts w:hint="eastAsia"/>
+          <w:sz w:val="24"/>
+          <w:szCs w:val="24"/>
+        </w:rPr>
+        <w:t>号</w:t>
+      </w:r>
+      <w:r>
+        <w:rPr>
+          <w:rFonts w:hint="eastAsia"/>
+          <w:sz w:val="24"/>
+          <w:szCs w:val="24"/>
+        </w:rPr>
+        <w:t>', TRUE);</w:t>
+      </w:r>
+    </w:p>
+    <w:p>
+      <w:pPr>
+        <w:pStyle w:val="a7"/>
+        <w:ind w:left="840" w:firstLine="480"/>
+        <w:jc w:val="left"/>
+        <w:rPr>
+          <w:sz w:val="24"/>
+          <w:szCs w:val="24"/>
+        </w:rPr>
+      </w:pPr>
+    </w:p>
+    <w:p>
+      <w:pPr>
+        <w:pStyle w:val="a7"/>
+        <w:ind w:left="840" w:firstLine="480"/>
+        <w:jc w:val="left"/>
+        <w:rPr>
+          <w:rFonts w:hint="eastAsia"/>
+          <w:sz w:val="24"/>
+          <w:szCs w:val="24"/>
+        </w:rPr>
+      </w:pPr>
+      <w:r>
+        <w:rPr>
+          <w:rFonts w:hint="eastAsia"/>
+          <w:sz w:val="24"/>
+          <w:szCs w:val="24"/>
+        </w:rPr>
+        <w:t xml:space="preserve">-- </w:t>
+      </w:r>
+      <w:r>
+        <w:rPr>
+          <w:rFonts w:hint="eastAsia"/>
+          <w:sz w:val="24"/>
+          <w:szCs w:val="24"/>
+        </w:rPr>
+        <w:t>订单</w:t>
+      </w:r>
+    </w:p>
+    <w:p>
+      <w:pPr>
+        <w:pStyle w:val="a7"/>
+        <w:ind w:left="840" w:firstLine="480"/>
+        <w:jc w:val="left"/>
+        <w:rPr>
+          <w:sz w:val="24"/>
+          <w:szCs w:val="24"/>
+        </w:rPr>
+      </w:pPr>
+      <w:r>
+        <w:rPr>
+          <w:sz w:val="24"/>
+          <w:szCs w:val="24"/>
+        </w:rPr>
+        <w:t>INSERT INTO `order` (user_id, address_id, total_price) VALUES</w:t>
+      </w:r>
+    </w:p>
+    <w:p>
+      <w:pPr>
+        <w:pStyle w:val="a7"/>
+        <w:ind w:left="840" w:firstLine="480"/>
+        <w:jc w:val="left"/>
+        <w:rPr>
+          <w:rFonts w:hint="eastAsia"/>
+          <w:sz w:val="24"/>
+          <w:szCs w:val="24"/>
+        </w:rPr>
+      </w:pPr>
+      <w:r>
+        <w:rPr>
+          <w:rFonts w:hint="eastAsia"/>
+          <w:sz w:val="24"/>
+          <w:szCs w:val="24"/>
+        </w:rPr>
+        <w:t xml:space="preserve">(1, 1, 13998.00), -- </w:t>
+      </w:r>
+      <w:r>
+        <w:rPr>
+          <w:rFonts w:hint="eastAsia"/>
+          <w:sz w:val="24"/>
+          <w:szCs w:val="24"/>
+        </w:rPr>
+        <w:t>张三的订单</w:t>
+      </w:r>
+    </w:p>
+    <w:p>
+      <w:pPr>
+        <w:pStyle w:val="a7"/>
+        <w:ind w:left="840" w:firstLine="480"/>
+        <w:jc w:val="left"/>
+        <w:rPr>
+          <w:rFonts w:hint="eastAsia"/>
+          <w:sz w:val="24"/>
+          <w:szCs w:val="24"/>
+        </w:rPr>
+      </w:pPr>
+      <w:r>
+        <w:rPr>
+          <w:rFonts w:hint="eastAsia"/>
+          <w:sz w:val="24"/>
+          <w:szCs w:val="24"/>
+        </w:rPr>
+        <w:t xml:space="preserve">(2, 2, 8798.00); -- </w:t>
+      </w:r>
+      <w:r>
+        <w:rPr>
+          <w:rFonts w:hint="eastAsia"/>
+          <w:sz w:val="24"/>
+          <w:szCs w:val="24"/>
+        </w:rPr>
+        <w:t>李四的订单</w:t>
+      </w:r>
+    </w:p>
+    <w:p>
+      <w:pPr>
+        <w:pStyle w:val="a7"/>
+        <w:ind w:left="840" w:firstLine="480"/>
+        <w:jc w:val="left"/>
+        <w:rPr>
+          <w:sz w:val="24"/>
+          <w:szCs w:val="24"/>
+        </w:rPr>
+      </w:pPr>
+    </w:p>
+    <w:p>
+      <w:pPr>
+        <w:pStyle w:val="a7"/>
+        <w:ind w:left="840" w:firstLine="480"/>
+        <w:jc w:val="left"/>
+        <w:rPr>
+          <w:rFonts w:hint="eastAsia"/>
+          <w:sz w:val="24"/>
+          <w:szCs w:val="24"/>
+        </w:rPr>
+      </w:pPr>
+      <w:r>
+        <w:rPr>
+          <w:rFonts w:hint="eastAsia"/>
+          <w:sz w:val="24"/>
+          <w:szCs w:val="24"/>
+        </w:rPr>
+        <w:t xml:space="preserve">-- </w:t>
+      </w:r>
+      <w:r>
+        <w:rPr>
+          <w:rFonts w:hint="eastAsia"/>
+          <w:sz w:val="24"/>
+          <w:szCs w:val="24"/>
+        </w:rPr>
+        <w:t>订单商品</w:t>
+      </w:r>
+    </w:p>
+    <w:p>
+      <w:pPr>
+        <w:pStyle w:val="a7"/>
+        <w:ind w:left="840" w:firstLine="480"/>
+        <w:jc w:val="left"/>
+        <w:rPr>
+          <w:sz w:val="24"/>
+          <w:szCs w:val="24"/>
+        </w:rPr>
+      </w:pPr>
+      <w:r>
+        <w:rPr>
+          <w:sz w:val="24"/>
+          <w:szCs w:val="24"/>
+        </w:rPr>
+        <w:t>INSERT INTO order_item (order_id, goods_id, quantity, price) VALUES</w:t>
+      </w:r>
+    </w:p>
+    <w:p>
+      <w:pPr>
+        <w:pStyle w:val="a7"/>
+        <w:ind w:left="840" w:firstLine="480"/>
+        <w:jc w:val="left"/>
+        <w:rPr>
+          <w:rFonts w:hint="eastAsia"/>
+          <w:sz w:val="24"/>
+          <w:szCs w:val="24"/>
+        </w:rPr>
+      </w:pPr>
+      <w:r>
+        <w:rPr>
+          <w:rFonts w:hint="eastAsia"/>
+          <w:sz w:val="24"/>
+          <w:szCs w:val="24"/>
+        </w:rPr>
+        <w:t xml:space="preserve">(1, 1, 2, 6999.00), -- </w:t>
+      </w:r>
+      <w:r>
+        <w:rPr>
+          <w:rFonts w:hint="eastAsia"/>
+          <w:sz w:val="24"/>
+          <w:szCs w:val="24"/>
+        </w:rPr>
+        <w:t>张三订购的</w:t>
+      </w:r>
+      <w:r>
+        <w:rPr>
+          <w:rFonts w:hint="eastAsia"/>
+          <w:sz w:val="24"/>
+          <w:szCs w:val="24"/>
+        </w:rPr>
+        <w:t>iPhone 15</w:t>
+      </w:r>
+    </w:p>
+    <w:p>
+      <w:pPr>
+        <w:pStyle w:val="a7"/>
+        <w:ind w:left="840" w:firstLine="480"/>
+        <w:jc w:val="left"/>
+        <w:rPr>
+          <w:rFonts w:hint="eastAsia"/>
+          <w:sz w:val="24"/>
+          <w:szCs w:val="24"/>
+        </w:rPr>
+      </w:pPr>
+      <w:r>
+        <w:rPr>
+          <w:rFonts w:hint="eastAsia"/>
+          <w:sz w:val="24"/>
+          <w:szCs w:val="24"/>
+        </w:rPr>
+        <w:t xml:space="preserve">(2, 2, 1, 8799.00); -- </w:t>
+      </w:r>
+      <w:r>
+        <w:rPr>
+          <w:rFonts w:hint="eastAsia"/>
+          <w:sz w:val="24"/>
+          <w:szCs w:val="24"/>
+        </w:rPr>
+        <w:t>李四订购的</w:t>
+      </w:r>
+      <w:r>
+        <w:rPr>
+          <w:rFonts w:hint="eastAsia"/>
+          <w:sz w:val="24"/>
+          <w:szCs w:val="24"/>
+        </w:rPr>
+        <w:t>MacBook Pro</w:t>
+      </w:r>
+    </w:p>
+    <w:p>
+      <w:pPr>
+        <w:pStyle w:val="a7"/>
+        <w:ind w:left="840" w:firstLine="480"/>
+        <w:jc w:val="left"/>
+        <w:rPr>
+          <w:sz w:val="24"/>
+          <w:szCs w:val="24"/>
+        </w:rPr>
+      </w:pPr>
+    </w:p>
+    <w:p>
+      <w:pPr>
+        <w:pStyle w:val="a7"/>
+        <w:ind w:left="840" w:firstLine="480"/>
+        <w:jc w:val="left"/>
+        <w:rPr>
+          <w:rFonts w:hint="eastAsia"/>
+          <w:sz w:val="24"/>
+          <w:szCs w:val="24"/>
+        </w:rPr>
+      </w:pPr>
+      <w:r>
+        <w:rPr>
+          <w:rFonts w:hint="eastAsia"/>
+          <w:sz w:val="24"/>
+          <w:szCs w:val="24"/>
+        </w:rPr>
+        <w:t xml:space="preserve">-- </w:t>
+      </w:r>
+      <w:r>
+        <w:rPr>
+          <w:rFonts w:hint="eastAsia"/>
+          <w:sz w:val="24"/>
+          <w:szCs w:val="24"/>
+        </w:rPr>
+        <w:t>评分</w:t>
+      </w:r>
+    </w:p>
+    <w:p>
+      <w:pPr>
+        <w:pStyle w:val="a7"/>
+        <w:ind w:left="840" w:firstLine="480"/>
+        <w:jc w:val="left"/>
+        <w:rPr>
+          <w:sz w:val="24"/>
+          <w:szCs w:val="24"/>
+        </w:rPr>
+      </w:pPr>
+      <w:r>
+        <w:rPr>
+          <w:sz w:val="24"/>
+          <w:szCs w:val="24"/>
+        </w:rPr>
+        <w:t>INSERT INTO goods_rating (user_id, goods_id, rating, comment) VALUES</w:t>
+      </w:r>
+    </w:p>
+    <w:p>
+      <w:pPr>
+        <w:pStyle w:val="a7"/>
+        <w:ind w:left="840" w:firstLine="480"/>
+        <w:jc w:val="left"/>
+        <w:rPr>
+          <w:rFonts w:hint="eastAsia"/>
+          <w:sz w:val="24"/>
+          <w:szCs w:val="24"/>
+        </w:rPr>
+      </w:pPr>
+      <w:r>
+        <w:rPr>
+          <w:rFonts w:hint="eastAsia"/>
+          <w:sz w:val="24"/>
+          <w:szCs w:val="24"/>
+        </w:rPr>
+        <w:t>(1, 1, 5, '</w:t>
+      </w:r>
+      <w:r>
+        <w:rPr>
+          <w:rFonts w:hint="eastAsia"/>
+          <w:sz w:val="24"/>
+          <w:szCs w:val="24"/>
+        </w:rPr>
+        <w:t>非常棒的手机！</w:t>
+      </w:r>
+      <w:r>
+        <w:rPr>
+          <w:rFonts w:hint="eastAsia"/>
+          <w:sz w:val="24"/>
+          <w:szCs w:val="24"/>
+        </w:rPr>
+        <w:t>'),</w:t>
+      </w:r>
+    </w:p>
+    <w:p>
+      <w:pPr>
+        <w:pStyle w:val="a7"/>
+        <w:ind w:left="840" w:firstLine="480"/>
+        <w:jc w:val="left"/>
+        <w:rPr>
+          <w:rFonts w:hint="eastAsia"/>
+          <w:sz w:val="24"/>
+          <w:szCs w:val="24"/>
+        </w:rPr>
+      </w:pPr>
+      <w:r>
+        <w:rPr>
+          <w:rFonts w:hint="eastAsia"/>
+          <w:sz w:val="24"/>
+          <w:szCs w:val="24"/>
+        </w:rPr>
+        <w:t>(2, 2, 4, '</w:t>
+      </w:r>
+      <w:r>
+        <w:rPr>
+          <w:rFonts w:hint="eastAsia"/>
+          <w:sz w:val="24"/>
+          <w:szCs w:val="24"/>
+        </w:rPr>
+        <w:t>性能不错</w:t>
+      </w:r>
+      <w:r>
+        <w:rPr>
+          <w:rFonts w:hint="eastAsia"/>
+          <w:sz w:val="24"/>
+          <w:szCs w:val="24"/>
+        </w:rPr>
+        <w:t>');</w:t>
+      </w:r>
+    </w:p>
+    <w:p>
+      <w:pPr>
+        <w:pStyle w:val="a7"/>
+        <w:ind w:left="840" w:firstLine="480"/>
+        <w:jc w:val="left"/>
+        <w:rPr>
+          <w:rFonts w:hint="eastAsia"/>
+          <w:sz w:val="24"/>
+          <w:szCs w:val="24"/>
+        </w:rPr>
+      </w:pPr>
+      <w:r>
+        <w:rPr>
+          <w:rFonts w:hint="eastAsia"/>
+          <w:sz w:val="24"/>
+          <w:szCs w:val="24"/>
+        </w:rPr>
+        <w:t>(1, 2, 4, '</w:t>
+      </w:r>
+      <w:r>
+        <w:rPr>
+          <w:rFonts w:hint="eastAsia"/>
+          <w:sz w:val="24"/>
+          <w:szCs w:val="24"/>
+        </w:rPr>
+        <w:t>性价比高</w:t>
+      </w:r>
+      <w:r>
+        <w:rPr>
+          <w:rFonts w:hint="eastAsia"/>
+          <w:sz w:val="24"/>
+          <w:szCs w:val="24"/>
+        </w:rPr>
+        <w:t>'),</w:t>
+      </w:r>
+    </w:p>
+    <w:p>
+      <w:pPr>
+        <w:pStyle w:val="a7"/>
+        <w:ind w:left="840" w:firstLine="480"/>
+        <w:jc w:val="left"/>
+        <w:rPr>
+          <w:rFonts w:hint="eastAsia"/>
+          <w:sz w:val="24"/>
+          <w:szCs w:val="24"/>
+        </w:rPr>
+      </w:pPr>
+      <w:r>
+        <w:rPr>
+          <w:rFonts w:hint="eastAsia"/>
+          <w:sz w:val="24"/>
+          <w:szCs w:val="24"/>
+        </w:rPr>
+        <w:t>(2, 1, 3, '</w:t>
+      </w:r>
+      <w:r>
+        <w:rPr>
+          <w:rFonts w:hint="eastAsia"/>
+          <w:sz w:val="24"/>
+          <w:szCs w:val="24"/>
+        </w:rPr>
+        <w:t>还可以，但不惊艳</w:t>
+      </w:r>
+      <w:r>
+        <w:rPr>
+          <w:rFonts w:hint="eastAsia"/>
+          <w:sz w:val="24"/>
+          <w:szCs w:val="24"/>
+        </w:rPr>
+        <w:t>'),</w:t>
+      </w:r>
+    </w:p>
+    <w:p>
+      <w:pPr>
+        <w:pStyle w:val="a7"/>
+        <w:ind w:left="840" w:firstLine="480"/>
+        <w:jc w:val="left"/>
+        <w:rPr>
+          <w:rFonts w:hint="eastAsia"/>
+          <w:sz w:val="24"/>
+          <w:szCs w:val="24"/>
+        </w:rPr>
+      </w:pPr>
+      <w:r>
+        <w:rPr>
+          <w:rFonts w:hint="eastAsia"/>
+          <w:sz w:val="24"/>
+          <w:szCs w:val="24"/>
+        </w:rPr>
+        <w:t>(3, 3, 5, '</w:t>
+      </w:r>
+      <w:r>
+        <w:rPr>
+          <w:rFonts w:hint="eastAsia"/>
+          <w:sz w:val="24"/>
+          <w:szCs w:val="24"/>
+        </w:rPr>
+        <w:t>非常满意</w:t>
+      </w:r>
+      <w:r>
+        <w:rPr>
+          <w:rFonts w:hint="eastAsia"/>
+          <w:sz w:val="24"/>
+          <w:szCs w:val="24"/>
+        </w:rPr>
+        <w:t>');</w:t>
+      </w:r>
+    </w:p>
+    <w:p>
+      <w:pPr>
+        <w:pStyle w:val="a7"/>
+        <w:ind w:left="840" w:firstLine="480"/>
+        <w:jc w:val="left"/>
+        <w:rPr>
+          <w:sz w:val="24"/>
+          <w:szCs w:val="24"/>
+        </w:rPr>
+      </w:pPr>
+    </w:p>
+    <w:p>
+      <w:pPr>
+        <w:pStyle w:val="a7"/>
+        <w:ind w:left="840" w:firstLine="480"/>
+        <w:jc w:val="left"/>
+        <w:rPr>
+          <w:rFonts w:hint="eastAsia"/>
+          <w:sz w:val="24"/>
+          <w:szCs w:val="24"/>
+        </w:rPr>
+      </w:pPr>
+      <w:r>
+        <w:rPr>
+          <w:rFonts w:hint="eastAsia"/>
+          <w:sz w:val="24"/>
+          <w:szCs w:val="24"/>
+        </w:rPr>
+        <w:t xml:space="preserve">-- </w:t>
+      </w:r>
+      <w:r>
+        <w:rPr>
+          <w:rFonts w:hint="eastAsia"/>
+          <w:sz w:val="24"/>
+          <w:szCs w:val="24"/>
+        </w:rPr>
+        <w:t>评论</w:t>
+      </w:r>
+    </w:p>
+    <w:p>
+      <w:pPr>
+        <w:pStyle w:val="a7"/>
+        <w:ind w:left="840" w:firstLine="480"/>
+        <w:jc w:val="left"/>
+        <w:rPr>
+          <w:sz w:val="24"/>
+          <w:szCs w:val="24"/>
+        </w:rPr>
+      </w:pPr>
+      <w:r>
+        <w:rPr>
+          <w:sz w:val="24"/>
+          <w:szCs w:val="24"/>
+        </w:rPr>
+        <w:t>INSERT INTO sh_goods_comment (user_id, goods_id, content, is_valid) VALUES</w:t>
+      </w:r>
+    </w:p>
+    <w:p>
+      <w:pPr>
+        <w:pStyle w:val="a7"/>
+        <w:ind w:left="840" w:firstLine="480"/>
+        <w:jc w:val="left"/>
+        <w:rPr>
+          <w:rFonts w:hint="eastAsia"/>
+          <w:sz w:val="24"/>
+          <w:szCs w:val="24"/>
+        </w:rPr>
+      </w:pPr>
+      <w:r>
+        <w:rPr>
+          <w:rFonts w:hint="eastAsia"/>
+          <w:sz w:val="24"/>
+          <w:szCs w:val="24"/>
+        </w:rPr>
+        <w:t>(1, 1, '</w:t>
+      </w:r>
+      <w:r>
+        <w:rPr>
+          <w:rFonts w:hint="eastAsia"/>
+          <w:sz w:val="24"/>
+          <w:szCs w:val="24"/>
+        </w:rPr>
+        <w:t>手感很好，推荐购买</w:t>
+      </w:r>
+      <w:r>
+        <w:rPr>
+          <w:rFonts w:hint="eastAsia"/>
+          <w:sz w:val="24"/>
+          <w:szCs w:val="24"/>
+        </w:rPr>
+        <w:t>', TRUE),</w:t>
+      </w:r>
+    </w:p>
+    <w:p>
+      <w:pPr>
+        <w:pStyle w:val="a7"/>
+        <w:ind w:left="840" w:firstLine="480"/>
+        <w:jc w:val="left"/>
+        <w:rPr>
+          <w:rFonts w:hint="eastAsia"/>
+          <w:sz w:val="24"/>
+          <w:szCs w:val="24"/>
+        </w:rPr>
+      </w:pPr>
+      <w:r>
+        <w:rPr>
+          <w:rFonts w:hint="eastAsia"/>
+          <w:sz w:val="24"/>
+          <w:szCs w:val="24"/>
+        </w:rPr>
+        <w:t>(2, 2, '</w:t>
+      </w:r>
+      <w:r>
+        <w:rPr>
+          <w:rFonts w:hint="eastAsia"/>
+          <w:sz w:val="24"/>
+          <w:szCs w:val="24"/>
+        </w:rPr>
+        <w:t>屏幕很大，适合办公</w:t>
+      </w:r>
+      <w:r>
+        <w:rPr>
+          <w:rFonts w:hint="eastAsia"/>
+          <w:sz w:val="24"/>
+          <w:szCs w:val="24"/>
+        </w:rPr>
+        <w:t>', TRUE),</w:t>
+      </w:r>
+    </w:p>
+    <w:p>
+      <w:pPr>
+        <w:pStyle w:val="a7"/>
+        <w:ind w:left="840" w:firstLine="480"/>
+        <w:jc w:val="left"/>
+        <w:rPr>
+          <w:rFonts w:hint="eastAsia"/>
+          <w:sz w:val="24"/>
+          <w:szCs w:val="24"/>
+        </w:rPr>
+      </w:pPr>
+      <w:r>
+        <w:rPr>
+          <w:rFonts w:hint="eastAsia"/>
+          <w:sz w:val="24"/>
+          <w:szCs w:val="24"/>
+        </w:rPr>
+        <w:t>(1, 2, '</w:t>
+      </w:r>
+      <w:r>
+        <w:rPr>
+          <w:rFonts w:hint="eastAsia"/>
+          <w:sz w:val="24"/>
+          <w:szCs w:val="24"/>
+        </w:rPr>
+        <w:t>轻便，但有点贵</w:t>
+      </w:r>
+      <w:r>
+        <w:rPr>
+          <w:rFonts w:hint="eastAsia"/>
+          <w:sz w:val="24"/>
+          <w:szCs w:val="24"/>
+        </w:rPr>
+        <w:t>', TRUE);</w:t>
+      </w:r>
+    </w:p>
+    <w:p>
+      <w:pPr>
+        <w:pStyle w:val="a7"/>
+        <w:ind w:left="840" w:firstLine="480"/>
+        <w:jc w:val="left"/>
+        <w:rPr>
+          <w:rFonts w:hint="eastAsia"/>
+          <w:sz w:val="24"/>
+          <w:szCs w:val="24"/>
+        </w:rPr>
+      </w:pPr>
+      <w:r>
+        <w:rPr>
+          <w:rFonts w:hint="eastAsia"/>
+          <w:sz w:val="24"/>
+          <w:szCs w:val="24"/>
+        </w:rPr>
+        <w:t>(1, 2, '</w:t>
+      </w:r>
+      <w:r>
+        <w:rPr>
+          <w:rFonts w:hint="eastAsia"/>
+          <w:sz w:val="24"/>
+          <w:szCs w:val="24"/>
+        </w:rPr>
+        <w:t>性能强劲，适合开发者使用</w:t>
+      </w:r>
+      <w:r>
+        <w:rPr>
+          <w:rFonts w:hint="eastAsia"/>
+          <w:sz w:val="24"/>
+          <w:szCs w:val="24"/>
+        </w:rPr>
+        <w:t>', TRUE),</w:t>
+      </w:r>
+    </w:p>
+    <w:p>
+      <w:pPr>
+        <w:pStyle w:val="a7"/>
+        <w:ind w:left="840" w:firstLine="480"/>
+        <w:jc w:val="left"/>
+        <w:rPr>
+          <w:rFonts w:hint="eastAsia"/>
+          <w:sz w:val="24"/>
+          <w:szCs w:val="24"/>
+        </w:rPr>
+      </w:pPr>
+      <w:r>
+        <w:rPr>
+          <w:rFonts w:hint="eastAsia"/>
+          <w:sz w:val="24"/>
+          <w:szCs w:val="24"/>
+        </w:rPr>
+        <w:t>(2, 1, '</w:t>
+      </w:r>
+      <w:r>
+        <w:rPr>
+          <w:rFonts w:hint="eastAsia"/>
+          <w:sz w:val="24"/>
+          <w:szCs w:val="24"/>
+        </w:rPr>
+        <w:t>外观漂亮，手感好</w:t>
+      </w:r>
+      <w:r>
+        <w:rPr>
+          <w:rFonts w:hint="eastAsia"/>
+          <w:sz w:val="24"/>
+          <w:szCs w:val="24"/>
+        </w:rPr>
+        <w:t>', TRUE),</w:t>
+      </w:r>
+    </w:p>
+    <w:p>
+      <w:pPr>
+        <w:pStyle w:val="a7"/>
+        <w:ind w:left="840" w:firstLine="480"/>
+        <w:jc w:val="left"/>
+        <w:rPr>
+          <w:rFonts w:hint="eastAsia"/>
+          <w:sz w:val="24"/>
+          <w:szCs w:val="24"/>
+        </w:rPr>
+      </w:pPr>
+      <w:r>
+        <w:rPr>
+          <w:rFonts w:hint="eastAsia"/>
+          <w:sz w:val="24"/>
+          <w:szCs w:val="24"/>
+        </w:rPr>
+        <w:t>(3, 3, '</w:t>
+      </w:r>
+      <w:r>
+        <w:rPr>
+          <w:rFonts w:hint="eastAsia"/>
+          <w:sz w:val="24"/>
+          <w:szCs w:val="24"/>
+        </w:rPr>
+        <w:t>屏幕显示效果极佳</w:t>
+      </w:r>
+      <w:r>
+        <w:rPr>
+          <w:rFonts w:hint="eastAsia"/>
+          <w:sz w:val="24"/>
+          <w:szCs w:val="24"/>
+        </w:rPr>
+        <w:t>', TRUE),</w:t>
+      </w:r>
+    </w:p>
+    <w:p>
+      <w:pPr>
+        <w:pStyle w:val="a7"/>
+        <w:ind w:left="840" w:firstLine="480"/>
+        <w:jc w:val="left"/>
+        <w:rPr>
+          <w:rFonts w:hint="eastAsia"/>
+          <w:sz w:val="24"/>
+          <w:szCs w:val="24"/>
+        </w:rPr>
+      </w:pPr>
+      <w:r>
+        <w:rPr>
+          <w:rFonts w:hint="eastAsia"/>
+          <w:sz w:val="24"/>
+          <w:szCs w:val="24"/>
+        </w:rPr>
+        <w:t>(4, 2, '</w:t>
+      </w:r>
+      <w:r>
+        <w:rPr>
+          <w:rFonts w:hint="eastAsia"/>
+          <w:sz w:val="24"/>
+          <w:szCs w:val="24"/>
+        </w:rPr>
+        <w:t>价格偏高，但值得购买</w:t>
+      </w:r>
+      <w:r>
+        <w:rPr>
+          <w:rFonts w:hint="eastAsia"/>
+          <w:sz w:val="24"/>
+          <w:szCs w:val="24"/>
+        </w:rPr>
+        <w:t>', TRUE),</w:t>
+      </w:r>
+    </w:p>
+    <w:p>
+      <w:pPr>
+        <w:pStyle w:val="a7"/>
+        <w:ind w:left="840" w:firstLine="480"/>
+        <w:jc w:val="left"/>
+        <w:rPr>
+          <w:rFonts w:hint="eastAsia"/>
+          <w:sz w:val="24"/>
+          <w:szCs w:val="24"/>
+        </w:rPr>
+      </w:pPr>
+      <w:r>
+        <w:rPr>
+          <w:rFonts w:hint="eastAsia"/>
+          <w:sz w:val="24"/>
+          <w:szCs w:val="24"/>
+        </w:rPr>
+        <w:t>(4, 3, '</w:t>
+      </w:r>
+      <w:r>
+        <w:rPr>
+          <w:rFonts w:hint="eastAsia"/>
+          <w:sz w:val="24"/>
+          <w:szCs w:val="24"/>
+        </w:rPr>
+        <w:t>佩戴舒适，音质清晰</w:t>
+      </w:r>
+      <w:r>
+        <w:rPr>
+          <w:rFonts w:hint="eastAsia"/>
+          <w:sz w:val="24"/>
+          <w:szCs w:val="24"/>
+        </w:rPr>
+        <w:t>', TRUE);</w:t>
+      </w:r>
+    </w:p>
+    <w:p>
+      <w:pPr>
+        <w:pStyle w:val="a7"/>
+        <w:ind w:left="840" w:firstLine="480"/>
+        <w:jc w:val="left"/>
+        <w:rPr>
+          <w:sz w:val="24"/>
+          <w:szCs w:val="24"/>
+        </w:rPr>
+      </w:pPr>
+    </w:p>
+    <w:p>
+      <w:pPr>
+        <w:pStyle w:val="a7"/>
+        <w:ind w:left="840" w:firstLine="480"/>
+        <w:jc w:val="left"/>
+        <w:rPr>
+          <w:sz w:val="24"/>
+          <w:szCs w:val="24"/>
+        </w:rPr>
+      </w:pPr>
+    </w:p>
+    <w:p>
+      <w:pPr>
+        <w:pStyle w:val="a7"/>
+        <w:ind w:left="840" w:firstLine="480"/>
+        <w:jc w:val="left"/>
+        <w:rPr>
+          <w:sz w:val="24"/>
+          <w:szCs w:val="24"/>
+        </w:rPr>
+      </w:pPr>
+    </w:p>
+    <w:p>
+      <w:pPr>
+        <w:pStyle w:val="a7"/>
+        <w:ind w:left="840" w:firstLine="480"/>
+        <w:jc w:val="left"/>
+        <w:rPr>
+          <w:sz w:val="24"/>
+          <w:szCs w:val="24"/>
+        </w:rPr>
+      </w:pPr>
+      <w:r>
+        <w:rPr>
+          <w:sz w:val="24"/>
+          <w:szCs w:val="24"/>
+        </w:rPr>
+        <w:t>/*</w:t>
+      </w:r>
+    </w:p>
+    <w:p>
+      <w:pPr>
+        <w:pStyle w:val="a7"/>
+        <w:ind w:left="840" w:firstLine="480"/>
+        <w:jc w:val="left"/>
+        <w:rPr>
+          <w:rFonts w:hint="eastAsia"/>
+          <w:sz w:val="24"/>
+          <w:szCs w:val="24"/>
+        </w:rPr>
+      </w:pPr>
+      <w:r>
+        <w:rPr>
+          <w:rFonts w:hint="eastAsia"/>
+          <w:sz w:val="24"/>
+          <w:szCs w:val="24"/>
+        </w:rPr>
+        <w:t xml:space="preserve"> </w:t>
+      </w:r>
+      <w:r>
+        <w:rPr>
+          <w:rFonts w:hint="eastAsia"/>
+          <w:sz w:val="24"/>
+          <w:szCs w:val="24"/>
+        </w:rPr>
+        <w:t>查询实践部分</w:t>
+      </w:r>
+    </w:p>
+    <w:p>
+      <w:pPr>
+        <w:pStyle w:val="a7"/>
+        <w:ind w:left="840" w:firstLine="480"/>
+        <w:jc w:val="left"/>
+        <w:rPr>
+          <w:rFonts w:hint="eastAsia"/>
+          <w:sz w:val="24"/>
+          <w:szCs w:val="24"/>
+        </w:rPr>
+      </w:pPr>
+      <w:r>
+        <w:rPr>
+          <w:rFonts w:hint="eastAsia"/>
+          <w:sz w:val="24"/>
+          <w:szCs w:val="24"/>
+        </w:rPr>
+        <w:t xml:space="preserve">1. </w:t>
+      </w:r>
+      <w:r>
+        <w:rPr>
+          <w:rFonts w:hint="eastAsia"/>
+          <w:sz w:val="24"/>
+          <w:szCs w:val="24"/>
+        </w:rPr>
+        <w:t>查询商品</w:t>
+      </w:r>
+      <w:r>
+        <w:rPr>
+          <w:rFonts w:hint="eastAsia"/>
+          <w:sz w:val="24"/>
+          <w:szCs w:val="24"/>
+        </w:rPr>
+        <w:t>id</w:t>
+      </w:r>
+      <w:r>
+        <w:rPr>
+          <w:rFonts w:hint="eastAsia"/>
+          <w:sz w:val="24"/>
+          <w:szCs w:val="24"/>
+        </w:rPr>
+        <w:t>等于</w:t>
+      </w:r>
+      <w:r>
+        <w:rPr>
+          <w:rFonts w:hint="eastAsia"/>
+          <w:sz w:val="24"/>
+          <w:szCs w:val="24"/>
+        </w:rPr>
+        <w:t>8</w:t>
+      </w:r>
+      <w:r>
+        <w:rPr>
+          <w:rFonts w:hint="eastAsia"/>
+          <w:sz w:val="24"/>
+          <w:szCs w:val="24"/>
+        </w:rPr>
+        <w:t>且有效的评论内容</w:t>
+      </w:r>
+    </w:p>
+    <w:p>
+      <w:pPr>
+        <w:pStyle w:val="a7"/>
+        <w:ind w:left="840" w:firstLine="480"/>
+        <w:jc w:val="left"/>
+        <w:rPr>
+          <w:sz w:val="24"/>
+          <w:szCs w:val="24"/>
+        </w:rPr>
+      </w:pPr>
+      <w:r>
+        <w:rPr>
+          <w:sz w:val="24"/>
+          <w:szCs w:val="24"/>
+        </w:rPr>
+        <w:t>sql</w:t>
+      </w:r>
+    </w:p>
+    <w:p>
+      <w:pPr>
+        <w:pStyle w:val="a7"/>
+        <w:ind w:left="840" w:firstLine="480"/>
+        <w:jc w:val="left"/>
+        <w:rPr>
+          <w:rFonts w:hint="eastAsia"/>
+          <w:sz w:val="24"/>
+          <w:szCs w:val="24"/>
+        </w:rPr>
+      </w:pPr>
+      <w:r>
+        <w:rPr>
+          <w:rFonts w:hint="eastAsia"/>
+          <w:sz w:val="24"/>
+          <w:szCs w:val="24"/>
+        </w:rPr>
+        <w:t>深色版本</w:t>
+      </w:r>
+    </w:p>
+    <w:p>
+      <w:pPr>
+        <w:pStyle w:val="a7"/>
+        <w:ind w:left="840" w:firstLine="480"/>
+        <w:jc w:val="left"/>
+        <w:rPr>
+          <w:sz w:val="24"/>
+          <w:szCs w:val="24"/>
+        </w:rPr>
+      </w:pPr>
+      <w:r>
+        <w:rPr>
+          <w:sz w:val="24"/>
+          <w:szCs w:val="24"/>
+        </w:rPr>
+        <w:t>SELECT * FROM sh_goods_comment</w:t>
+      </w:r>
+    </w:p>
+    <w:p>
+      <w:pPr>
+        <w:pStyle w:val="a7"/>
+        <w:ind w:left="840" w:firstLine="480"/>
+        <w:jc w:val="left"/>
+        <w:rPr>
+          <w:sz w:val="24"/>
+          <w:szCs w:val="24"/>
+        </w:rPr>
+      </w:pPr>
+      <w:r>
+        <w:rPr>
+          <w:sz w:val="24"/>
+          <w:szCs w:val="24"/>
+        </w:rPr>
+        <w:t>WHERE goods_id = 8 AND is_valid = TRUE;</w:t>
+      </w:r>
+    </w:p>
+    <w:p>
+      <w:pPr>
+        <w:pStyle w:val="a7"/>
+        <w:ind w:left="840" w:firstLine="480"/>
+        <w:jc w:val="left"/>
+        <w:rPr>
+          <w:rFonts w:hint="eastAsia"/>
+          <w:sz w:val="24"/>
+          <w:szCs w:val="24"/>
+        </w:rPr>
+      </w:pPr>
+      <w:r>
+        <w:rPr>
+          <w:rFonts w:hint="eastAsia"/>
+          <w:sz w:val="24"/>
+          <w:szCs w:val="24"/>
+        </w:rPr>
+        <w:t xml:space="preserve">2. </w:t>
+      </w:r>
+      <w:r>
+        <w:rPr>
+          <w:rFonts w:hint="eastAsia"/>
+          <w:sz w:val="24"/>
+          <w:szCs w:val="24"/>
+        </w:rPr>
+        <w:t>查询每个用户评论的商品数量</w:t>
+      </w:r>
+    </w:p>
+    <w:p>
+      <w:pPr>
+        <w:pStyle w:val="a7"/>
+        <w:ind w:left="840" w:firstLine="480"/>
+        <w:jc w:val="left"/>
+        <w:rPr>
+          <w:sz w:val="24"/>
+          <w:szCs w:val="24"/>
+        </w:rPr>
+      </w:pPr>
+      <w:r>
+        <w:rPr>
+          <w:sz w:val="24"/>
+          <w:szCs w:val="24"/>
+        </w:rPr>
+        <w:t>sql</w:t>
+      </w:r>
+    </w:p>
+    <w:p>
+      <w:pPr>
+        <w:pStyle w:val="a7"/>
+        <w:ind w:left="840" w:firstLine="480"/>
+        <w:jc w:val="left"/>
+        <w:rPr>
+          <w:rFonts w:hint="eastAsia"/>
+          <w:sz w:val="24"/>
+          <w:szCs w:val="24"/>
+        </w:rPr>
+      </w:pPr>
+      <w:r>
+        <w:rPr>
+          <w:rFonts w:hint="eastAsia"/>
+          <w:sz w:val="24"/>
+          <w:szCs w:val="24"/>
+        </w:rPr>
+        <w:t>深色版本</w:t>
+      </w:r>
+    </w:p>
+    <w:p>
+      <w:pPr>
+        <w:pStyle w:val="a7"/>
+        <w:ind w:left="840" w:firstLine="480"/>
+        <w:jc w:val="left"/>
+        <w:rPr>
+          <w:sz w:val="24"/>
+          <w:szCs w:val="24"/>
+        </w:rPr>
+      </w:pPr>
+      <w:r>
+        <w:rPr>
+          <w:sz w:val="24"/>
+          <w:szCs w:val="24"/>
+        </w:rPr>
+        <w:t>SELECT user_id, COUNT(DISTINCT goods_id) AS comment_count</w:t>
+      </w:r>
+    </w:p>
+    <w:p>
+      <w:pPr>
+        <w:pStyle w:val="a7"/>
+        <w:ind w:left="840" w:firstLine="480"/>
+        <w:jc w:val="left"/>
+        <w:rPr>
+          <w:sz w:val="24"/>
+          <w:szCs w:val="24"/>
+        </w:rPr>
+      </w:pPr>
+      <w:r>
+        <w:rPr>
+          <w:sz w:val="24"/>
+          <w:szCs w:val="24"/>
+        </w:rPr>
+        <w:t>FROM sh_goods_comment</w:t>
+      </w:r>
+    </w:p>
+    <w:p>
+      <w:pPr>
+        <w:pStyle w:val="a7"/>
+        <w:ind w:left="840" w:firstLine="480"/>
+        <w:jc w:val="left"/>
+        <w:rPr>
+          <w:sz w:val="24"/>
+          <w:szCs w:val="24"/>
+        </w:rPr>
+      </w:pPr>
+      <w:r>
+        <w:rPr>
+          <w:sz w:val="24"/>
+          <w:szCs w:val="24"/>
+        </w:rPr>
+        <w:t>WHERE is_valid = TRUE</w:t>
+      </w:r>
+    </w:p>
+    <w:p>
+      <w:pPr>
+        <w:pStyle w:val="a7"/>
+        <w:ind w:left="840" w:firstLine="480"/>
+        <w:jc w:val="left"/>
+        <w:rPr>
+          <w:sz w:val="24"/>
+          <w:szCs w:val="24"/>
+        </w:rPr>
+      </w:pPr>
+      <w:r>
+        <w:rPr>
+          <w:sz w:val="24"/>
+          <w:szCs w:val="24"/>
+        </w:rPr>
+        <w:t>GROUP BY user_id;</w:t>
+      </w:r>
+    </w:p>
+    <w:p>
+      <w:pPr>
+        <w:pStyle w:val="a7"/>
+        <w:ind w:left="840" w:firstLine="480"/>
+        <w:jc w:val="left"/>
+        <w:rPr>
+          <w:rFonts w:hint="eastAsia"/>
+          <w:sz w:val="24"/>
+          <w:szCs w:val="24"/>
+        </w:rPr>
+      </w:pPr>
+      <w:r>
+        <w:rPr>
+          <w:rFonts w:hint="eastAsia"/>
+          <w:sz w:val="24"/>
+          <w:szCs w:val="24"/>
+        </w:rPr>
+        <w:t xml:space="preserve">3. </w:t>
+      </w:r>
+      <w:r>
+        <w:rPr>
+          <w:rFonts w:hint="eastAsia"/>
+          <w:sz w:val="24"/>
+          <w:szCs w:val="24"/>
+        </w:rPr>
+        <w:t>查询最新发布的</w:t>
+      </w:r>
+      <w:r>
+        <w:rPr>
+          <w:rFonts w:hint="eastAsia"/>
+          <w:sz w:val="24"/>
+          <w:szCs w:val="24"/>
+        </w:rPr>
+        <w:t>5</w:t>
+      </w:r>
+      <w:r>
+        <w:rPr>
+          <w:rFonts w:hint="eastAsia"/>
+          <w:sz w:val="24"/>
+          <w:szCs w:val="24"/>
+        </w:rPr>
+        <w:t>条有效商品评论信息</w:t>
+      </w:r>
+    </w:p>
+    <w:p>
+      <w:pPr>
+        <w:pStyle w:val="a7"/>
+        <w:ind w:left="840" w:firstLine="480"/>
+        <w:jc w:val="left"/>
+        <w:rPr>
+          <w:sz w:val="24"/>
+          <w:szCs w:val="24"/>
+        </w:rPr>
+      </w:pPr>
+      <w:r>
+        <w:rPr>
+          <w:sz w:val="24"/>
+          <w:szCs w:val="24"/>
+        </w:rPr>
+        <w:t>sql</w:t>
+      </w:r>
+    </w:p>
+    <w:p>
+      <w:pPr>
+        <w:pStyle w:val="a7"/>
+        <w:ind w:left="840" w:firstLine="480"/>
+        <w:jc w:val="left"/>
+        <w:rPr>
+          <w:rFonts w:hint="eastAsia"/>
+          <w:sz w:val="24"/>
+          <w:szCs w:val="24"/>
+        </w:rPr>
+      </w:pPr>
+      <w:r>
+        <w:rPr>
+          <w:rFonts w:hint="eastAsia"/>
+          <w:sz w:val="24"/>
+          <w:szCs w:val="24"/>
+        </w:rPr>
+        <w:t>深色版本</w:t>
+      </w:r>
+    </w:p>
+    <w:p>
+      <w:pPr>
+        <w:pStyle w:val="a7"/>
+        <w:ind w:left="840" w:firstLine="480"/>
+        <w:jc w:val="left"/>
+        <w:rPr>
+          <w:sz w:val="24"/>
+          <w:szCs w:val="24"/>
+        </w:rPr>
+      </w:pPr>
+      <w:r>
+        <w:rPr>
+          <w:sz w:val="24"/>
+          <w:szCs w:val="24"/>
+        </w:rPr>
+        <w:t>SELECT * FROM sh_goods_comment</w:t>
+      </w:r>
+    </w:p>
+    <w:p>
+      <w:pPr>
+        <w:pStyle w:val="a7"/>
+        <w:ind w:left="840" w:firstLine="480"/>
+        <w:jc w:val="left"/>
+        <w:rPr>
+          <w:sz w:val="24"/>
+          <w:szCs w:val="24"/>
+        </w:rPr>
+      </w:pPr>
+      <w:r>
+        <w:rPr>
+          <w:sz w:val="24"/>
+          <w:szCs w:val="24"/>
+        </w:rPr>
+        <w:t>WHERE is_valid = TRUE</w:t>
+      </w:r>
+    </w:p>
+    <w:p>
+      <w:pPr>
+        <w:pStyle w:val="a7"/>
+        <w:ind w:left="840" w:firstLine="480"/>
+        <w:jc w:val="left"/>
+        <w:rPr>
+          <w:sz w:val="24"/>
+          <w:szCs w:val="24"/>
+        </w:rPr>
+      </w:pPr>
+      <w:r>
+        <w:rPr>
+          <w:sz w:val="24"/>
+          <w:szCs w:val="24"/>
+        </w:rPr>
+        <w:t>ORDER BY create_time DESC</w:t>
+      </w:r>
+    </w:p>
+    <w:p>
+      <w:pPr>
+        <w:pStyle w:val="a7"/>
+        <w:ind w:left="840" w:firstLine="480"/>
+        <w:jc w:val="left"/>
+        <w:rPr>
+          <w:sz w:val="24"/>
+          <w:szCs w:val="24"/>
+        </w:rPr>
+      </w:pPr>
+      <w:r>
+        <w:rPr>
+          <w:sz w:val="24"/>
+          <w:szCs w:val="24"/>
+        </w:rPr>
+        <w:t>LIMIT 5;</w:t>
+      </w:r>
+    </w:p>
+    <w:p>
+      <w:pPr>
+        <w:pStyle w:val="a7"/>
+        <w:ind w:left="840" w:firstLine="480"/>
+        <w:jc w:val="left"/>
+        <w:rPr>
+          <w:rFonts w:hint="eastAsia"/>
+          <w:sz w:val="24"/>
+          <w:szCs w:val="24"/>
+        </w:rPr>
+      </w:pPr>
+      <w:r>
+        <w:rPr>
+          <w:rFonts w:hint="eastAsia"/>
+          <w:sz w:val="24"/>
+          <w:szCs w:val="24"/>
+        </w:rPr>
+        <w:t xml:space="preserve">4. </w:t>
+      </w:r>
+      <w:r>
+        <w:rPr>
+          <w:rFonts w:hint="eastAsia"/>
+          <w:sz w:val="24"/>
+          <w:szCs w:val="24"/>
+        </w:rPr>
+        <w:t>查询评论过两种以上不同商品的用户</w:t>
+      </w:r>
+      <w:r>
+        <w:rPr>
+          <w:rFonts w:hint="eastAsia"/>
+          <w:sz w:val="24"/>
+          <w:szCs w:val="24"/>
+        </w:rPr>
+        <w:t>id</w:t>
+      </w:r>
+      <w:r>
+        <w:rPr>
+          <w:rFonts w:hint="eastAsia"/>
+          <w:sz w:val="24"/>
+          <w:szCs w:val="24"/>
+        </w:rPr>
+        <w:t>及对应的商品</w:t>
+      </w:r>
+      <w:r>
+        <w:rPr>
+          <w:rFonts w:hint="eastAsia"/>
+          <w:sz w:val="24"/>
+          <w:szCs w:val="24"/>
+        </w:rPr>
+        <w:t>id</w:t>
+      </w:r>
+    </w:p>
+    <w:p>
+      <w:pPr>
+        <w:pStyle w:val="a7"/>
+        <w:ind w:left="840" w:firstLine="480"/>
+        <w:jc w:val="left"/>
+        <w:rPr>
+          <w:sz w:val="24"/>
+          <w:szCs w:val="24"/>
+        </w:rPr>
+      </w:pPr>
+      <w:r>
+        <w:rPr>
+          <w:sz w:val="24"/>
+          <w:szCs w:val="24"/>
+        </w:rPr>
+        <w:t>sql</w:t>
+      </w:r>
+    </w:p>
+    <w:p>
+      <w:pPr>
+        <w:pStyle w:val="a7"/>
+        <w:ind w:left="840" w:firstLine="480"/>
+        <w:jc w:val="left"/>
+        <w:rPr>
+          <w:rFonts w:hint="eastAsia"/>
+          <w:sz w:val="24"/>
+          <w:szCs w:val="24"/>
+        </w:rPr>
+      </w:pPr>
+      <w:r>
+        <w:rPr>
+          <w:rFonts w:hint="eastAsia"/>
+          <w:sz w:val="24"/>
+          <w:szCs w:val="24"/>
+        </w:rPr>
+        <w:t>深色版本</w:t>
+      </w:r>
+    </w:p>
+    <w:p>
+      <w:pPr>
+        <w:pStyle w:val="a7"/>
+        <w:ind w:left="840" w:firstLine="480"/>
+        <w:jc w:val="left"/>
+        <w:rPr>
+          <w:sz w:val="24"/>
+          <w:szCs w:val="24"/>
+        </w:rPr>
+      </w:pPr>
+      <w:r>
+        <w:rPr>
+          <w:sz w:val="24"/>
+          <w:szCs w:val="24"/>
+        </w:rPr>
+        <w:t>SELECT user_id, goods_id</w:t>
+      </w:r>
+    </w:p>
+    <w:p>
+      <w:pPr>
+        <w:pStyle w:val="a7"/>
+        <w:ind w:left="840" w:firstLine="480"/>
+        <w:jc w:val="left"/>
+        <w:rPr>
+          <w:sz w:val="24"/>
+          <w:szCs w:val="24"/>
+        </w:rPr>
+      </w:pPr>
+      <w:r>
+        <w:rPr>
+          <w:sz w:val="24"/>
+          <w:szCs w:val="24"/>
+        </w:rPr>
+        <w:t>FROM sh_goods_comment</w:t>
+      </w:r>
+    </w:p>
+    <w:p>
+      <w:pPr>
+        <w:pStyle w:val="a7"/>
+        <w:ind w:left="840" w:firstLine="480"/>
+        <w:jc w:val="left"/>
+        <w:rPr>
+          <w:sz w:val="24"/>
+          <w:szCs w:val="24"/>
+        </w:rPr>
+      </w:pPr>
+      <w:r>
+        <w:rPr>
+          <w:sz w:val="24"/>
+          <w:szCs w:val="24"/>
+        </w:rPr>
+        <w:t>WHERE is_valid = TRUE</w:t>
+      </w:r>
+    </w:p>
+    <w:p>
+      <w:pPr>
+        <w:pStyle w:val="a7"/>
+        <w:ind w:left="840" w:firstLine="480"/>
+        <w:jc w:val="left"/>
+        <w:rPr>
+          <w:sz w:val="24"/>
+          <w:szCs w:val="24"/>
+        </w:rPr>
+      </w:pPr>
+      <w:r>
+        <w:rPr>
+          <w:sz w:val="24"/>
+          <w:szCs w:val="24"/>
+        </w:rPr>
+        <w:t>AND user_id IN (</w:t>
+      </w:r>
+    </w:p>
+    <w:p>
+      <w:pPr>
+        <w:pStyle w:val="a7"/>
+        <w:ind w:left="840" w:firstLine="480"/>
+        <w:jc w:val="left"/>
+        <w:rPr>
+          <w:sz w:val="24"/>
+          <w:szCs w:val="24"/>
+        </w:rPr>
+      </w:pPr>
+      <w:r>
+        <w:rPr>
+          <w:sz w:val="24"/>
+          <w:szCs w:val="24"/>
+        </w:rPr>
+        <w:t xml:space="preserve">    SELECT user_id</w:t>
+      </w:r>
+    </w:p>
+    <w:p>
+      <w:pPr>
+        <w:pStyle w:val="a7"/>
+        <w:ind w:left="840" w:firstLine="480"/>
+        <w:jc w:val="left"/>
+        <w:rPr>
+          <w:sz w:val="24"/>
+          <w:szCs w:val="24"/>
+        </w:rPr>
+      </w:pPr>
+      <w:r>
+        <w:rPr>
+          <w:sz w:val="24"/>
+          <w:szCs w:val="24"/>
+        </w:rPr>
+        <w:t xml:space="preserve">    FROM sh_goods_comment</w:t>
+      </w:r>
+    </w:p>
+    <w:p>
+      <w:pPr>
+        <w:pStyle w:val="a7"/>
+        <w:ind w:left="840" w:firstLine="480"/>
+        <w:jc w:val="left"/>
+        <w:rPr>
+          <w:sz w:val="24"/>
+          <w:szCs w:val="24"/>
+        </w:rPr>
+      </w:pPr>
+      <w:r>
+        <w:rPr>
+          <w:sz w:val="24"/>
+          <w:szCs w:val="24"/>
+        </w:rPr>
+        <w:t xml:space="preserve">    WHERE is_valid = TRUE</w:t>
+      </w:r>
+    </w:p>
+    <w:p>
+      <w:pPr>
+        <w:pStyle w:val="a7"/>
+        <w:ind w:left="840" w:firstLine="480"/>
+        <w:jc w:val="left"/>
+        <w:rPr>
+          <w:sz w:val="24"/>
+          <w:szCs w:val="24"/>
+        </w:rPr>
+      </w:pPr>
+      <w:r>
+        <w:rPr>
+          <w:sz w:val="24"/>
+          <w:szCs w:val="24"/>
+        </w:rPr>
+        <w:t xml:space="preserve">    GROUP BY user_id</w:t>
+      </w:r>
+    </w:p>
+    <w:p>
+      <w:pPr>
+        <w:pStyle w:val="a7"/>
+        <w:ind w:left="840" w:firstLine="480"/>
+        <w:jc w:val="left"/>
+        <w:rPr>
+          <w:sz w:val="24"/>
+          <w:szCs w:val="24"/>
+        </w:rPr>
+      </w:pPr>
+      <w:r>
+        <w:rPr>
+          <w:sz w:val="24"/>
+          <w:szCs w:val="24"/>
+        </w:rPr>
+        <w:t xml:space="preserve">    HAVING COUNT(DISTINCT goods_id) &gt;= 2</w:t>
+      </w:r>
+    </w:p>
+    <w:p>
+      <w:pPr>
+        <w:pStyle w:val="a7"/>
+        <w:ind w:left="840" w:firstLine="480"/>
+        <w:jc w:val="left"/>
+        <w:rPr>
+          <w:sz w:val="24"/>
+          <w:szCs w:val="24"/>
+        </w:rPr>
+      </w:pPr>
+      <w:r>
+        <w:rPr>
+          <w:sz w:val="24"/>
+          <w:szCs w:val="24"/>
+        </w:rPr>
+        <w:t>);</w:t>
+      </w:r>
+    </w:p>
+    <w:p>
+      <w:pPr>
+        <w:pStyle w:val="a7"/>
+        <w:ind w:left="840" w:firstLine="480"/>
+        <w:jc w:val="left"/>
+        <w:rPr>
+          <w:rFonts w:hint="eastAsia"/>
+          <w:sz w:val="24"/>
+          <w:szCs w:val="24"/>
+        </w:rPr>
+      </w:pPr>
+      <w:r>
+        <w:rPr>
+          <w:rFonts w:hint="eastAsia"/>
+          <w:sz w:val="24"/>
+          <w:szCs w:val="24"/>
+        </w:rPr>
+        <w:t xml:space="preserve">5. </w:t>
+      </w:r>
+      <w:r>
+        <w:rPr>
+          <w:rFonts w:hint="eastAsia"/>
+          <w:sz w:val="24"/>
+          <w:szCs w:val="24"/>
+        </w:rPr>
+        <w:t>查询没有任何评论信息的商品</w:t>
+      </w:r>
+      <w:r>
+        <w:rPr>
+          <w:rFonts w:hint="eastAsia"/>
+          <w:sz w:val="24"/>
+          <w:szCs w:val="24"/>
+        </w:rPr>
+        <w:t>id</w:t>
+      </w:r>
+      <w:r>
+        <w:rPr>
+          <w:rFonts w:hint="eastAsia"/>
+          <w:sz w:val="24"/>
+          <w:szCs w:val="24"/>
+        </w:rPr>
+        <w:t>和</w:t>
+      </w:r>
+      <w:r>
+        <w:rPr>
+          <w:rFonts w:hint="eastAsia"/>
+          <w:sz w:val="24"/>
+          <w:szCs w:val="24"/>
+        </w:rPr>
+        <w:t>name</w:t>
+      </w:r>
+    </w:p>
+    <w:p>
+      <w:pPr>
+        <w:pStyle w:val="a7"/>
+        <w:ind w:left="840" w:firstLine="480"/>
+        <w:jc w:val="left"/>
+        <w:rPr>
+          <w:sz w:val="24"/>
+          <w:szCs w:val="24"/>
+        </w:rPr>
+      </w:pPr>
+      <w:r>
+        <w:rPr>
+          <w:sz w:val="24"/>
+          <w:szCs w:val="24"/>
+        </w:rPr>
+        <w:t>sql</w:t>
+      </w:r>
+    </w:p>
+    <w:p>
+      <w:pPr>
+        <w:pStyle w:val="a7"/>
+        <w:ind w:left="840" w:firstLine="480"/>
+        <w:jc w:val="left"/>
+        <w:rPr>
+          <w:rFonts w:hint="eastAsia"/>
+          <w:sz w:val="24"/>
+          <w:szCs w:val="24"/>
+        </w:rPr>
+      </w:pPr>
+      <w:r>
+        <w:rPr>
+          <w:rFonts w:hint="eastAsia"/>
+          <w:sz w:val="24"/>
+          <w:szCs w:val="24"/>
+        </w:rPr>
+        <w:t>深色版本</w:t>
+      </w:r>
+    </w:p>
+    <w:p>
+      <w:pPr>
+        <w:pStyle w:val="a7"/>
+        <w:ind w:left="840" w:firstLine="480"/>
+        <w:jc w:val="left"/>
+        <w:rPr>
+          <w:sz w:val="24"/>
+          <w:szCs w:val="24"/>
+        </w:rPr>
+      </w:pPr>
+      <w:r>
+        <w:rPr>
+          <w:sz w:val="24"/>
+          <w:szCs w:val="24"/>
+        </w:rPr>
+        <w:t>SELECT g.id, g.name</w:t>
+      </w:r>
+    </w:p>
+    <w:p>
+      <w:pPr>
+        <w:pStyle w:val="a7"/>
+        <w:ind w:left="840" w:firstLine="480"/>
+        <w:jc w:val="left"/>
+        <w:rPr>
+          <w:sz w:val="24"/>
+          <w:szCs w:val="24"/>
+        </w:rPr>
+      </w:pPr>
+      <w:r>
+        <w:rPr>
+          <w:sz w:val="24"/>
+          <w:szCs w:val="24"/>
+        </w:rPr>
+        <w:t>FROM sh_goods g</w:t>
+      </w:r>
+    </w:p>
+    <w:p>
+      <w:pPr>
+        <w:pStyle w:val="a7"/>
+        <w:ind w:left="840" w:firstLine="480"/>
+        <w:jc w:val="left"/>
+        <w:rPr>
+          <w:sz w:val="24"/>
+          <w:szCs w:val="24"/>
+        </w:rPr>
+      </w:pPr>
+      <w:r>
+        <w:rPr>
+          <w:sz w:val="24"/>
+          <w:szCs w:val="24"/>
+        </w:rPr>
+        <w:t>LEFT JOIN sh_goods_comment c ON g.id = c.goods_id AND c.is_valid = TRUE</w:t>
+      </w:r>
+    </w:p>
+    <w:p>
+      <w:pPr>
+        <w:pStyle w:val="a7"/>
+        <w:ind w:left="840" w:firstLine="480"/>
+        <w:jc w:val="left"/>
+        <w:rPr>
+          <w:sz w:val="24"/>
+          <w:szCs w:val="24"/>
+        </w:rPr>
+      </w:pPr>
+      <w:r>
+        <w:rPr>
+          <w:sz w:val="24"/>
+          <w:szCs w:val="24"/>
+        </w:rPr>
+        <w:t>WHERE c.id IS NULL;</w:t>
+      </w:r>
+    </w:p>
+    <w:p>
+      <w:pPr>
+        <w:pStyle w:val="a7"/>
+        <w:ind w:left="840" w:firstLine="480"/>
+        <w:jc w:val="left"/>
+        <w:rPr>
+          <w:rFonts w:hint="eastAsia"/>
+          <w:sz w:val="24"/>
+          <w:szCs w:val="24"/>
+        </w:rPr>
+      </w:pPr>
+      <w:r>
+        <w:rPr>
+          <w:rFonts w:hint="eastAsia"/>
+          <w:sz w:val="24"/>
+          <w:szCs w:val="24"/>
+        </w:rPr>
+        <w:lastRenderedPageBreak/>
+        <w:t xml:space="preserve">6. </w:t>
+      </w:r>
+      <w:r>
+        <w:rPr>
+          <w:rFonts w:hint="eastAsia"/>
+          <w:sz w:val="24"/>
+          <w:szCs w:val="24"/>
+        </w:rPr>
+        <w:t>查询商品评分为</w:t>
+      </w:r>
+      <w:r>
+        <w:rPr>
+          <w:rFonts w:hint="eastAsia"/>
+          <w:sz w:val="24"/>
+          <w:szCs w:val="24"/>
+        </w:rPr>
+        <w:t>5</w:t>
+      </w:r>
+      <w:r>
+        <w:rPr>
+          <w:rFonts w:hint="eastAsia"/>
+          <w:sz w:val="24"/>
+          <w:szCs w:val="24"/>
+        </w:rPr>
+        <w:t>星的商品评论信息</w:t>
+      </w:r>
+    </w:p>
+    <w:p>
+      <w:pPr>
+        <w:pStyle w:val="a7"/>
+        <w:ind w:left="840" w:firstLine="480"/>
+        <w:jc w:val="left"/>
+        <w:rPr>
+          <w:sz w:val="24"/>
+          <w:szCs w:val="24"/>
+        </w:rPr>
+      </w:pPr>
+      <w:r>
+        <w:rPr>
+          <w:sz w:val="24"/>
+          <w:szCs w:val="24"/>
+        </w:rPr>
+        <w:t>sql</w:t>
+      </w:r>
+    </w:p>
+    <w:p>
+      <w:pPr>
+        <w:pStyle w:val="a7"/>
+        <w:ind w:left="840" w:firstLine="480"/>
+        <w:jc w:val="left"/>
+        <w:rPr>
+          <w:rFonts w:hint="eastAsia"/>
+          <w:sz w:val="24"/>
+          <w:szCs w:val="24"/>
+        </w:rPr>
+      </w:pPr>
+      <w:r>
+        <w:rPr>
+          <w:rFonts w:hint="eastAsia"/>
+          <w:sz w:val="24"/>
+          <w:szCs w:val="24"/>
+        </w:rPr>
+        <w:t>深色版本</w:t>
+      </w:r>
+    </w:p>
+    <w:p>
+      <w:pPr>
+        <w:pStyle w:val="a7"/>
+        <w:ind w:left="840" w:firstLine="480"/>
+        <w:jc w:val="left"/>
+        <w:rPr>
+          <w:sz w:val="24"/>
+          <w:szCs w:val="24"/>
+        </w:rPr>
+      </w:pPr>
+      <w:r>
+        <w:rPr>
+          <w:sz w:val="24"/>
+          <w:szCs w:val="24"/>
+        </w:rPr>
+        <w:t>SELECT gc.*</w:t>
+      </w:r>
+    </w:p>
+    <w:p>
+      <w:pPr>
+        <w:pStyle w:val="a7"/>
+        <w:ind w:left="840" w:firstLine="480"/>
+        <w:jc w:val="left"/>
+        <w:rPr>
+          <w:sz w:val="24"/>
+          <w:szCs w:val="24"/>
+        </w:rPr>
+      </w:pPr>
+      <w:r>
+        <w:rPr>
+          <w:sz w:val="24"/>
+          <w:szCs w:val="24"/>
+        </w:rPr>
+        <w:t>FROM goods_rating gr</w:t>
+      </w:r>
+    </w:p>
+    <w:p>
+      <w:pPr>
+        <w:pStyle w:val="a7"/>
+        <w:ind w:left="840" w:firstLine="480"/>
+        <w:jc w:val="left"/>
+        <w:rPr>
+          <w:sz w:val="24"/>
+          <w:szCs w:val="24"/>
+        </w:rPr>
+      </w:pPr>
+      <w:r>
+        <w:rPr>
+          <w:sz w:val="24"/>
+          <w:szCs w:val="24"/>
+        </w:rPr>
+        <w:t>JOIN sh_goods_comment gc ON gr.user_id = gc.user_id AND gr.goods_id = gc.goods_id</w:t>
+      </w:r>
+    </w:p>
+    <w:p>
+      <w:pPr>
+        <w:pStyle w:val="a7"/>
+        <w:ind w:left="840" w:firstLine="480"/>
+        <w:jc w:val="left"/>
+        <w:rPr>
+          <w:sz w:val="24"/>
+          <w:szCs w:val="24"/>
+        </w:rPr>
+      </w:pPr>
+      <w:r>
+        <w:rPr>
+          <w:sz w:val="24"/>
+          <w:szCs w:val="24"/>
+        </w:rPr>
+        <w:t>WHERE gr.rating = 5 AND gc.is_valid = TRUE;</w:t>
+      </w:r>
+    </w:p>
+    <w:p>
+      <w:pPr>
+        <w:pStyle w:val="a7"/>
+        <w:ind w:left="840" w:firstLineChars="0" w:firstLine="0"/>
+        <w:jc w:val="left"/>
+        <w:rPr>
+          <w:sz w:val="24"/>
+          <w:szCs w:val="24"/>
+        </w:rPr>
+      </w:pPr>
+      <w:r>
+        <w:rPr>
+          <w:sz w:val="24"/>
+          <w:szCs w:val="24"/>
+        </w:rPr>
+        <w:t xml:space="preserve"> */</w:t>
+      </w:r>
+    </w:p>
+    <w:p>
+      <w:pPr>
+        <w:pStyle w:val="a7"/>
+        <w:ind w:left="840" w:firstLineChars="0" w:firstLine="0"/>
+        <w:jc w:val="left"/>
+        <w:rPr>
+          <w:sz w:val="24"/>
+          <w:szCs w:val="24"/>
+        </w:rPr>
+      </w:pPr>
+    </w:p>
+    <w:p>
+      <w:pPr>
+        <w:pStyle w:val="a7"/>
+        <w:ind w:left="840" w:firstLineChars="0" w:firstLine="0"/>
+        <w:jc w:val="left"/>
+        <w:rPr>
+          <w:rFonts w:hint="eastAsia"/>
+          <w:sz w:val="24"/>
+          <w:szCs w:val="24"/>
+        </w:rPr>
+      </w:pPr>
+    </w:p>
+    <w:p>
+      <w:pPr>
+        <w:pStyle w:val="a7"/>
+        <w:numPr>
+          <w:ilvl w:val="0"/>
+          <w:numId w:val="1"/>
+        </w:numPr>
+        <w:ind w:firstLineChars="0"/>
+        <w:jc w:val="left"/>
+        <w:rPr>
+          <w:sz w:val="24"/>
+          <w:szCs w:val="24"/>
+        </w:rPr>
+      </w:pPr>
+      <w:r>
+        <w:rPr>
+          <w:rFonts w:hint="eastAsia"/>
+          <w:sz w:val="24"/>
+          <w:szCs w:val="24"/>
+        </w:rPr>
+        <w:t>实验运行结果的截图</w:t>
+      </w:r>
+    </w:p>
+    <w:p>
+      <w:pPr>
+        <w:ind w:left="420"/>
+        <w:jc w:val="left"/>
+        <w:rPr>
+          <w:sz w:val="24"/>
+          <w:szCs w:val="24"/>
+        </w:rPr>
+      </w:pPr>
+      <w:r>
+        <w:rPr>
+          <w:rFonts w:hint="eastAsia"/>
+          <w:sz w:val="24"/>
+          <w:szCs w:val="24"/>
+        </w:rPr>
+        <w:t>商品表（</w:t>
+      </w:r>
+      <w:r>
+        <w:rPr>
+          <w:rFonts w:hint="eastAsia"/>
+          <w:sz w:val="24"/>
+          <w:szCs w:val="24"/>
+        </w:rPr>
+        <w:t>sh_goods</w:t>
+      </w:r>
+      <w:r>
+        <w:rPr>
+          <w:rFonts w:hint="eastAsia"/>
+          <w:sz w:val="24"/>
+          <w:szCs w:val="24"/>
+        </w:rPr>
+        <w:t>）</w:t>
+      </w:r>
+    </w:p>
+    <w:p>
+      <w:pPr>
+        <w:ind w:left="420"/>
+        <w:jc w:val="left"/>
+        <w:rPr>
+          <w:rFonts w:hint="eastAsia"/>
+          <w:sz w:val="24"/>
+          <w:szCs w:val="24"/>
+        </w:rPr>
+      </w:pPr>
+      <w:r>
+        <w:rPr>
+          <w:noProof/>
+        </w:rPr>
+        <w:drawing>
+          <wp:inline distT="0" distB="0" distL="0" distR="0" wp14:anchorId="51CA92CB" wp14:editId="7C44659F">
+            <wp:extent cx="5274310" cy="2138045"/>
+            <wp:effectExtent l="0" t="0" r="2540" b="0"/>
+            <wp:docPr id="552577346" name="图片 1"/>
+            <wp:cNvGraphicFramePr>
+              <a:graphicFrameLocks xmlns:a="http://schemas.openxmlformats.org/drawingml/2006/main" noChangeAspect="1"/>
+            </wp:cNvGraphicFramePr>
+            <a:graphic xmlns:a="http://schemas.openxmlformats.org/drawingml/2006/main">
+              <a:graphicData uri="http://schemas.openxmlformats.org/drawingml/2006/picture">
+                <pic:pic xmlns:pic="http://schemas.openxmlformats.org/drawingml/2006/picture">
+                  <pic:nvPicPr>
+                    <pic:cNvPr id="552577346" name=""/>
+                    <pic:cNvPicPr/>
+                  </pic:nvPicPr>
+                  <pic:blipFill>
+                    <a:blip r:embed="rId13"/>
+                    <a:stretch>
+                      <a:fillRect/>
+                    </a:stretch>
+                  </pic:blipFill>
+                  <pic:spPr>
+                    <a:xfrm>
+                      <a:off x="0" y="0"/>
+                      <a:ext cx="5274310" cy="2138045"/>
+                    </a:xfrm>
+                    <a:prstGeom prst="rect">
+                      <a:avLst/>
+                    </a:prstGeom>
+                  </pic:spPr>
+                </pic:pic>
+              </a:graphicData>
+            </a:graphic>
+          </wp:inline>
+        </w:drawing>
+      </w:r>
+    </w:p>
+    <w:p>
+      <w:pPr>
+        <w:ind w:left="420"/>
+        <w:jc w:val="left"/>
+        <w:rPr>
+          <w:sz w:val="24"/>
+          <w:szCs w:val="24"/>
+        </w:rPr>
+      </w:pPr>
+    </w:p>
+    <w:p>
+      <w:pPr>
+        <w:ind w:left="420"/>
+        <w:jc w:val="left"/>
+        <w:rPr>
+          <w:sz w:val="24"/>
+          <w:szCs w:val="24"/>
+        </w:rPr>
+      </w:pPr>
+      <w:r>
+        <w:rPr>
+          <w:rFonts w:hint="eastAsia"/>
+          <w:sz w:val="24"/>
+          <w:szCs w:val="24"/>
+        </w:rPr>
+        <w:t>购物车表（</w:t>
+      </w:r>
+      <w:r>
+        <w:rPr>
+          <w:rFonts w:hint="eastAsia"/>
+          <w:sz w:val="24"/>
+          <w:szCs w:val="24"/>
+        </w:rPr>
+        <w:t>cart</w:t>
+      </w:r>
+      <w:r>
+        <w:rPr>
+          <w:rFonts w:hint="eastAsia"/>
+          <w:sz w:val="24"/>
+          <w:szCs w:val="24"/>
+        </w:rPr>
+        <w:t>）</w:t>
+      </w:r>
+    </w:p>
+    <w:p>
+      <w:pPr>
+        <w:ind w:left="420"/>
+        <w:jc w:val="left"/>
+        <w:rPr>
+          <w:rFonts w:hint="eastAsia"/>
+          <w:sz w:val="24"/>
+          <w:szCs w:val="24"/>
+        </w:rPr>
+      </w:pPr>
+      <w:r>
+        <w:rPr>
+          <w:noProof/>
+        </w:rPr>
+        <w:drawing>
+          <wp:inline distT="0" distB="0" distL="0" distR="0" wp14:anchorId="7E189B8D" wp14:editId="28C2DA65">
+            <wp:extent cx="5274310" cy="1813560"/>
+            <wp:effectExtent l="0" t="0" r="2540" b="0"/>
+            <wp:docPr id="656700482" name="图片 1"/>
+            <wp:cNvGraphicFramePr>
+              <a:graphicFrameLocks xmlns:a="http://schemas.openxmlformats.org/drawingml/2006/main" noChangeAspect="1"/>
+            </wp:cNvGraphicFramePr>
+            <a:graphic xmlns:a="http://schemas.openxmlformats.org/drawingml/2006/main">
+              <a:graphicData uri="http://schemas.openxmlformats.org/drawingml/2006/picture">
+                <pic:pic xmlns:pic="http://schemas.openxmlformats.org/drawingml/2006/picture">
+                  <pic:nvPicPr>
+                    <pic:cNvPr id="656700482" name=""/>
+                    <pic:cNvPicPr/>
+                  </pic:nvPicPr>
+                  <pic:blipFill>
+                    <a:blip r:embed="rId14"/>
+                    <a:stretch>
+                      <a:fillRect/>
+                    </a:stretch>
+                  </pic:blipFill>
+                  <pic:spPr>
+                    <a:xfrm>
+                      <a:off x="0" y="0"/>
+                      <a:ext cx="5274310" cy="1813560"/>
+                    </a:xfrm>
+                    <a:prstGeom prst="rect">
+                      <a:avLst/>
+                    </a:prstGeom>
+                  </pic:spPr>
+                </pic:pic>
+              </a:graphicData>
+            </a:graphic>
+          </wp:inline>
+        </w:drawing>
+      </w:r>
+    </w:p>
+    <w:p>
+      <w:pPr>
+        <w:ind w:left="420"/>
+        <w:jc w:val="left"/>
+        <w:rPr>
+          <w:sz w:val="24"/>
+          <w:szCs w:val="24"/>
+        </w:rPr>
+      </w:pPr>
+    </w:p>
+    <w:p>
+      <w:pPr>
+        <w:ind w:left="420"/>
+        <w:jc w:val="left"/>
+        <w:rPr>
+          <w:sz w:val="24"/>
+          <w:szCs w:val="24"/>
+        </w:rPr>
+      </w:pPr>
+      <w:r>
+        <w:rPr>
+          <w:rFonts w:hint="eastAsia"/>
+          <w:sz w:val="24"/>
+          <w:szCs w:val="24"/>
+        </w:rPr>
+        <w:t>收货地址表（</w:t>
+      </w:r>
+      <w:r>
+        <w:rPr>
+          <w:rFonts w:hint="eastAsia"/>
+          <w:sz w:val="24"/>
+          <w:szCs w:val="24"/>
+        </w:rPr>
+        <w:t>address</w:t>
+      </w:r>
+      <w:r>
+        <w:rPr>
+          <w:rFonts w:hint="eastAsia"/>
+          <w:sz w:val="24"/>
+          <w:szCs w:val="24"/>
+        </w:rPr>
+        <w:t>）</w:t>
+      </w:r>
+    </w:p>
+    <w:p>
+      <w:pPr>
+        <w:ind w:left="420"/>
+        <w:jc w:val="left"/>
+        <w:rPr>
+          <w:rFonts w:hint="eastAsia"/>
+          <w:sz w:val="24"/>
+          <w:szCs w:val="24"/>
+        </w:rPr>
+      </w:pPr>
+      <w:r>
+        <w:rPr>
+          <w:noProof/>
+        </w:rPr>
+        <w:drawing>
+          <wp:inline distT="0" distB="0" distL="0" distR="0" wp14:anchorId="0E20BF03" wp14:editId="1E2C540A">
+            <wp:extent cx="5274310" cy="958215"/>
+            <wp:effectExtent l="0" t="0" r="2540" b="0"/>
+            <wp:docPr id="335172285" name="图片 1" descr="电脑萤幕的截图&#10;&#10;AI 生成的内容可能不正确。"/>
+            <wp:cNvGraphicFramePr>
+              <a:graphicFrameLocks xmlns:a="http://schemas.openxmlformats.org/drawingml/2006/main" noChangeAspect="1"/>
+            </wp:cNvGraphicFramePr>
+            <a:graphic xmlns:a="http://schemas.openxmlformats.org/drawingml/2006/main">
+              <a:graphicData uri="http://schemas.openxmlformats.org/drawingml/2006/picture">
+                <pic:pic xmlns:pic="http://schemas.openxmlformats.org/drawingml/2006/picture">
+                  <pic:nvPicPr>
+                    <pic:cNvPr id="335172285" name="图片 1" descr="电脑萤幕的截图&#10;&#10;AI 生成的内容可能不正确。"/>
+                    <pic:cNvPicPr/>
+                  </pic:nvPicPr>
+                  <pic:blipFill>
+                    <a:blip r:embed="rId15"/>
+                    <a:stretch>
+                      <a:fillRect/>
+                    </a:stretch>
+                  </pic:blipFill>
+                  <pic:spPr>
+                    <a:xfrm>
+                      <a:off x="0" y="0"/>
+                      <a:ext cx="5274310" cy="958215"/>
+                    </a:xfrm>
+                    <a:prstGeom prst="rect">
+                      <a:avLst/>
+                    </a:prstGeom>
+                  </pic:spPr>
+                </pic:pic>
+              </a:graphicData>
+            </a:graphic>
+          </wp:inline>
+        </w:drawing>
+      </w:r>
+    </w:p>
+    <w:p>
+      <w:pPr>
+        <w:ind w:left="420"/>
+        <w:jc w:val="left"/>
+        <w:rPr>
+          <w:sz w:val="24"/>
+          <w:szCs w:val="24"/>
+        </w:rPr>
+      </w:pPr>
+    </w:p>
+    <w:p>
+      <w:pPr>
+        <w:ind w:left="420"/>
+        <w:jc w:val="left"/>
+        <w:rPr>
+          <w:sz w:val="24"/>
+          <w:szCs w:val="24"/>
+        </w:rPr>
+      </w:pPr>
+      <w:r>
+        <w:rPr>
+          <w:rFonts w:hint="eastAsia"/>
+          <w:sz w:val="24"/>
+          <w:szCs w:val="24"/>
+        </w:rPr>
+        <w:lastRenderedPageBreak/>
+        <w:t>订单与订单商品表（</w:t>
+      </w:r>
+      <w:r>
+        <w:rPr>
+          <w:rFonts w:hint="eastAsia"/>
+          <w:sz w:val="24"/>
+          <w:szCs w:val="24"/>
+        </w:rPr>
+        <w:t>order + order_item</w:t>
+      </w:r>
+      <w:r>
+        <w:rPr>
+          <w:rFonts w:hint="eastAsia"/>
+          <w:sz w:val="24"/>
+          <w:szCs w:val="24"/>
+        </w:rPr>
+        <w:t>）</w:t>
+      </w:r>
+    </w:p>
+    <w:p>
+      <w:pPr>
+        <w:ind w:left="420"/>
+        <w:jc w:val="left"/>
+        <w:rPr>
+          <w:sz w:val="24"/>
+          <w:szCs w:val="24"/>
+        </w:rPr>
+      </w:pPr>
+      <w:r>
+        <w:rPr>
+          <w:noProof/>
+        </w:rPr>
+        <w:drawing>
+          <wp:inline distT="0" distB="0" distL="0" distR="0" wp14:anchorId="4BC71DAA" wp14:editId="14C8DBE4">
+            <wp:extent cx="5274310" cy="958215"/>
+            <wp:effectExtent l="0" t="0" r="2540" b="0"/>
+            <wp:docPr id="749613221" name="图片 1" descr="文本&#10;&#10;AI 生成的内容可能不正确。"/>
+            <wp:cNvGraphicFramePr>
+              <a:graphicFrameLocks xmlns:a="http://schemas.openxmlformats.org/drawingml/2006/main" noChangeAspect="1"/>
+            </wp:cNvGraphicFramePr>
+            <a:graphic xmlns:a="http://schemas.openxmlformats.org/drawingml/2006/main">
+              <a:graphicData uri="http://schemas.openxmlformats.org/drawingml/2006/picture">
+                <pic:pic xmlns:pic="http://schemas.openxmlformats.org/drawingml/2006/picture">
+                  <pic:nvPicPr>
+                    <pic:cNvPr id="749613221" name="图片 1" descr="文本&#10;&#10;AI 生成的内容可能不正确。"/>
+                    <pic:cNvPicPr/>
+                  </pic:nvPicPr>
+                  <pic:blipFill>
+                    <a:blip r:embed="rId16"/>
+                    <a:stretch>
+                      <a:fillRect/>
+                    </a:stretch>
+                  </pic:blipFill>
+                  <pic:spPr>
+                    <a:xfrm>
+                      <a:off x="0" y="0"/>
+                      <a:ext cx="5274310" cy="958215"/>
+                    </a:xfrm>
+                    <a:prstGeom prst="rect">
+                      <a:avLst/>
+                    </a:prstGeom>
+                  </pic:spPr>
+                </pic:pic>
+              </a:graphicData>
+            </a:graphic>
+          </wp:inline>
+        </w:drawing>
+      </w:r>
+    </w:p>
+    <w:p>
+      <w:pPr>
+        <w:ind w:left="420"/>
+        <w:jc w:val="left"/>
+        <w:rPr>
+          <w:sz w:val="24"/>
+          <w:szCs w:val="24"/>
+        </w:rPr>
+      </w:pPr>
+      <w:r>
+        <w:rPr>
+          <w:noProof/>
+        </w:rPr>
+        <w:drawing>
+          <wp:inline distT="0" distB="0" distL="0" distR="0" wp14:anchorId="54D58CA8" wp14:editId="75ECCF9D">
+            <wp:extent cx="5274310" cy="1374140"/>
+            <wp:effectExtent l="0" t="0" r="2540" b="0"/>
+            <wp:docPr id="1003583515" name="图片 1" descr="图形用户界面, 文本, 应用程序&#10;&#10;AI 生成的内容可能不正确。"/>
+            <wp:cNvGraphicFramePr>
+              <a:graphicFrameLocks xmlns:a="http://schemas.openxmlformats.org/drawingml/2006/main" noChangeAspect="1"/>
+            </wp:cNvGraphicFramePr>
+            <a:graphic xmlns:a="http://schemas.openxmlformats.org/drawingml/2006/main">
+              <a:graphicData uri="http://schemas.openxmlformats.org/drawingml/2006/picture">
+                <pic:pic xmlns:pic="http://schemas.openxmlformats.org/drawingml/2006/picture">
+                  <pic:nvPicPr>
+                    <pic:cNvPr id="1003583515" name="图片 1" descr="图形用户界面, 文本, 应用程序&#10;&#10;AI 生成的内容可能不正确。"/>
+                    <pic:cNvPicPr/>
+                  </pic:nvPicPr>
+                  <pic:blipFill>
+                    <a:blip r:embed="rId17"/>
+                    <a:stretch>
+                      <a:fillRect/>
+                    </a:stretch>
+                  </pic:blipFill>
+                  <pic:spPr>
+                    <a:xfrm>
+                      <a:off x="0" y="0"/>
+                      <a:ext cx="5274310" cy="1374140"/>
+                    </a:xfrm>
+                    <a:prstGeom prst="rect">
+                      <a:avLst/>
+                    </a:prstGeom>
+                  </pic:spPr>
+                </pic:pic>
+              </a:graphicData>
+            </a:graphic>
+          </wp:inline>
+        </w:drawing>
+      </w:r>
+    </w:p>
+    <w:p>
+      <w:pPr>
+        <w:ind w:left="420"/>
+        <w:jc w:val="left"/>
+        <w:rPr>
+          <w:rFonts w:hint="eastAsia"/>
+          <w:sz w:val="24"/>
+          <w:szCs w:val="24"/>
+        </w:rPr>
+      </w:pPr>
+    </w:p>
+    <w:p>
+      <w:pPr>
+        <w:ind w:left="420"/>
+        <w:jc w:val="left"/>
+        <w:rPr>
+          <w:sz w:val="24"/>
+          <w:szCs w:val="24"/>
+        </w:rPr>
+      </w:pPr>
+      <w:r>
+        <w:rPr>
+          <w:rFonts w:hint="eastAsia"/>
+          <w:sz w:val="24"/>
+          <w:szCs w:val="24"/>
+        </w:rPr>
+        <w:t>商品评分表（</w:t>
+      </w:r>
+      <w:r>
+        <w:rPr>
+          <w:rFonts w:hint="eastAsia"/>
+          <w:sz w:val="24"/>
+          <w:szCs w:val="24"/>
+        </w:rPr>
+        <w:t>goods_rating</w:t>
+      </w:r>
+      <w:r>
+        <w:rPr>
+          <w:rFonts w:hint="eastAsia"/>
+          <w:sz w:val="24"/>
+          <w:szCs w:val="24"/>
+        </w:rPr>
+        <w:t>）</w:t>
+      </w:r>
+    </w:p>
+    <w:p>
+      <w:pPr>
+        <w:ind w:left="420"/>
+        <w:jc w:val="left"/>
+        <w:rPr>
+          <w:sz w:val="24"/>
+          <w:szCs w:val="24"/>
+        </w:rPr>
+      </w:pPr>
+      <w:r>
+        <w:rPr>
+          <w:noProof/>
+        </w:rPr>
+        <w:drawing>
+          <wp:inline distT="0" distB="0" distL="0" distR="0" wp14:anchorId="6E75D50A" wp14:editId="59E63620">
+            <wp:extent cx="5274310" cy="1679575"/>
+            <wp:effectExtent l="0" t="0" r="2540" b="0"/>
+            <wp:docPr id="905185366" name="图片 1" descr="图形用户界面&#10;&#10;AI 生成的内容可能不正确。"/>
+            <wp:cNvGraphicFramePr>
+              <a:graphicFrameLocks xmlns:a="http://schemas.openxmlformats.org/drawingml/2006/main" noChangeAspect="1"/>
+            </wp:cNvGraphicFramePr>
+            <a:graphic xmlns:a="http://schemas.openxmlformats.org/drawingml/2006/main">
+              <a:graphicData uri="http://schemas.openxmlformats.org/drawingml/2006/picture">
+                <pic:pic xmlns:pic="http://schemas.openxmlformats.org/drawingml/2006/picture">
+                  <pic:nvPicPr>
+                    <pic:cNvPr id="905185366" name="图片 1" descr="图形用户界面&#10;&#10;AI 生成的内容可能不正确。"/>
+                    <pic:cNvPicPr/>
+                  </pic:nvPicPr>
+                  <pic:blipFill>
+                    <a:blip r:embed="rId18"/>
+                    <a:stretch>
+                      <a:fillRect/>
+                    </a:stretch>
+                  </pic:blipFill>
+                  <pic:spPr>
+                    <a:xfrm>
+                      <a:off x="0" y="0"/>
+                      <a:ext cx="5274310" cy="1679575"/>
+                    </a:xfrm>
+                    <a:prstGeom prst="rect">
+                      <a:avLst/>
+                    </a:prstGeom>
+                  </pic:spPr>
+                </pic:pic>
+              </a:graphicData>
+            </a:graphic>
+          </wp:inline>
+        </w:drawing>
+      </w:r>
+    </w:p>
+    <w:p>
+      <w:pPr>
+        <w:ind w:left="420"/>
+        <w:jc w:val="left"/>
+        <w:rPr>
+          <w:rFonts w:hint="eastAsia"/>
+          <w:sz w:val="24"/>
+          <w:szCs w:val="24"/>
+        </w:rPr>
+      </w:pPr>
+    </w:p>
+    <w:p>
+      <w:pPr>
+        <w:ind w:left="420"/>
+        <w:jc w:val="left"/>
+        <w:rPr>
+          <w:sz w:val="24"/>
+          <w:szCs w:val="24"/>
+        </w:rPr>
+      </w:pPr>
+      <w:r>
+        <w:rPr>
+          <w:rFonts w:hint="eastAsia"/>
+          <w:sz w:val="24"/>
+          <w:szCs w:val="24"/>
+        </w:rPr>
+        <w:t>商品评论表（</w:t>
+      </w:r>
+      <w:r>
+        <w:rPr>
+          <w:rFonts w:hint="eastAsia"/>
+          <w:sz w:val="24"/>
+          <w:szCs w:val="24"/>
+        </w:rPr>
+        <w:t>sh_goods_comment</w:t>
+      </w:r>
+      <w:r>
+        <w:rPr>
+          <w:rFonts w:hint="eastAsia"/>
+          <w:sz w:val="24"/>
+          <w:szCs w:val="24"/>
+        </w:rPr>
+        <w:t>）</w:t>
+      </w:r>
+    </w:p>
+    <w:p>
+      <w:pPr>
+        <w:ind w:left="420"/>
         <w:jc w:val="left"/>
         <w:rPr>
           <w:rFonts w:ascii="宋体" w:eastAsia="宋体" w:hAnsi="宋体" w:cs="宋体" w:hint="eastAsia"/>
@@ -2392,1131 +7116,44 @@
       </w:pPr>
       <w:r>
         <w:rPr>
-          <w:rFonts w:hint="eastAsia"/>
-          <w:sz w:val="24"/>
-          <w:szCs w:val="24"/>
-        </w:rPr>
-        <w:t>3</w:t>
-      </w:r>
-      <w:r>
-        <w:rPr>
-          <w:rFonts w:hint="eastAsia"/>
-          <w:sz w:val="24"/>
-          <w:szCs w:val="24"/>
-        </w:rPr>
-        <w:t>、实验运行结果的截图</w:t>
-      </w:r>
-    </w:p>
-    <w:p>
-      <w:pPr>
-        <w:jc w:val="left"/>
-        <w:rPr>
-          <w:sz w:val="24"/>
-          <w:szCs w:val="24"/>
-        </w:rPr>
-      </w:pPr>
-      <w:r>
-        <w:rPr>
-          <w:rFonts w:hint="eastAsia"/>
-          <w:sz w:val="24"/>
-          <w:szCs w:val="24"/>
-        </w:rPr>
-        <w:t>向</w:t>
-      </w:r>
-      <w:proofErr w:type="spellStart"/>
-      <w:r>
-        <w:rPr>
-          <w:rFonts w:hint="eastAsia"/>
-          <w:sz w:val="24"/>
-          <w:szCs w:val="24"/>
-        </w:rPr>
-        <w:t>sh_charts</w:t>
-      </w:r>
-      <w:proofErr w:type="spellEnd"/>
-      <w:r>
-        <w:rPr>
-          <w:rFonts w:hint="eastAsia"/>
-          <w:sz w:val="24"/>
-          <w:szCs w:val="24"/>
-        </w:rPr>
-        <w:t>表中插入数据</w:t>
-      </w:r>
-    </w:p>
-    <w:p>
-      <w:pPr>
-        <w:jc w:val="left"/>
-        <w:rPr>
-          <w:sz w:val="24"/>
-          <w:szCs w:val="24"/>
-        </w:rPr>
-      </w:pPr>
-      <w:r>
-        <w:rPr>
-          <w:sz w:val="24"/>
-          <w:szCs w:val="24"/>
-        </w:rPr>
-        <w:t xml:space="preserve">-- </w:t>
-      </w:r>
-      <w:r>
-        <w:rPr>
-          <w:sz w:val="24"/>
-          <w:szCs w:val="24"/>
-        </w:rPr>
-        <w:t>插入第一条记录到</w:t>
-      </w:r>
-      <w:r>
-        <w:rPr>
-          <w:sz w:val="24"/>
-          <w:szCs w:val="24"/>
-        </w:rPr>
-        <w:t xml:space="preserve"> </w:t>
-      </w:r>
-      <w:proofErr w:type="spellStart"/>
-      <w:r>
-        <w:rPr>
-          <w:sz w:val="24"/>
-          <w:szCs w:val="24"/>
-        </w:rPr>
-        <w:t>sh_carts</w:t>
-      </w:r>
-      <w:proofErr w:type="spellEnd"/>
-      <w:r>
-        <w:rPr>
-          <w:sz w:val="24"/>
-          <w:szCs w:val="24"/>
-        </w:rPr>
-        <w:t xml:space="preserve"> </w:t>
-      </w:r>
-      <w:r>
-        <w:rPr>
-          <w:sz w:val="24"/>
-          <w:szCs w:val="24"/>
-        </w:rPr>
-        <w:t>表</w:t>
-      </w:r>
-    </w:p>
-    <w:p>
-      <w:pPr>
-        <w:jc w:val="left"/>
-        <w:rPr>
-          <w:sz w:val="24"/>
-          <w:szCs w:val="24"/>
-        </w:rPr>
-      </w:pPr>
-      <w:r>
-        <w:rPr>
-          <w:sz w:val="24"/>
-          <w:szCs w:val="24"/>
-        </w:rPr>
-        <w:t>INSERT INTO `</w:t>
-      </w:r>
-      <w:proofErr w:type="spellStart"/>
-      <w:r>
-        <w:rPr>
-          <w:sz w:val="24"/>
-          <w:szCs w:val="24"/>
-        </w:rPr>
-        <w:t>sh_carts</w:t>
-      </w:r>
-      <w:proofErr w:type="spellEnd"/>
-      <w:r>
-        <w:rPr>
-          <w:sz w:val="24"/>
-          <w:szCs w:val="24"/>
-        </w:rPr>
-        <w:t>` (`</w:t>
-      </w:r>
-      <w:proofErr w:type="spellStart"/>
-      <w:r>
-        <w:rPr>
-          <w:sz w:val="24"/>
-          <w:szCs w:val="24"/>
-        </w:rPr>
-        <w:t>user_id</w:t>
-      </w:r>
-      <w:proofErr w:type="spellEnd"/>
-      <w:r>
-        <w:rPr>
-          <w:sz w:val="24"/>
-          <w:szCs w:val="24"/>
-        </w:rPr>
-        <w:t>`, `</w:t>
-      </w:r>
-      <w:proofErr w:type="spellStart"/>
-      <w:r>
-        <w:rPr>
-          <w:sz w:val="24"/>
-          <w:szCs w:val="24"/>
-        </w:rPr>
-        <w:t>cart_id</w:t>
-      </w:r>
-      <w:proofErr w:type="spellEnd"/>
-      <w:r>
-        <w:rPr>
-          <w:sz w:val="24"/>
-          <w:szCs w:val="24"/>
-        </w:rPr>
-        <w:t>`, `</w:t>
-      </w:r>
-      <w:proofErr w:type="spellStart"/>
-      <w:r>
-        <w:rPr>
-          <w:sz w:val="24"/>
-          <w:szCs w:val="24"/>
-        </w:rPr>
-        <w:t>product_id</w:t>
-      </w:r>
-      <w:proofErr w:type="spellEnd"/>
-      <w:r>
-        <w:rPr>
-          <w:sz w:val="24"/>
-          <w:szCs w:val="24"/>
-        </w:rPr>
-        <w:t>`, `quantity`, `</w:t>
-      </w:r>
-      <w:proofErr w:type="spellStart"/>
-      <w:r>
-        <w:rPr>
-          <w:sz w:val="24"/>
-          <w:szCs w:val="24"/>
-        </w:rPr>
-        <w:t>add_time</w:t>
-      </w:r>
-      <w:proofErr w:type="spellEnd"/>
-      <w:r>
-        <w:rPr>
-          <w:sz w:val="24"/>
-          <w:szCs w:val="24"/>
-        </w:rPr>
-        <w:t>`)</w:t>
-      </w:r>
-    </w:p>
-    <w:p>
-      <w:pPr>
-        <w:jc w:val="left"/>
-        <w:rPr>
-          <w:sz w:val="24"/>
-          <w:szCs w:val="24"/>
-        </w:rPr>
-      </w:pPr>
-      <w:r>
-        <w:rPr>
-          <w:sz w:val="24"/>
-          <w:szCs w:val="24"/>
-        </w:rPr>
-        <w:t>VALUES ('</w:t>
-      </w:r>
-      <w:proofErr w:type="spellStart"/>
-      <w:r>
-        <w:rPr>
-          <w:sz w:val="24"/>
-          <w:szCs w:val="24"/>
-        </w:rPr>
-        <w:t>zhangsan</w:t>
-      </w:r>
-      <w:proofErr w:type="spellEnd"/>
-      <w:r>
-        <w:rPr>
-          <w:sz w:val="24"/>
-          <w:szCs w:val="24"/>
-        </w:rPr>
-        <w:t>', 'c1001', 'p1001', 2, '2025-04-01 14:30:00'</w:t>
-      </w:r>
-      <w:proofErr w:type="gramStart"/>
-      <w:r>
-        <w:rPr>
-          <w:sz w:val="24"/>
-          <w:szCs w:val="24"/>
-        </w:rPr>
-        <w:t>);</w:t>
-      </w:r>
-      <w:proofErr w:type="gramEnd"/>
-    </w:p>
-    <w:p>
-      <w:pPr>
-        <w:jc w:val="left"/>
-        <w:rPr>
-          <w:sz w:val="24"/>
-          <w:szCs w:val="24"/>
-        </w:rPr>
-      </w:pPr>
-    </w:p>
-    <w:p>
-      <w:pPr>
-        <w:jc w:val="left"/>
-        <w:rPr>
-          <w:sz w:val="24"/>
-          <w:szCs w:val="24"/>
-        </w:rPr>
-      </w:pPr>
-      <w:r>
-        <w:rPr>
-          <w:sz w:val="24"/>
-          <w:szCs w:val="24"/>
-        </w:rPr>
-        <w:t xml:space="preserve">-- </w:t>
-      </w:r>
-      <w:r>
-        <w:rPr>
-          <w:sz w:val="24"/>
-          <w:szCs w:val="24"/>
-        </w:rPr>
-        <w:t>插入第二条记录到</w:t>
-      </w:r>
-      <w:r>
-        <w:rPr>
-          <w:sz w:val="24"/>
-          <w:szCs w:val="24"/>
-        </w:rPr>
-        <w:t xml:space="preserve"> </w:t>
-      </w:r>
-      <w:proofErr w:type="spellStart"/>
-      <w:r>
-        <w:rPr>
-          <w:sz w:val="24"/>
-          <w:szCs w:val="24"/>
-        </w:rPr>
-        <w:t>sh_carts</w:t>
-      </w:r>
-      <w:proofErr w:type="spellEnd"/>
-      <w:r>
-        <w:rPr>
-          <w:sz w:val="24"/>
-          <w:szCs w:val="24"/>
-        </w:rPr>
-        <w:t xml:space="preserve"> </w:t>
-      </w:r>
-      <w:r>
-        <w:rPr>
-          <w:sz w:val="24"/>
-          <w:szCs w:val="24"/>
-        </w:rPr>
-        <w:t>表</w:t>
-      </w:r>
-    </w:p>
-    <w:p>
-      <w:pPr>
-        <w:jc w:val="left"/>
-        <w:rPr>
-          <w:sz w:val="24"/>
-          <w:szCs w:val="24"/>
-        </w:rPr>
-      </w:pPr>
-      <w:r>
-        <w:rPr>
-          <w:sz w:val="24"/>
-          <w:szCs w:val="24"/>
-        </w:rPr>
-        <w:t>INSERT INTO `</w:t>
-      </w:r>
-      <w:proofErr w:type="spellStart"/>
-      <w:r>
-        <w:rPr>
-          <w:sz w:val="24"/>
-          <w:szCs w:val="24"/>
-        </w:rPr>
-        <w:t>sh_carts</w:t>
-      </w:r>
-      <w:proofErr w:type="spellEnd"/>
-      <w:r>
-        <w:rPr>
-          <w:sz w:val="24"/>
-          <w:szCs w:val="24"/>
-        </w:rPr>
-        <w:t>` (`</w:t>
-      </w:r>
-      <w:proofErr w:type="spellStart"/>
-      <w:r>
-        <w:rPr>
-          <w:sz w:val="24"/>
-          <w:szCs w:val="24"/>
-        </w:rPr>
-        <w:t>user_id</w:t>
-      </w:r>
-      <w:proofErr w:type="spellEnd"/>
-      <w:r>
-        <w:rPr>
-          <w:sz w:val="24"/>
-          <w:szCs w:val="24"/>
-        </w:rPr>
-        <w:t>`, `</w:t>
-      </w:r>
-      <w:proofErr w:type="spellStart"/>
-      <w:r>
-        <w:rPr>
-          <w:sz w:val="24"/>
-          <w:szCs w:val="24"/>
-        </w:rPr>
-        <w:t>cart_id</w:t>
-      </w:r>
-      <w:proofErr w:type="spellEnd"/>
-      <w:r>
-        <w:rPr>
-          <w:sz w:val="24"/>
-          <w:szCs w:val="24"/>
-        </w:rPr>
-        <w:t>`, `</w:t>
-      </w:r>
-      <w:proofErr w:type="spellStart"/>
-      <w:r>
-        <w:rPr>
-          <w:sz w:val="24"/>
-          <w:szCs w:val="24"/>
-        </w:rPr>
-        <w:t>product_id</w:t>
-      </w:r>
-      <w:proofErr w:type="spellEnd"/>
-      <w:r>
-        <w:rPr>
-          <w:sz w:val="24"/>
-          <w:szCs w:val="24"/>
-        </w:rPr>
-        <w:t>`, `quantity`, `</w:t>
-      </w:r>
-      <w:proofErr w:type="spellStart"/>
-      <w:r>
-        <w:rPr>
-          <w:sz w:val="24"/>
-          <w:szCs w:val="24"/>
-        </w:rPr>
-        <w:t>add_time</w:t>
-      </w:r>
-      <w:proofErr w:type="spellEnd"/>
-      <w:r>
-        <w:rPr>
-          <w:sz w:val="24"/>
-          <w:szCs w:val="24"/>
-        </w:rPr>
-        <w:t>`)</w:t>
-      </w:r>
-    </w:p>
-    <w:p>
-      <w:pPr>
-        <w:jc w:val="left"/>
-        <w:rPr>
-          <w:sz w:val="24"/>
-          <w:szCs w:val="24"/>
-        </w:rPr>
-      </w:pPr>
-      <w:r>
-        <w:rPr>
-          <w:sz w:val="24"/>
-          <w:szCs w:val="24"/>
-        </w:rPr>
-        <w:t>VALUES ('</w:t>
-      </w:r>
-      <w:proofErr w:type="spellStart"/>
-      <w:r>
-        <w:rPr>
-          <w:sz w:val="24"/>
-          <w:szCs w:val="24"/>
-        </w:rPr>
-        <w:t>zhangsan</w:t>
-      </w:r>
-      <w:proofErr w:type="spellEnd"/>
-      <w:r>
-        <w:rPr>
-          <w:sz w:val="24"/>
-          <w:szCs w:val="24"/>
-        </w:rPr>
-        <w:t>', 'c1002', 'p1002', 1, '2025-04-02 15:00:00'</w:t>
-      </w:r>
-      <w:proofErr w:type="gramStart"/>
-      <w:r>
-        <w:rPr>
-          <w:sz w:val="24"/>
-          <w:szCs w:val="24"/>
-        </w:rPr>
-        <w:t>);</w:t>
-      </w:r>
-      <w:proofErr w:type="gramEnd"/>
-    </w:p>
-    <w:p>
-      <w:pPr>
-        <w:jc w:val="left"/>
-        <w:rPr>
-          <w:sz w:val="24"/>
-          <w:szCs w:val="24"/>
-        </w:rPr>
-      </w:pPr>
-    </w:p>
-    <w:p>
-      <w:pPr>
-        <w:jc w:val="left"/>
-        <w:rPr>
-          <w:sz w:val="24"/>
-          <w:szCs w:val="24"/>
-        </w:rPr>
-      </w:pPr>
-      <w:r>
-        <w:rPr>
-          <w:sz w:val="24"/>
-          <w:szCs w:val="24"/>
-        </w:rPr>
-        <w:t xml:space="preserve">-- </w:t>
-      </w:r>
-      <w:r>
-        <w:rPr>
-          <w:sz w:val="24"/>
-          <w:szCs w:val="24"/>
-        </w:rPr>
-        <w:t>插入第三条记录到</w:t>
-      </w:r>
-      <w:r>
-        <w:rPr>
-          <w:sz w:val="24"/>
-          <w:szCs w:val="24"/>
-        </w:rPr>
-        <w:t xml:space="preserve"> </w:t>
-      </w:r>
-      <w:proofErr w:type="spellStart"/>
-      <w:r>
-        <w:rPr>
-          <w:sz w:val="24"/>
-          <w:szCs w:val="24"/>
-        </w:rPr>
-        <w:t>sh_carts</w:t>
-      </w:r>
-      <w:proofErr w:type="spellEnd"/>
-      <w:r>
-        <w:rPr>
-          <w:sz w:val="24"/>
-          <w:szCs w:val="24"/>
-        </w:rPr>
-        <w:t xml:space="preserve"> </w:t>
-      </w:r>
-      <w:r>
-        <w:rPr>
-          <w:sz w:val="24"/>
-          <w:szCs w:val="24"/>
-        </w:rPr>
-        <w:t>表</w:t>
-      </w:r>
-    </w:p>
-    <w:p>
-      <w:pPr>
-        <w:jc w:val="left"/>
-        <w:rPr>
-          <w:sz w:val="24"/>
-          <w:szCs w:val="24"/>
-        </w:rPr>
-      </w:pPr>
-      <w:r>
-        <w:rPr>
-          <w:sz w:val="24"/>
-          <w:szCs w:val="24"/>
-        </w:rPr>
-        <w:t>INSERT INTO `</w:t>
-      </w:r>
-      <w:proofErr w:type="spellStart"/>
-      <w:r>
-        <w:rPr>
-          <w:sz w:val="24"/>
-          <w:szCs w:val="24"/>
-        </w:rPr>
-        <w:t>sh_carts</w:t>
-      </w:r>
-      <w:proofErr w:type="spellEnd"/>
-      <w:r>
-        <w:rPr>
-          <w:sz w:val="24"/>
-          <w:szCs w:val="24"/>
-        </w:rPr>
-        <w:t>` (`</w:t>
-      </w:r>
-      <w:proofErr w:type="spellStart"/>
-      <w:r>
-        <w:rPr>
-          <w:sz w:val="24"/>
-          <w:szCs w:val="24"/>
-        </w:rPr>
-        <w:t>user_id</w:t>
-      </w:r>
-      <w:proofErr w:type="spellEnd"/>
-      <w:r>
-        <w:rPr>
-          <w:sz w:val="24"/>
-          <w:szCs w:val="24"/>
-        </w:rPr>
-        <w:t>`, `</w:t>
-      </w:r>
-      <w:proofErr w:type="spellStart"/>
-      <w:r>
-        <w:rPr>
-          <w:sz w:val="24"/>
-          <w:szCs w:val="24"/>
-        </w:rPr>
-        <w:t>cart_id</w:t>
-      </w:r>
-      <w:proofErr w:type="spellEnd"/>
-      <w:r>
-        <w:rPr>
-          <w:sz w:val="24"/>
-          <w:szCs w:val="24"/>
-        </w:rPr>
-        <w:t>`, `</w:t>
-      </w:r>
-      <w:proofErr w:type="spellStart"/>
-      <w:r>
-        <w:rPr>
-          <w:sz w:val="24"/>
-          <w:szCs w:val="24"/>
-        </w:rPr>
-        <w:t>product_id</w:t>
-      </w:r>
-      <w:proofErr w:type="spellEnd"/>
-      <w:r>
-        <w:rPr>
-          <w:sz w:val="24"/>
-          <w:szCs w:val="24"/>
-        </w:rPr>
-        <w:t>`, `quantity`, `</w:t>
-      </w:r>
-      <w:proofErr w:type="spellStart"/>
-      <w:r>
-        <w:rPr>
-          <w:sz w:val="24"/>
-          <w:szCs w:val="24"/>
-        </w:rPr>
-        <w:t>add_time</w:t>
-      </w:r>
-      <w:proofErr w:type="spellEnd"/>
-      <w:r>
-        <w:rPr>
-          <w:sz w:val="24"/>
-          <w:szCs w:val="24"/>
-        </w:rPr>
-        <w:t>`)</w:t>
-      </w:r>
-    </w:p>
-    <w:p>
-      <w:pPr>
-        <w:jc w:val="left"/>
-        <w:rPr>
-          <w:sz w:val="24"/>
-          <w:szCs w:val="24"/>
-        </w:rPr>
-      </w:pPr>
-      <w:proofErr w:type="gramStart"/>
-      <w:r>
-        <w:rPr>
-          <w:sz w:val="24"/>
-          <w:szCs w:val="24"/>
-        </w:rPr>
-        <w:t>VALUES</w:t>
-      </w:r>
-      <w:proofErr w:type="gramEnd"/>
-      <w:r>
-        <w:rPr>
-          <w:sz w:val="24"/>
-          <w:szCs w:val="24"/>
-        </w:rPr>
-        <w:t xml:space="preserve"> ('</w:t>
-      </w:r>
-      <w:proofErr w:type="spellStart"/>
-      <w:r>
-        <w:rPr>
-          <w:sz w:val="24"/>
-          <w:szCs w:val="24"/>
-        </w:rPr>
-        <w:t>lisi</w:t>
-      </w:r>
-      <w:proofErr w:type="spellEnd"/>
-      <w:r>
-        <w:rPr>
-          <w:sz w:val="24"/>
-          <w:szCs w:val="24"/>
-        </w:rPr>
-        <w:t>', 'c1003', 'p1001', 3, '2025-04-03 09:15:00'</w:t>
-      </w:r>
-      <w:proofErr w:type="gramStart"/>
-      <w:r>
-        <w:rPr>
-          <w:sz w:val="24"/>
-          <w:szCs w:val="24"/>
-        </w:rPr>
-        <w:t>);</w:t>
-      </w:r>
-      <w:proofErr w:type="gramEnd"/>
-    </w:p>
-    <w:p>
-      <w:pPr>
-        <w:jc w:val="left"/>
-        <w:rPr>
-          <w:sz w:val="24"/>
-          <w:szCs w:val="24"/>
-        </w:rPr>
-      </w:pPr>
-    </w:p>
-    <w:p>
-      <w:pPr>
-        <w:jc w:val="left"/>
-        <w:rPr>
-          <w:sz w:val="24"/>
-          <w:szCs w:val="24"/>
-        </w:rPr>
-      </w:pPr>
-      <w:r>
-        <w:rPr>
-          <w:sz w:val="24"/>
-          <w:szCs w:val="24"/>
-        </w:rPr>
-        <w:t xml:space="preserve">-- </w:t>
-      </w:r>
-      <w:r>
-        <w:rPr>
-          <w:sz w:val="24"/>
-          <w:szCs w:val="24"/>
-        </w:rPr>
-        <w:t>插入第四条记录到</w:t>
-      </w:r>
-      <w:r>
-        <w:rPr>
-          <w:sz w:val="24"/>
-          <w:szCs w:val="24"/>
-        </w:rPr>
-        <w:t xml:space="preserve"> </w:t>
-      </w:r>
-      <w:proofErr w:type="spellStart"/>
-      <w:r>
-        <w:rPr>
-          <w:sz w:val="24"/>
-          <w:szCs w:val="24"/>
-        </w:rPr>
-        <w:t>sh_carts</w:t>
-      </w:r>
-      <w:proofErr w:type="spellEnd"/>
-      <w:r>
-        <w:rPr>
-          <w:sz w:val="24"/>
-          <w:szCs w:val="24"/>
-        </w:rPr>
-        <w:t xml:space="preserve"> </w:t>
-      </w:r>
-      <w:r>
-        <w:rPr>
-          <w:sz w:val="24"/>
-          <w:szCs w:val="24"/>
-        </w:rPr>
-        <w:t>表</w:t>
-      </w:r>
-    </w:p>
-    <w:p>
-      <w:pPr>
-        <w:jc w:val="left"/>
-        <w:rPr>
-          <w:sz w:val="24"/>
-          <w:szCs w:val="24"/>
-        </w:rPr>
-      </w:pPr>
-      <w:r>
-        <w:rPr>
-          <w:sz w:val="24"/>
-          <w:szCs w:val="24"/>
-        </w:rPr>
-        <w:t>INSERT INTO `</w:t>
-      </w:r>
-      <w:proofErr w:type="spellStart"/>
-      <w:r>
-        <w:rPr>
-          <w:sz w:val="24"/>
-          <w:szCs w:val="24"/>
-        </w:rPr>
-        <w:t>sh_carts</w:t>
-      </w:r>
-      <w:proofErr w:type="spellEnd"/>
-      <w:r>
-        <w:rPr>
-          <w:sz w:val="24"/>
-          <w:szCs w:val="24"/>
-        </w:rPr>
-        <w:t>` (`</w:t>
-      </w:r>
-      <w:proofErr w:type="spellStart"/>
-      <w:r>
-        <w:rPr>
-          <w:sz w:val="24"/>
-          <w:szCs w:val="24"/>
-        </w:rPr>
-        <w:t>user_id</w:t>
-      </w:r>
-      <w:proofErr w:type="spellEnd"/>
-      <w:r>
-        <w:rPr>
-          <w:sz w:val="24"/>
-          <w:szCs w:val="24"/>
-        </w:rPr>
-        <w:t>`, `</w:t>
-      </w:r>
-      <w:proofErr w:type="spellStart"/>
-      <w:r>
-        <w:rPr>
-          <w:sz w:val="24"/>
-          <w:szCs w:val="24"/>
-        </w:rPr>
-        <w:t>cart_id</w:t>
-      </w:r>
-      <w:proofErr w:type="spellEnd"/>
-      <w:r>
-        <w:rPr>
-          <w:sz w:val="24"/>
-          <w:szCs w:val="24"/>
-        </w:rPr>
-        <w:t>`, `</w:t>
-      </w:r>
-      <w:proofErr w:type="spellStart"/>
-      <w:r>
-        <w:rPr>
-          <w:sz w:val="24"/>
-          <w:szCs w:val="24"/>
-        </w:rPr>
-        <w:t>product_id</w:t>
-      </w:r>
-      <w:proofErr w:type="spellEnd"/>
-      <w:r>
-        <w:rPr>
-          <w:sz w:val="24"/>
-          <w:szCs w:val="24"/>
-        </w:rPr>
-        <w:t>`, `quantity`, `</w:t>
-      </w:r>
-      <w:proofErr w:type="spellStart"/>
-      <w:r>
-        <w:rPr>
-          <w:sz w:val="24"/>
-          <w:szCs w:val="24"/>
-        </w:rPr>
-        <w:t>add_time</w:t>
-      </w:r>
-      <w:proofErr w:type="spellEnd"/>
-      <w:r>
-        <w:rPr>
-          <w:sz w:val="24"/>
-          <w:szCs w:val="24"/>
-        </w:rPr>
-        <w:t>`)</w:t>
-      </w:r>
-    </w:p>
-    <w:p>
-      <w:pPr>
-        <w:jc w:val="left"/>
-        <w:rPr>
-          <w:rFonts w:hint="eastAsia"/>
-          <w:sz w:val="24"/>
-          <w:szCs w:val="24"/>
-        </w:rPr>
-      </w:pPr>
-      <w:r>
-        <w:rPr>
-          <w:sz w:val="24"/>
-          <w:szCs w:val="24"/>
-        </w:rPr>
-        <w:t>VALUES ('</w:t>
-      </w:r>
-      <w:proofErr w:type="spellStart"/>
-      <w:r>
-        <w:rPr>
-          <w:sz w:val="24"/>
-          <w:szCs w:val="24"/>
-        </w:rPr>
-        <w:t>wangwu</w:t>
-      </w:r>
-      <w:proofErr w:type="spellEnd"/>
-      <w:r>
-        <w:rPr>
-          <w:sz w:val="24"/>
-          <w:szCs w:val="24"/>
-        </w:rPr>
-        <w:t>', 'c1004', 'p1003', 1, '2025-04-04 16:45:00'</w:t>
-      </w:r>
-      <w:proofErr w:type="gramStart"/>
-      <w:r>
-        <w:rPr>
-          <w:sz w:val="24"/>
-          <w:szCs w:val="24"/>
-        </w:rPr>
-        <w:t>);</w:t>
-      </w:r>
-      <w:proofErr w:type="gramEnd"/>
-    </w:p>
-    <w:p>
-      <w:pPr>
-        <w:ind w:firstLineChars="200" w:firstLine="643"/>
-        <w:jc w:val="center"/>
-        <w:rPr>
-          <w:rFonts w:ascii="宋体" w:eastAsia="宋体" w:hAnsi="宋体" w:cs="宋体"/>
-          <w:b/>
-          <w:bCs/>
-          <w:sz w:val="32"/>
-          <w:szCs w:val="32"/>
-        </w:rPr>
-      </w:pPr>
-    </w:p>
-    <w:p>
-      <w:pPr>
-        <w:rPr>
-          <w:rFonts w:ascii="宋体" w:eastAsia="宋体" w:hAnsi="宋体" w:cs="宋体"/>
-          <w:b/>
-          <w:bCs/>
-          <w:sz w:val="32"/>
-          <w:szCs w:val="32"/>
-        </w:rPr>
-      </w:pPr>
-    </w:p>
-    <w:p>
-      <w:pPr>
-        <w:rPr>
-          <w:sz w:val="24"/>
-          <w:szCs w:val="24"/>
-        </w:rPr>
-      </w:pPr>
-      <w:r>
-        <w:rPr>
-          <w:rFonts w:hint="eastAsia"/>
-          <w:sz w:val="24"/>
-          <w:szCs w:val="24"/>
-        </w:rPr>
-        <w:lastRenderedPageBreak/>
-        <w:t>向</w:t>
-      </w:r>
-      <w:proofErr w:type="spellStart"/>
-      <w:r>
-        <w:rPr>
-          <w:rFonts w:hint="eastAsia"/>
-          <w:sz w:val="24"/>
-          <w:szCs w:val="24"/>
-        </w:rPr>
-        <w:t>sh_goods</w:t>
-      </w:r>
-      <w:proofErr w:type="spellEnd"/>
-      <w:r>
-        <w:rPr>
-          <w:rFonts w:hint="eastAsia"/>
-          <w:sz w:val="24"/>
-          <w:szCs w:val="24"/>
-        </w:rPr>
-        <w:t>表插入数据</w:t>
-      </w:r>
-    </w:p>
-    <w:p>
-      <w:pPr>
-        <w:rPr>
-          <w:sz w:val="24"/>
-          <w:szCs w:val="24"/>
-        </w:rPr>
-      </w:pPr>
-      <w:r>
-        <w:rPr>
-          <w:sz w:val="24"/>
-          <w:szCs w:val="24"/>
-        </w:rPr>
-        <w:t>INSERT INTO `</w:t>
-      </w:r>
-      <w:proofErr w:type="spellStart"/>
-      <w:r>
-        <w:rPr>
-          <w:sz w:val="24"/>
-          <w:szCs w:val="24"/>
-        </w:rPr>
-        <w:t>sh_goods</w:t>
-      </w:r>
-      <w:proofErr w:type="spellEnd"/>
-      <w:r>
-        <w:rPr>
-          <w:sz w:val="24"/>
-          <w:szCs w:val="24"/>
-        </w:rPr>
-        <w:t>` (`</w:t>
-      </w:r>
-      <w:proofErr w:type="spellStart"/>
-      <w:r>
-        <w:rPr>
-          <w:sz w:val="24"/>
-          <w:szCs w:val="24"/>
-        </w:rPr>
-        <w:t>good_id</w:t>
-      </w:r>
-      <w:proofErr w:type="spellEnd"/>
-      <w:r>
-        <w:rPr>
-          <w:sz w:val="24"/>
-          <w:szCs w:val="24"/>
-        </w:rPr>
-        <w:t>`, `price`, `</w:t>
-      </w:r>
-      <w:proofErr w:type="spellStart"/>
-      <w:r>
-        <w:rPr>
-          <w:sz w:val="24"/>
-          <w:szCs w:val="24"/>
-        </w:rPr>
-        <w:t>good_name</w:t>
-      </w:r>
-      <w:proofErr w:type="spellEnd"/>
-      <w:r>
-        <w:rPr>
-          <w:sz w:val="24"/>
-          <w:szCs w:val="24"/>
-        </w:rPr>
-        <w:t>`) VALUES</w:t>
-      </w:r>
-    </w:p>
-    <w:p>
-      <w:pPr>
-        <w:rPr>
-          <w:sz w:val="24"/>
-          <w:szCs w:val="24"/>
-        </w:rPr>
-      </w:pPr>
-      <w:r>
-        <w:rPr>
-          <w:sz w:val="24"/>
-          <w:szCs w:val="24"/>
-        </w:rPr>
-        <w:t>('g1001', 29.9, '</w:t>
-      </w:r>
-      <w:proofErr w:type="gramStart"/>
-      <w:r>
-        <w:rPr>
-          <w:sz w:val="24"/>
-          <w:szCs w:val="24"/>
-        </w:rPr>
-        <w:t>无线蓝牙耳机</w:t>
-      </w:r>
-      <w:proofErr w:type="gramEnd"/>
-      <w:r>
-        <w:rPr>
-          <w:sz w:val="24"/>
-          <w:szCs w:val="24"/>
-        </w:rPr>
-        <w:t>'),</w:t>
-      </w:r>
-    </w:p>
-    <w:p>
-      <w:pPr>
-        <w:rPr>
-          <w:sz w:val="24"/>
-          <w:szCs w:val="24"/>
-        </w:rPr>
-      </w:pPr>
-      <w:r>
-        <w:rPr>
-          <w:sz w:val="24"/>
-          <w:szCs w:val="24"/>
-        </w:rPr>
-        <w:t>('g1002', 49.5, '</w:t>
-      </w:r>
-      <w:r>
-        <w:rPr>
-          <w:sz w:val="24"/>
-          <w:szCs w:val="24"/>
-        </w:rPr>
-        <w:t>机械键盘</w:t>
-      </w:r>
-      <w:r>
-        <w:rPr>
-          <w:sz w:val="24"/>
-          <w:szCs w:val="24"/>
-        </w:rPr>
-        <w:t>'),</w:t>
-      </w:r>
-    </w:p>
-    <w:p>
-      <w:pPr>
-        <w:rPr>
-          <w:sz w:val="24"/>
-          <w:szCs w:val="24"/>
-        </w:rPr>
-      </w:pPr>
-      <w:r>
-        <w:rPr>
-          <w:sz w:val="24"/>
-          <w:szCs w:val="24"/>
-        </w:rPr>
-        <w:t>('g1003', 99.0, '</w:t>
-      </w:r>
-      <w:r>
-        <w:rPr>
-          <w:sz w:val="24"/>
-          <w:szCs w:val="24"/>
-        </w:rPr>
-        <w:t>无线鼠标</w:t>
-      </w:r>
-      <w:r>
-        <w:rPr>
-          <w:sz w:val="24"/>
-          <w:szCs w:val="24"/>
-        </w:rPr>
-        <w:t>'),</w:t>
-      </w:r>
-    </w:p>
-    <w:p>
-      <w:pPr>
-        <w:rPr>
-          <w:sz w:val="24"/>
-          <w:szCs w:val="24"/>
-        </w:rPr>
-      </w:pPr>
-      <w:r>
-        <w:rPr>
-          <w:sz w:val="24"/>
-          <w:szCs w:val="24"/>
-        </w:rPr>
-        <w:t>('g1004', 199.99, '</w:t>
-      </w:r>
-      <w:r>
-        <w:rPr>
-          <w:sz w:val="24"/>
-          <w:szCs w:val="24"/>
-        </w:rPr>
-        <w:t>移动电源</w:t>
-      </w:r>
-      <w:r>
-        <w:rPr>
-          <w:sz w:val="24"/>
-          <w:szCs w:val="24"/>
-        </w:rPr>
-        <w:t>'),</w:t>
-      </w:r>
-    </w:p>
-    <w:p>
-      <w:pPr>
-        <w:rPr>
-          <w:rFonts w:hint="eastAsia"/>
-          <w:sz w:val="24"/>
-          <w:szCs w:val="24"/>
-        </w:rPr>
-      </w:pPr>
-      <w:r>
-        <w:rPr>
-          <w:sz w:val="24"/>
-          <w:szCs w:val="24"/>
-        </w:rPr>
-        <w:t>('g1005', 5.5, '</w:t>
-      </w:r>
-      <w:r>
-        <w:rPr>
-          <w:sz w:val="24"/>
-          <w:szCs w:val="24"/>
-        </w:rPr>
-        <w:t>数据线</w:t>
-      </w:r>
-      <w:r>
-        <w:rPr>
-          <w:sz w:val="24"/>
-          <w:szCs w:val="24"/>
-        </w:rPr>
-        <w:t>');</w:t>
-      </w:r>
-    </w:p>
-    <w:p>
-      <w:pPr>
-        <w:rPr>
-          <w:rFonts w:ascii="宋体" w:eastAsia="宋体" w:hAnsi="宋体" w:cs="宋体" w:hint="eastAsia"/>
-          <w:sz w:val="32"/>
-          <w:szCs w:val="32"/>
-        </w:rPr>
-      </w:pPr>
+          <w:noProof/>
+        </w:rPr>
+        <w:drawing>
+          <wp:inline distT="0" distB="0" distL="0" distR="0" wp14:anchorId="24BEC956" wp14:editId="1F38284F">
+            <wp:extent cx="5274310" cy="2057400"/>
+            <wp:effectExtent l="0" t="0" r="2540" b="0"/>
+            <wp:docPr id="556168213" name="图片 1"/>
+            <wp:cNvGraphicFramePr>
+              <a:graphicFrameLocks xmlns:a="http://schemas.openxmlformats.org/drawingml/2006/main" noChangeAspect="1"/>
+            </wp:cNvGraphicFramePr>
+            <a:graphic xmlns:a="http://schemas.openxmlformats.org/drawingml/2006/main">
+              <a:graphicData uri="http://schemas.openxmlformats.org/drawingml/2006/picture">
+                <pic:pic xmlns:pic="http://schemas.openxmlformats.org/drawingml/2006/picture">
+                  <pic:nvPicPr>
+                    <pic:cNvPr id="556168213" name=""/>
+                    <pic:cNvPicPr/>
+                  </pic:nvPicPr>
+                  <pic:blipFill>
+                    <a:blip r:embed="rId19"/>
+                    <a:stretch>
+                      <a:fillRect/>
+                    </a:stretch>
+                  </pic:blipFill>
+                  <pic:spPr>
+                    <a:xfrm>
+                      <a:off x="0" y="0"/>
+                      <a:ext cx="5274310" cy="2057400"/>
+                    </a:xfrm>
+                    <a:prstGeom prst="rect">
+                      <a:avLst/>
+                    </a:prstGeom>
+                  </pic:spPr>
+                </pic:pic>
+              </a:graphicData>
+            </a:graphic>
+          </wp:inline>
+        </w:drawing>
+      </w:r>
     </w:p>
     <w:p>
       <w:pPr>
@@ -3598,6 +7235,7 @@
           <w:sz w:val="24"/>
           <w:szCs w:val="24"/>
         </w:rPr>
+        <w:lastRenderedPageBreak/>
         <w:t>1</w:t>
       </w:r>
       <w:r>
@@ -3658,7 +7296,7 @@
                     </pic:cNvPicPr>
                   </pic:nvPicPr>
                   <pic:blipFill>
-                    <a:blip r:embed="rId12"/>
+                    <a:blip r:embed="rId20"/>
                     <a:stretch>
                       <a:fillRect/>
                     </a:stretch>
@@ -3690,6 +7328,393 @@
     </w:p>
     <w:p>
       <w:pPr>
+        <w:pStyle w:val="a7"/>
+        <w:numPr>
+          <w:ilvl w:val="0"/>
+          <w:numId w:val="2"/>
+        </w:numPr>
+        <w:ind w:firstLineChars="0"/>
+        <w:jc w:val="left"/>
+      </w:pPr>
+      <w:r>
+        <w:rPr>
+          <w:rFonts w:hint="eastAsia"/>
+        </w:rPr>
+        <w:t>查询商品</w:t>
+      </w:r>
+      <w:r>
+        <w:rPr>
+          <w:rFonts w:hint="eastAsia"/>
+        </w:rPr>
+        <w:t>id</w:t>
+      </w:r>
+      <w:r>
+        <w:rPr>
+          <w:rFonts w:hint="eastAsia"/>
+        </w:rPr>
+        <w:t>等于</w:t>
+      </w:r>
+      <w:r>
+        <w:rPr>
+          <w:rFonts w:hint="eastAsia"/>
+        </w:rPr>
+        <w:t>8</w:t>
+      </w:r>
+      <w:r>
+        <w:rPr>
+          <w:rFonts w:hint="eastAsia"/>
+        </w:rPr>
+        <w:t>且有效的评论内容</w:t>
+      </w:r>
+    </w:p>
+    <w:p>
+      <w:pPr>
+        <w:pStyle w:val="a7"/>
+        <w:shd w:val="clear" w:color="auto" w:fill="2B2B2B"/>
+        <w:tabs>
+          <w:tab w:val="left" w:pos="916"/>
+          <w:tab w:val="left" w:pos="1832"/>
+          <w:tab w:val="left" w:pos="2748"/>
+          <w:tab w:val="left" w:pos="3664"/>
+          <w:tab w:val="left" w:pos="4580"/>
+          <w:tab w:val="left" w:pos="5496"/>
+          <w:tab w:val="left" w:pos="6412"/>
+          <w:tab w:val="left" w:pos="7328"/>
+          <w:tab w:val="left" w:pos="8244"/>
+          <w:tab w:val="left" w:pos="9160"/>
+          <w:tab w:val="left" w:pos="10076"/>
+          <w:tab w:val="left" w:pos="10992"/>
+          <w:tab w:val="left" w:pos="11908"/>
+          <w:tab w:val="left" w:pos="12824"/>
+          <w:tab w:val="left" w:pos="13740"/>
+          <w:tab w:val="left" w:pos="14656"/>
+        </w:tabs>
+        <w:ind w:left="360" w:firstLineChars="0" w:firstLine="0"/>
+        <w:jc w:val="left"/>
+        <w:rPr>
+          <w:rFonts w:ascii="宋体" w:eastAsia="宋体" w:hAnsi="宋体" w:cs="宋体"/>
+          <w:color w:val="A9B7C6"/>
+          <w:kern w:val="0"/>
+          <w:sz w:val="24"/>
+          <w:szCs w:val="24"/>
+        </w:rPr>
+      </w:pPr>
+      <w:r>
+        <w:rPr>
+          <w:rFonts w:ascii="宋体" w:eastAsia="宋体" w:hAnsi="宋体" w:cs="宋体" w:hint="cs"/>
+          <w:color w:val="CC7832"/>
+          <w:kern w:val="0"/>
+          <w:sz w:val="24"/>
+          <w:szCs w:val="24"/>
+        </w:rPr>
+        <w:t xml:space="preserve">select </w:t>
+      </w:r>
+      <w:r>
+        <w:rPr>
+          <w:rFonts w:ascii="宋体" w:eastAsia="宋体" w:hAnsi="宋体" w:cs="宋体" w:hint="cs"/>
+          <w:color w:val="FFC66D"/>
+          <w:kern w:val="0"/>
+          <w:sz w:val="24"/>
+          <w:szCs w:val="24"/>
+        </w:rPr>
+        <w:t xml:space="preserve">* </w:t>
+      </w:r>
+      <w:r>
+        <w:rPr>
+          <w:rFonts w:ascii="宋体" w:eastAsia="宋体" w:hAnsi="宋体" w:cs="宋体" w:hint="cs"/>
+          <w:color w:val="CC7832"/>
+          <w:kern w:val="0"/>
+          <w:sz w:val="24"/>
+          <w:szCs w:val="24"/>
+        </w:rPr>
+        <w:t xml:space="preserve">from </w:t>
+      </w:r>
+      <w:r>
+        <w:rPr>
+          <w:rFonts w:ascii="宋体" w:eastAsia="宋体" w:hAnsi="宋体" w:cs="宋体" w:hint="cs"/>
+          <w:color w:val="A9B7C6"/>
+          <w:kern w:val="0"/>
+          <w:sz w:val="24"/>
+          <w:szCs w:val="24"/>
+        </w:rPr>
+        <w:t xml:space="preserve">sh_goods_comment </w:t>
+      </w:r>
+      <w:r>
+        <w:rPr>
+          <w:rFonts w:ascii="宋体" w:eastAsia="宋体" w:hAnsi="宋体" w:cs="宋体" w:hint="cs"/>
+          <w:color w:val="CC7832"/>
+          <w:kern w:val="0"/>
+          <w:sz w:val="24"/>
+          <w:szCs w:val="24"/>
+        </w:rPr>
+        <w:t xml:space="preserve">where </w:t>
+      </w:r>
+      <w:r>
+        <w:rPr>
+          <w:rFonts w:ascii="宋体" w:eastAsia="宋体" w:hAnsi="宋体" w:cs="宋体" w:hint="cs"/>
+          <w:color w:val="9876AA"/>
+          <w:kern w:val="0"/>
+          <w:sz w:val="24"/>
+          <w:szCs w:val="24"/>
+        </w:rPr>
+        <w:t>goods_id</w:t>
+      </w:r>
+      <w:r>
+        <w:rPr>
+          <w:rFonts w:ascii="宋体" w:eastAsia="宋体" w:hAnsi="宋体" w:cs="宋体" w:hint="cs"/>
+          <w:color w:val="A9B7C6"/>
+          <w:kern w:val="0"/>
+          <w:sz w:val="24"/>
+          <w:szCs w:val="24"/>
+        </w:rPr>
+        <w:t>=</w:t>
+      </w:r>
+      <w:r>
+        <w:rPr>
+          <w:rFonts w:ascii="宋体" w:eastAsia="宋体" w:hAnsi="宋体" w:cs="宋体" w:hint="cs"/>
+          <w:color w:val="6897BB"/>
+          <w:kern w:val="0"/>
+          <w:sz w:val="24"/>
+          <w:szCs w:val="24"/>
+        </w:rPr>
+        <w:t xml:space="preserve">3 </w:t>
+      </w:r>
+      <w:r>
+        <w:rPr>
+          <w:rFonts w:ascii="宋体" w:eastAsia="宋体" w:hAnsi="宋体" w:cs="宋体" w:hint="cs"/>
+          <w:color w:val="CC7832"/>
+          <w:kern w:val="0"/>
+          <w:sz w:val="24"/>
+          <w:szCs w:val="24"/>
+        </w:rPr>
+        <w:t xml:space="preserve">and </w:t>
+      </w:r>
+      <w:r>
+        <w:rPr>
+          <w:rFonts w:ascii="宋体" w:eastAsia="宋体" w:hAnsi="宋体" w:cs="宋体" w:hint="cs"/>
+          <w:color w:val="9876AA"/>
+          <w:kern w:val="0"/>
+          <w:sz w:val="24"/>
+          <w:szCs w:val="24"/>
+        </w:rPr>
+        <w:t xml:space="preserve">is_valid </w:t>
+      </w:r>
+      <w:r>
+        <w:rPr>
+          <w:rFonts w:ascii="宋体" w:eastAsia="宋体" w:hAnsi="宋体" w:cs="宋体" w:hint="cs"/>
+          <w:color w:val="A9B7C6"/>
+          <w:kern w:val="0"/>
+          <w:sz w:val="24"/>
+          <w:szCs w:val="24"/>
+        </w:rPr>
+        <w:t xml:space="preserve">= </w:t>
+      </w:r>
+      <w:r>
+        <w:rPr>
+          <w:rFonts w:ascii="宋体" w:eastAsia="宋体" w:hAnsi="宋体" w:cs="宋体" w:hint="cs"/>
+          <w:color w:val="CC7832"/>
+          <w:kern w:val="0"/>
+          <w:sz w:val="24"/>
+          <w:szCs w:val="24"/>
+        </w:rPr>
+        <w:t>true;</w:t>
+      </w:r>
+      <w:r>
+        <w:rPr>
+          <w:rFonts w:ascii="宋体" w:eastAsia="宋体" w:hAnsi="宋体" w:cs="宋体" w:hint="cs"/>
+          <w:color w:val="CC7832"/>
+          <w:kern w:val="0"/>
+          <w:sz w:val="24"/>
+          <w:szCs w:val="24"/>
+        </w:rPr>
+        <w:br/>
+      </w:r>
+      <w:r>
+        <w:rPr>
+          <w:rFonts w:ascii="宋体" w:eastAsia="宋体" w:hAnsi="宋体" w:cs="宋体" w:hint="cs"/>
+          <w:color w:val="808080"/>
+          <w:kern w:val="0"/>
+          <w:sz w:val="24"/>
+          <w:szCs w:val="24"/>
+        </w:rPr>
+        <w:t>/*</w:t>
+      </w:r>
+      <w:r>
+        <w:rPr>
+          <w:rFonts w:ascii="宋体" w:eastAsia="宋体" w:hAnsi="宋体" w:cs="宋体" w:hint="cs"/>
+          <w:color w:val="808080"/>
+          <w:kern w:val="0"/>
+          <w:sz w:val="24"/>
+          <w:szCs w:val="24"/>
+        </w:rPr>
+        <w:br/>
+        <w:t xml:space="preserve"> </w:t>
+      </w:r>
+      <w:r>
+        <w:rPr>
+          <w:rFonts w:ascii="宋体" w:eastAsia="宋体" w:hAnsi="宋体" w:cs="宋体" w:hint="eastAsia"/>
+          <w:color w:val="808080"/>
+          <w:kern w:val="0"/>
+          <w:sz w:val="24"/>
+          <w:szCs w:val="24"/>
+        </w:rPr>
+        <w:t>由于</w:t>
+      </w:r>
+      <w:r>
+        <w:rPr>
+          <w:rFonts w:ascii="宋体" w:eastAsia="宋体" w:hAnsi="宋体" w:cs="宋体" w:hint="cs"/>
+          <w:color w:val="808080"/>
+          <w:kern w:val="0"/>
+          <w:sz w:val="24"/>
+          <w:szCs w:val="24"/>
+        </w:rPr>
+        <w:t>sh_goods</w:t>
+      </w:r>
+      <w:r>
+        <w:rPr>
+          <w:rFonts w:ascii="宋体" w:eastAsia="宋体" w:hAnsi="宋体" w:cs="宋体" w:hint="eastAsia"/>
+          <w:color w:val="808080"/>
+          <w:kern w:val="0"/>
+          <w:sz w:val="24"/>
+          <w:szCs w:val="24"/>
+        </w:rPr>
+        <w:t>表没有插入</w:t>
+      </w:r>
+      <w:r>
+        <w:rPr>
+          <w:rFonts w:ascii="宋体" w:eastAsia="宋体" w:hAnsi="宋体" w:cs="宋体" w:hint="cs"/>
+          <w:color w:val="808080"/>
+          <w:kern w:val="0"/>
+          <w:sz w:val="24"/>
+          <w:szCs w:val="24"/>
+        </w:rPr>
+        <w:t>id=8</w:t>
+      </w:r>
+      <w:r>
+        <w:rPr>
+          <w:rFonts w:ascii="宋体" w:eastAsia="宋体" w:hAnsi="宋体" w:cs="宋体" w:hint="eastAsia"/>
+          <w:color w:val="808080"/>
+          <w:kern w:val="0"/>
+          <w:sz w:val="24"/>
+          <w:szCs w:val="24"/>
+        </w:rPr>
+        <w:t>的商品，</w:t>
+      </w:r>
+      <w:r>
+        <w:rPr>
+          <w:rFonts w:ascii="宋体" w:eastAsia="宋体" w:hAnsi="宋体" w:cs="宋体" w:hint="cs"/>
+          <w:color w:val="808080"/>
+          <w:kern w:val="0"/>
+          <w:sz w:val="24"/>
+          <w:szCs w:val="24"/>
+        </w:rPr>
+        <w:t>sh_goods_comment</w:t>
+      </w:r>
+      <w:r>
+        <w:rPr>
+          <w:rFonts w:ascii="宋体" w:eastAsia="宋体" w:hAnsi="宋体" w:cs="宋体" w:hint="eastAsia"/>
+          <w:color w:val="808080"/>
+          <w:kern w:val="0"/>
+          <w:sz w:val="24"/>
+          <w:szCs w:val="24"/>
+        </w:rPr>
+        <w:t>中也没有</w:t>
+      </w:r>
+      <w:r>
+        <w:rPr>
+          <w:rFonts w:ascii="宋体" w:eastAsia="宋体" w:hAnsi="宋体" w:cs="宋体" w:hint="cs"/>
+          <w:color w:val="808080"/>
+          <w:kern w:val="0"/>
+          <w:sz w:val="24"/>
+          <w:szCs w:val="24"/>
+        </w:rPr>
+        <w:t>goods_id=8</w:t>
+      </w:r>
+      <w:r>
+        <w:rPr>
+          <w:rFonts w:ascii="宋体" w:eastAsia="宋体" w:hAnsi="宋体" w:cs="宋体" w:hint="eastAsia"/>
+          <w:color w:val="808080"/>
+          <w:kern w:val="0"/>
+          <w:sz w:val="24"/>
+          <w:szCs w:val="24"/>
+        </w:rPr>
+        <w:t>的评论，所以查到空表</w:t>
+      </w:r>
+      <w:r>
+        <w:rPr>
+          <w:rFonts w:ascii="宋体" w:eastAsia="宋体" w:hAnsi="宋体" w:cs="宋体" w:hint="eastAsia"/>
+          <w:color w:val="808080"/>
+          <w:kern w:val="0"/>
+          <w:sz w:val="24"/>
+          <w:szCs w:val="24"/>
+        </w:rPr>
+        <w:br/>
+      </w:r>
+      <w:r>
+        <w:rPr>
+          <w:rFonts w:ascii="宋体" w:eastAsia="宋体" w:hAnsi="宋体" w:cs="宋体" w:hint="eastAsia"/>
+          <w:color w:val="808080"/>
+          <w:kern w:val="0"/>
+          <w:sz w:val="24"/>
+          <w:szCs w:val="24"/>
+        </w:rPr>
+        <w:br/>
+        <w:t xml:space="preserve"> 查</w:t>
+      </w:r>
+      <w:r>
+        <w:rPr>
+          <w:rFonts w:ascii="宋体" w:eastAsia="宋体" w:hAnsi="宋体" w:cs="宋体" w:hint="cs"/>
+          <w:color w:val="808080"/>
+          <w:kern w:val="0"/>
+          <w:sz w:val="24"/>
+          <w:szCs w:val="24"/>
+        </w:rPr>
+        <w:t>goods_id=3</w:t>
+      </w:r>
+      <w:r>
+        <w:rPr>
+          <w:rFonts w:ascii="宋体" w:eastAsia="宋体" w:hAnsi="宋体" w:cs="宋体" w:hint="eastAsia"/>
+          <w:color w:val="808080"/>
+          <w:kern w:val="0"/>
+          <w:sz w:val="24"/>
+          <w:szCs w:val="24"/>
+        </w:rPr>
+        <w:t>，查到</w:t>
+      </w:r>
+      <w:r>
+        <w:rPr>
+          <w:rFonts w:ascii="宋体" w:eastAsia="宋体" w:hAnsi="宋体" w:cs="宋体" w:hint="cs"/>
+          <w:color w:val="808080"/>
+          <w:kern w:val="0"/>
+          <w:sz w:val="24"/>
+          <w:szCs w:val="24"/>
+        </w:rPr>
+        <w:t>2</w:t>
+      </w:r>
+      <w:r>
+        <w:rPr>
+          <w:rFonts w:ascii="宋体" w:eastAsia="宋体" w:hAnsi="宋体" w:cs="宋体" w:hint="eastAsia"/>
+          <w:color w:val="808080"/>
+          <w:kern w:val="0"/>
+          <w:sz w:val="24"/>
+          <w:szCs w:val="24"/>
+        </w:rPr>
+        <w:t>条记录</w:t>
+      </w:r>
+      <w:r>
+        <w:rPr>
+          <w:rFonts w:ascii="宋体" w:eastAsia="宋体" w:hAnsi="宋体" w:cs="宋体" w:hint="cs"/>
+          <w:color w:val="808080"/>
+          <w:kern w:val="0"/>
+          <w:sz w:val="24"/>
+          <w:szCs w:val="24"/>
+        </w:rPr>
+        <w:br/>
+        <w:t xml:space="preserve"> */</w:t>
+      </w:r>
+    </w:p>
+    <w:p>
+      <w:pPr>
         <w:jc w:val="left"/>
         <w:rPr>
           <w:b/>
@@ -3698,6 +7723,47 @@
           <w:szCs w:val="28"/>
         </w:rPr>
       </w:pPr>
+      <w:r>
+        <w:rPr>
+          <w:noProof/>
+        </w:rPr>
+        <w:lastRenderedPageBreak/>
+        <w:drawing>
+          <wp:inline distT="0" distB="0" distL="0" distR="0" wp14:anchorId="0CB25075" wp14:editId="749E38FB">
+            <wp:extent cx="5274310" cy="2930525"/>
+            <wp:effectExtent l="0" t="0" r="2540" b="3175"/>
+            <wp:docPr id="1385011311" name="图片 1"/>
+            <wp:cNvGraphicFramePr>
+              <a:graphicFrameLocks xmlns:a="http://schemas.openxmlformats.org/drawingml/2006/main" noChangeAspect="1"/>
+            </wp:cNvGraphicFramePr>
+            <a:graphic xmlns:a="http://schemas.openxmlformats.org/drawingml/2006/main">
+              <a:graphicData uri="http://schemas.openxmlformats.org/drawingml/2006/picture">
+                <pic:pic xmlns:pic="http://schemas.openxmlformats.org/drawingml/2006/picture">
+                  <pic:nvPicPr>
+                    <pic:cNvPr id="1385011311" name=""/>
+                    <pic:cNvPicPr/>
+                  </pic:nvPicPr>
+                  <pic:blipFill>
+                    <a:blip r:embed="rId21"/>
+                    <a:stretch>
+                      <a:fillRect/>
+                    </a:stretch>
+                  </pic:blipFill>
+                  <pic:spPr>
+                    <a:xfrm>
+                      <a:off x="0" y="0"/>
+                      <a:ext cx="5274310" cy="2930525"/>
+                    </a:xfrm>
+                    <a:prstGeom prst="rect">
+                      <a:avLst/>
+                    </a:prstGeom>
+                  </pic:spPr>
+                </pic:pic>
+              </a:graphicData>
+            </a:graphic>
+          </wp:inline>
+        </w:drawing>
+      </w:r>
     </w:p>
     <w:p>
       <w:pPr>
@@ -3709,6 +7775,46 @@
           <w:szCs w:val="28"/>
         </w:rPr>
       </w:pPr>
+      <w:r>
+        <w:rPr>
+          <w:noProof/>
+        </w:rPr>
+        <w:drawing>
+          <wp:inline distT="0" distB="0" distL="0" distR="0" wp14:anchorId="274AB2D8" wp14:editId="3C3D5679">
+            <wp:extent cx="5274310" cy="2754630"/>
+            <wp:effectExtent l="0" t="0" r="2540" b="7620"/>
+            <wp:docPr id="47828781" name="图片 1"/>
+            <wp:cNvGraphicFramePr>
+              <a:graphicFrameLocks xmlns:a="http://schemas.openxmlformats.org/drawingml/2006/main" noChangeAspect="1"/>
+            </wp:cNvGraphicFramePr>
+            <a:graphic xmlns:a="http://schemas.openxmlformats.org/drawingml/2006/main">
+              <a:graphicData uri="http://schemas.openxmlformats.org/drawingml/2006/picture">
+                <pic:pic xmlns:pic="http://schemas.openxmlformats.org/drawingml/2006/picture">
+                  <pic:nvPicPr>
+                    <pic:cNvPr id="47828781" name=""/>
+                    <pic:cNvPicPr/>
+                  </pic:nvPicPr>
+                  <pic:blipFill>
+                    <a:blip r:embed="rId22"/>
+                    <a:stretch>
+                      <a:fillRect/>
+                    </a:stretch>
+                  </pic:blipFill>
+                  <pic:spPr>
+                    <a:xfrm>
+                      <a:off x="0" y="0"/>
+                      <a:ext cx="5274310" cy="2754630"/>
+                    </a:xfrm>
+                    <a:prstGeom prst="rect">
+                      <a:avLst/>
+                    </a:prstGeom>
+                  </pic:spPr>
+                </pic:pic>
+              </a:graphicData>
+            </a:graphic>
+          </wp:inline>
+        </w:drawing>
+      </w:r>
     </w:p>
     <w:p>
       <w:pPr>
@@ -3724,6 +7830,72 @@
     <w:p>
       <w:pPr>
         <w:jc w:val="left"/>
+      </w:pPr>
+      <w:r>
+        <w:rPr>
+          <w:rFonts w:hint="eastAsia"/>
+        </w:rPr>
+        <w:t xml:space="preserve">2. </w:t>
+      </w:r>
+      <w:r>
+        <w:rPr>
+          <w:rFonts w:hint="eastAsia"/>
+        </w:rPr>
+        <w:t>查询每个用户评论的商品数量</w:t>
+      </w:r>
+    </w:p>
+    <w:p>
+      <w:pPr>
+        <w:jc w:val="left"/>
+        <w:rPr>
+          <w:rFonts w:hint="eastAsia"/>
+        </w:rPr>
+      </w:pPr>
+      <w:r>
+        <w:rPr>
+          <w:noProof/>
+        </w:rPr>
+        <w:lastRenderedPageBreak/>
+        <w:drawing>
+          <wp:inline distT="0" distB="0" distL="0" distR="0" wp14:anchorId="6000EC51" wp14:editId="6598367F">
+            <wp:extent cx="5274310" cy="3711575"/>
+            <wp:effectExtent l="0" t="0" r="2540" b="3175"/>
+            <wp:docPr id="1758782348" name="图片 1"/>
+            <wp:cNvGraphicFramePr>
+              <a:graphicFrameLocks xmlns:a="http://schemas.openxmlformats.org/drawingml/2006/main" noChangeAspect="1"/>
+            </wp:cNvGraphicFramePr>
+            <a:graphic xmlns:a="http://schemas.openxmlformats.org/drawingml/2006/main">
+              <a:graphicData uri="http://schemas.openxmlformats.org/drawingml/2006/picture">
+                <pic:pic xmlns:pic="http://schemas.openxmlformats.org/drawingml/2006/picture">
+                  <pic:nvPicPr>
+                    <pic:cNvPr id="1758782348" name=""/>
+                    <pic:cNvPicPr/>
+                  </pic:nvPicPr>
+                  <pic:blipFill>
+                    <a:blip r:embed="rId23"/>
+                    <a:stretch>
+                      <a:fillRect/>
+                    </a:stretch>
+                  </pic:blipFill>
+                  <pic:spPr>
+                    <a:xfrm>
+                      <a:off x="0" y="0"/>
+                      <a:ext cx="5274310" cy="3711575"/>
+                    </a:xfrm>
+                    <a:prstGeom prst="rect">
+                      <a:avLst/>
+                    </a:prstGeom>
+                  </pic:spPr>
+                </pic:pic>
+              </a:graphicData>
+            </a:graphic>
+          </wp:inline>
+        </w:drawing>
+      </w:r>
+    </w:p>
+    <w:p>
+      <w:pPr>
+        <w:jc w:val="left"/>
         <w:rPr>
           <w:b/>
           <w:bCs/>
@@ -3736,12 +7908,60 @@
       <w:pPr>
         <w:jc w:val="left"/>
         <w:rPr>
+          <w:rFonts w:hint="eastAsia"/>
           <w:b/>
           <w:bCs/>
           <w:sz w:val="28"/>
           <w:szCs w:val="28"/>
         </w:rPr>
       </w:pPr>
+      <w:r>
+        <w:rPr>
+          <w:rFonts w:hint="eastAsia"/>
+        </w:rPr>
+        <w:t xml:space="preserve">3. </w:t>
+      </w:r>
+      <w:r>
+        <w:rPr>
+          <w:rFonts w:hint="eastAsia"/>
+        </w:rPr>
+        <w:t>查询最新发布的</w:t>
+      </w:r>
+      <w:r>
+        <w:rPr>
+          <w:rFonts w:hint="eastAsia"/>
+        </w:rPr>
+        <w:t>5</w:t>
+      </w:r>
+      <w:r>
+        <w:rPr>
+          <w:rFonts w:hint="eastAsia"/>
+        </w:rPr>
+        <w:t>条有效商品评论信息</w:t>
+      </w:r>
+    </w:p>
+    <w:p>
+      <w:pPr>
+        <w:jc w:val="left"/>
+      </w:pPr>
+      <w:r>
+        <w:t>asc</w:t>
+      </w:r>
+      <w:r>
+        <w:rPr>
+          <w:rFonts w:hint="eastAsia"/>
+        </w:rPr>
+        <w:t>升序</w:t>
+      </w:r>
+      <w:r>
+        <w:t xml:space="preserve">  desc</w:t>
+      </w:r>
+      <w:r>
+        <w:rPr>
+          <w:rFonts w:hint="eastAsia"/>
+        </w:rPr>
+        <w:t>降序</w:t>
+      </w:r>
     </w:p>
     <w:p>
       <w:pPr>
@@ -3753,6 +7973,46 @@
           <w:szCs w:val="28"/>
         </w:rPr>
       </w:pPr>
+      <w:r>
+        <w:rPr>
+          <w:noProof/>
+        </w:rPr>
+        <w:drawing>
+          <wp:inline distT="0" distB="0" distL="0" distR="0" wp14:anchorId="2699C72B" wp14:editId="38B890A0">
+            <wp:extent cx="5274310" cy="2832100"/>
+            <wp:effectExtent l="0" t="0" r="2540" b="6350"/>
+            <wp:docPr id="1136078729" name="图片 1"/>
+            <wp:cNvGraphicFramePr>
+              <a:graphicFrameLocks xmlns:a="http://schemas.openxmlformats.org/drawingml/2006/main" noChangeAspect="1"/>
+            </wp:cNvGraphicFramePr>
+            <a:graphic xmlns:a="http://schemas.openxmlformats.org/drawingml/2006/main">
+              <a:graphicData uri="http://schemas.openxmlformats.org/drawingml/2006/picture">
+                <pic:pic xmlns:pic="http://schemas.openxmlformats.org/drawingml/2006/picture">
+                  <pic:nvPicPr>
+                    <pic:cNvPr id="1136078729" name=""/>
+                    <pic:cNvPicPr/>
+                  </pic:nvPicPr>
+                  <pic:blipFill>
+                    <a:blip r:embed="rId24"/>
+                    <a:stretch>
+                      <a:fillRect/>
+                    </a:stretch>
+                  </pic:blipFill>
+                  <pic:spPr>
+                    <a:xfrm>
+                      <a:off x="0" y="0"/>
+                      <a:ext cx="5274310" cy="2832100"/>
+                    </a:xfrm>
+                    <a:prstGeom prst="rect">
+                      <a:avLst/>
+                    </a:prstGeom>
+                  </pic:spPr>
+                </pic:pic>
+              </a:graphicData>
+            </a:graphic>
+          </wp:inline>
+        </w:drawing>
+      </w:r>
     </w:p>
     <w:p>
       <w:pPr>
@@ -3769,12 +8029,283 @@
       <w:pPr>
         <w:jc w:val="left"/>
         <w:rPr>
-          <w:b/>
-          <w:bCs/>
-          <w:sz w:val="28"/>
-          <w:szCs w:val="28"/>
-        </w:rPr>
-      </w:pPr>
+          <w:rFonts w:hint="eastAsia"/>
+        </w:rPr>
+      </w:pPr>
+      <w:r>
+        <w:rPr>
+          <w:rFonts w:hint="eastAsia"/>
+        </w:rPr>
+        <w:t xml:space="preserve">4. </w:t>
+      </w:r>
+      <w:r>
+        <w:rPr>
+          <w:rFonts w:hint="eastAsia"/>
+        </w:rPr>
+        <w:t>查询评论过两种以上不同商品的用户</w:t>
+      </w:r>
+      <w:r>
+        <w:rPr>
+          <w:rFonts w:hint="eastAsia"/>
+        </w:rPr>
+        <w:t>id</w:t>
+      </w:r>
+      <w:r>
+        <w:rPr>
+          <w:rFonts w:hint="eastAsia"/>
+        </w:rPr>
+        <w:t>及对应的商品</w:t>
+      </w:r>
+      <w:r>
+        <w:rPr>
+          <w:rFonts w:hint="eastAsia"/>
+        </w:rPr>
+        <w:t>id</w:t>
+      </w:r>
+    </w:p>
+    <w:p>
+      <w:pPr>
+        <w:jc w:val="left"/>
+      </w:pPr>
+      <w:r>
+        <w:rPr>
+          <w:noProof/>
+        </w:rPr>
+        <w:lastRenderedPageBreak/>
+        <w:drawing>
+          <wp:inline distT="0" distB="0" distL="0" distR="0" wp14:anchorId="15C55345" wp14:editId="1F60490F">
+            <wp:extent cx="5274310" cy="3036570"/>
+            <wp:effectExtent l="0" t="0" r="2540" b="0"/>
+            <wp:docPr id="609618303" name="图片 1"/>
+            <wp:cNvGraphicFramePr>
+              <a:graphicFrameLocks xmlns:a="http://schemas.openxmlformats.org/drawingml/2006/main" noChangeAspect="1"/>
+            </wp:cNvGraphicFramePr>
+            <a:graphic xmlns:a="http://schemas.openxmlformats.org/drawingml/2006/main">
+              <a:graphicData uri="http://schemas.openxmlformats.org/drawingml/2006/picture">
+                <pic:pic xmlns:pic="http://schemas.openxmlformats.org/drawingml/2006/picture">
+                  <pic:nvPicPr>
+                    <pic:cNvPr id="609618303" name=""/>
+                    <pic:cNvPicPr/>
+                  </pic:nvPicPr>
+                  <pic:blipFill>
+                    <a:blip r:embed="rId25"/>
+                    <a:stretch>
+                      <a:fillRect/>
+                    </a:stretch>
+                  </pic:blipFill>
+                  <pic:spPr>
+                    <a:xfrm>
+                      <a:off x="0" y="0"/>
+                      <a:ext cx="5274310" cy="3036570"/>
+                    </a:xfrm>
+                    <a:prstGeom prst="rect">
+                      <a:avLst/>
+                    </a:prstGeom>
+                  </pic:spPr>
+                </pic:pic>
+              </a:graphicData>
+            </a:graphic>
+          </wp:inline>
+        </w:drawing>
+      </w:r>
+    </w:p>
+    <w:p>
+      <w:pPr>
+        <w:jc w:val="left"/>
+      </w:pPr>
+    </w:p>
+    <w:p>
+      <w:pPr>
+        <w:jc w:val="left"/>
+        <w:rPr>
+          <w:rFonts w:hint="eastAsia"/>
+        </w:rPr>
+      </w:pPr>
+    </w:p>
+    <w:p>
+      <w:pPr>
+        <w:jc w:val="left"/>
+      </w:pPr>
+      <w:r>
+        <w:rPr>
+          <w:rFonts w:hint="eastAsia"/>
+        </w:rPr>
+        <w:t xml:space="preserve">5. </w:t>
+      </w:r>
+      <w:r>
+        <w:rPr>
+          <w:rFonts w:hint="eastAsia"/>
+        </w:rPr>
+        <w:t>查询没有任何评论信息的商品</w:t>
+      </w:r>
+      <w:r>
+        <w:rPr>
+          <w:rFonts w:hint="eastAsia"/>
+        </w:rPr>
+        <w:t>id</w:t>
+      </w:r>
+      <w:r>
+        <w:rPr>
+          <w:rFonts w:hint="eastAsia"/>
+        </w:rPr>
+        <w:t>和</w:t>
+      </w:r>
+      <w:r>
+        <w:rPr>
+          <w:rFonts w:hint="eastAsia"/>
+        </w:rPr>
+        <w:t>name</w:t>
+      </w:r>
+    </w:p>
+    <w:p>
+      <w:pPr>
+        <w:jc w:val="left"/>
+        <w:rPr>
+          <w:rFonts w:hint="eastAsia"/>
+        </w:rPr>
+      </w:pPr>
+      <w:r>
+        <w:rPr>
+          <w:rFonts w:hint="eastAsia"/>
+        </w:rPr>
+        <w:t>左连接，左边全部，右边没有的为空</w:t>
+      </w:r>
+    </w:p>
+    <w:p>
+      <w:pPr>
+        <w:jc w:val="left"/>
+      </w:pPr>
+      <w:r>
+        <w:rPr>
+          <w:noProof/>
+        </w:rPr>
+        <w:drawing>
+          <wp:inline distT="0" distB="0" distL="0" distR="0" wp14:anchorId="3FC8EAE1" wp14:editId="45DA12D7">
+            <wp:extent cx="5274310" cy="2243455"/>
+            <wp:effectExtent l="0" t="0" r="2540" b="4445"/>
+            <wp:docPr id="505258029" name="图片 1" descr="文本&#10;&#10;AI 生成的内容可能不正确。"/>
+            <wp:cNvGraphicFramePr>
+              <a:graphicFrameLocks xmlns:a="http://schemas.openxmlformats.org/drawingml/2006/main" noChangeAspect="1"/>
+            </wp:cNvGraphicFramePr>
+            <a:graphic xmlns:a="http://schemas.openxmlformats.org/drawingml/2006/main">
+              <a:graphicData uri="http://schemas.openxmlformats.org/drawingml/2006/picture">
+                <pic:pic xmlns:pic="http://schemas.openxmlformats.org/drawingml/2006/picture">
+                  <pic:nvPicPr>
+                    <pic:cNvPr id="505258029" name="图片 1" descr="文本&#10;&#10;AI 生成的内容可能不正确。"/>
+                    <pic:cNvPicPr/>
+                  </pic:nvPicPr>
+                  <pic:blipFill>
+                    <a:blip r:embed="rId26"/>
+                    <a:stretch>
+                      <a:fillRect/>
+                    </a:stretch>
+                  </pic:blipFill>
+                  <pic:spPr>
+                    <a:xfrm>
+                      <a:off x="0" y="0"/>
+                      <a:ext cx="5274310" cy="2243455"/>
+                    </a:xfrm>
+                    <a:prstGeom prst="rect">
+                      <a:avLst/>
+                    </a:prstGeom>
+                  </pic:spPr>
+                </pic:pic>
+              </a:graphicData>
+            </a:graphic>
+          </wp:inline>
+        </w:drawing>
+      </w:r>
+    </w:p>
+    <w:p>
+      <w:pPr>
+        <w:jc w:val="left"/>
+      </w:pPr>
+    </w:p>
+    <w:p>
+      <w:pPr>
+        <w:jc w:val="left"/>
+        <w:rPr>
+          <w:rFonts w:hint="eastAsia"/>
+        </w:rPr>
+      </w:pPr>
+    </w:p>
+    <w:p>
+      <w:pPr>
+        <w:jc w:val="left"/>
+      </w:pPr>
+      <w:r>
+        <w:rPr>
+          <w:rFonts w:hint="eastAsia"/>
+        </w:rPr>
+        <w:t xml:space="preserve">6. </w:t>
+      </w:r>
+      <w:r>
+        <w:rPr>
+          <w:rFonts w:hint="eastAsia"/>
+        </w:rPr>
+        <w:t>查询商品评分为</w:t>
+      </w:r>
+      <w:r>
+        <w:rPr>
+          <w:rFonts w:hint="eastAsia"/>
+        </w:rPr>
+        <w:t>5</w:t>
+      </w:r>
+      <w:r>
+        <w:rPr>
+          <w:rFonts w:hint="eastAsia"/>
+        </w:rPr>
+        <w:t>星的商品评论信息</w:t>
+      </w:r>
+    </w:p>
+    <w:p>
+      <w:pPr>
+        <w:jc w:val="left"/>
+        <w:rPr>
+          <w:rFonts w:hint="eastAsia"/>
+        </w:rPr>
+      </w:pPr>
+      <w:r>
+        <w:rPr>
+          <w:noProof/>
+        </w:rPr>
+        <w:lastRenderedPageBreak/>
+        <w:drawing>
+          <wp:inline distT="0" distB="0" distL="0" distR="0" wp14:anchorId="6B066BD8" wp14:editId="0E28EBE3">
+            <wp:extent cx="5274310" cy="2058035"/>
+            <wp:effectExtent l="0" t="0" r="2540" b="0"/>
+            <wp:docPr id="586450576" name="图片 1"/>
+            <wp:cNvGraphicFramePr>
+              <a:graphicFrameLocks xmlns:a="http://schemas.openxmlformats.org/drawingml/2006/main" noChangeAspect="1"/>
+            </wp:cNvGraphicFramePr>
+            <a:graphic xmlns:a="http://schemas.openxmlformats.org/drawingml/2006/main">
+              <a:graphicData uri="http://schemas.openxmlformats.org/drawingml/2006/picture">
+                <pic:pic xmlns:pic="http://schemas.openxmlformats.org/drawingml/2006/picture">
+                  <pic:nvPicPr>
+                    <pic:cNvPr id="586450576" name=""/>
+                    <pic:cNvPicPr/>
+                  </pic:nvPicPr>
+                  <pic:blipFill>
+                    <a:blip r:embed="rId27"/>
+                    <a:stretch>
+                      <a:fillRect/>
+                    </a:stretch>
+                  </pic:blipFill>
+                  <pic:spPr>
+                    <a:xfrm>
+                      <a:off x="0" y="0"/>
+                      <a:ext cx="5274310" cy="2058035"/>
+                    </a:xfrm>
+                    <a:prstGeom prst="rect">
+                      <a:avLst/>
+                    </a:prstGeom>
+                  </pic:spPr>
+                </pic:pic>
+              </a:graphicData>
+            </a:graphic>
+          </wp:inline>
+        </w:drawing>
+      </w:r>
     </w:p>
     <w:p>
       <w:pPr>
@@ -3855,8 +8386,8 @@
       </w:pPr>
     </w:p>
     <w:sectPr>
-      <w:headerReference w:type="default" r:id="rId13"/>
-      <w:footerReference w:type="default" r:id="rId14"/>
+      <w:headerReference w:type="default" r:id="rId28"/>
+      <w:footerReference w:type="default" r:id="rId29"/>
       <w:pgSz w:w="11906" w:h="16838"/>
       <w:pgMar w:top="1440" w:right="1800" w:bottom="1440" w:left="1800" w:header="851" w:footer="992" w:gutter="0"/>
       <w:pgNumType w:start="2"/>
@@ -4068,8 +8599,100 @@
       </w:pPr>
     </w:lvl>
   </w:abstractNum>
+  <w:abstractNum w:abstractNumId="1" w15:restartNumberingAfterBreak="0">
+    <w:nsid w:val="4C145684"/>
+    <w:multiLevelType w:val="hybridMultilevel"/>
+    <w:tmpl w:val="8ECE0E58"/>
+    <w:lvl w:ilvl="0" w:tplc="64F46ACC">
+      <w:start w:val="1"/>
+      <w:numFmt w:val="decimal"/>
+      <w:lvlText w:val="%1."/>
+      <w:lvlJc w:val="left"/>
+      <w:pPr>
+        <w:ind w:left="360" w:hanging="360"/>
+      </w:pPr>
+      <w:rPr>
+        <w:rFonts w:hint="default"/>
+      </w:rPr>
+    </w:lvl>
+    <w:lvl w:ilvl="1" w:tplc="04090019" w:tentative="1">
+      <w:start w:val="1"/>
+      <w:numFmt w:val="lowerLetter"/>
+      <w:lvlText w:val="%2)"/>
+      <w:lvlJc w:val="left"/>
+      <w:pPr>
+        <w:ind w:left="880" w:hanging="440"/>
+      </w:pPr>
+    </w:lvl>
+    <w:lvl w:ilvl="2" w:tplc="0409001B" w:tentative="1">
+      <w:start w:val="1"/>
+      <w:numFmt w:val="lowerRoman"/>
+      <w:lvlText w:val="%3."/>
+      <w:lvlJc w:val="right"/>
+      <w:pPr>
+        <w:ind w:left="1320" w:hanging="440"/>
+      </w:pPr>
+    </w:lvl>
+    <w:lvl w:ilvl="3" w:tplc="0409000F" w:tentative="1">
+      <w:start w:val="1"/>
+      <w:numFmt w:val="decimal"/>
+      <w:lvlText w:val="%4."/>
+      <w:lvlJc w:val="left"/>
+      <w:pPr>
+        <w:ind w:left="1760" w:hanging="440"/>
+      </w:pPr>
+    </w:lvl>
+    <w:lvl w:ilvl="4" w:tplc="04090019" w:tentative="1">
+      <w:start w:val="1"/>
+      <w:numFmt w:val="lowerLetter"/>
+      <w:lvlText w:val="%5)"/>
+      <w:lvlJc w:val="left"/>
+      <w:pPr>
+        <w:ind w:left="2200" w:hanging="440"/>
+      </w:pPr>
+    </w:lvl>
+    <w:lvl w:ilvl="5" w:tplc="0409001B" w:tentative="1">
+      <w:start w:val="1"/>
+      <w:numFmt w:val="lowerRoman"/>
+      <w:lvlText w:val="%6."/>
+      <w:lvlJc w:val="right"/>
+      <w:pPr>
+        <w:ind w:left="2640" w:hanging="440"/>
+      </w:pPr>
+    </w:lvl>
+    <w:lvl w:ilvl="6" w:tplc="0409000F" w:tentative="1">
+      <w:start w:val="1"/>
+      <w:numFmt w:val="decimal"/>
+      <w:lvlText w:val="%7."/>
+      <w:lvlJc w:val="left"/>
+      <w:pPr>
+        <w:ind w:left="3080" w:hanging="440"/>
+      </w:pPr>
+    </w:lvl>
+    <w:lvl w:ilvl="7" w:tplc="04090019" w:tentative="1">
+      <w:start w:val="1"/>
+      <w:numFmt w:val="lowerLetter"/>
+      <w:lvlText w:val="%8)"/>
+      <w:lvlJc w:val="left"/>
+      <w:pPr>
+        <w:ind w:left="3520" w:hanging="440"/>
+      </w:pPr>
+    </w:lvl>
+    <w:lvl w:ilvl="8" w:tplc="0409001B" w:tentative="1">
+      <w:start w:val="1"/>
+      <w:numFmt w:val="lowerRoman"/>
+      <w:lvlText w:val="%9."/>
+      <w:lvlJc w:val="right"/>
+      <w:pPr>
+        <w:ind w:left="3960" w:hanging="440"/>
+      </w:pPr>
+    </w:lvl>
+  </w:abstractNum>
   <w:num w:numId="1" w16cid:durableId="1729380858">
     <w:abstractNumId w:val="0"/>
+  </w:num>
+  <w:num w:numId="2" w16cid:durableId="206185194">
+    <w:abstractNumId w:val="1"/>
   </w:num>
 </w:numbering>
 </file>
@@ -4106,6 +8729,7 @@
     <w:lsdException w:name="Emphasis" w:qFormat="1"/>
     <w:lsdException w:name="HTML Top of Form" w:semiHidden="1" w:uiPriority="99" w:unhideWhenUsed="1"/>
     <w:lsdException w:name="HTML Bottom of Form" w:semiHidden="1" w:uiPriority="99" w:unhideWhenUsed="1"/>
+    <w:lsdException w:name="HTML Preformatted" w:uiPriority="99"/>
     <w:lsdException w:name="Normal Table" w:semiHidden="1" w:uiPriority="99" w:unhideWhenUsed="1" w:qFormat="1"/>
     <w:lsdException w:name="No List" w:semiHidden="1" w:uiPriority="99" w:unhideWhenUsed="1"/>
     <w:lsdException w:name="Outline List 1" w:semiHidden="1" w:uiPriority="99" w:unhideWhenUsed="1"/>
@@ -4547,6 +9171,53 @@
       <w:ind w:firstLineChars="200" w:firstLine="420"/>
     </w:pPr>
   </w:style>
+  <w:style w:type="paragraph" w:styleId="HTML">
+    <w:name w:val="HTML Preformatted"/>
+    <w:basedOn w:val="a"/>
+    <w:link w:val="HTML0"/>
+    <w:uiPriority w:val="99"/>
+    <w:unhideWhenUsed/>
+    <w:rsid w:val="00B040F9"/>
+    <w:pPr>
+      <w:tabs>
+        <w:tab w:val="left" w:pos="916"/>
+        <w:tab w:val="left" w:pos="1832"/>
+        <w:tab w:val="left" w:pos="2748"/>
+        <w:tab w:val="left" w:pos="3664"/>
+        <w:tab w:val="left" w:pos="4580"/>
+        <w:tab w:val="left" w:pos="5496"/>
+        <w:tab w:val="left" w:pos="6412"/>
+        <w:tab w:val="left" w:pos="7328"/>
+        <w:tab w:val="left" w:pos="8244"/>
+        <w:tab w:val="left" w:pos="9160"/>
+        <w:tab w:val="left" w:pos="10076"/>
+        <w:tab w:val="left" w:pos="10992"/>
+        <w:tab w:val="left" w:pos="11908"/>
+        <w:tab w:val="left" w:pos="12824"/>
+        <w:tab w:val="left" w:pos="13740"/>
+        <w:tab w:val="left" w:pos="14656"/>
+      </w:tabs>
+      <w:jc w:val="left"/>
+    </w:pPr>
+    <w:rPr>
+      <w:rFonts w:ascii="宋体" w:eastAsia="宋体" w:hAnsi="宋体" w:cs="宋体"/>
+      <w:kern w:val="0"/>
+      <w:sz w:val="24"/>
+      <w:szCs w:val="24"/>
+    </w:rPr>
+  </w:style>
+  <w:style w:type="character" w:customStyle="1" w:styleId="HTML0">
+    <w:name w:val="HTML 预设格式 字符"/>
+    <w:basedOn w:val="a0"/>
+    <w:link w:val="HTML"/>
+    <w:uiPriority w:val="99"/>
+    <w:rsid w:val="00B040F9"/>
+    <w:rPr>
+      <w:rFonts w:ascii="宋体" w:hAnsi="宋体" w:cs="宋体"/>
+      <w:sz w:val="24"/>
+      <w:szCs w:val="24"/>
+    </w:rPr>
+  </w:style>
 </w:styles>
 </file>
 
